--- a/lab10/Программа и методика испытаний (шаблон).docx
+++ b/lab10/Программа и методика испытаний (шаблон).docx
@@ -1,6 +1,6 @@
 
 <file path=word/document.xml><?xml version="1.0" encoding="utf-8"?>
-<w:document xmlns:wpc="http://schemas.microsoft.com/office/word/2010/wordprocessingCanvas" xmlns:cx="http://schemas.microsoft.com/office/drawing/2014/chartex" xmlns:cx1="http://schemas.microsoft.com/office/drawing/2015/9/8/chartex" xmlns:cx2="http://schemas.microsoft.com/office/drawing/2015/10/21/chartex" xmlns:cx3="http://schemas.microsoft.com/office/drawing/2016/5/9/chartex" xmlns:cx4="http://schemas.microsoft.com/office/drawing/2016/5/10/chartex" xmlns:cx5="http://schemas.microsoft.com/office/drawing/2016/5/11/chartex" xmlns:cx6="http://schemas.microsoft.com/office/drawing/2016/5/12/chartex" xmlns:cx7="http://schemas.microsoft.com/office/drawing/2016/5/13/chartex" xmlns:cx8="http://schemas.microsoft.com/office/drawing/2016/5/14/chartex" xmlns:mc="http://schemas.openxmlformats.org/markup-compatibility/2006" xmlns:aink="http://schemas.microsoft.com/office/drawing/2016/ink" xmlns:am3d="http://schemas.microsoft.com/office/drawing/2017/model3d" xmlns:o="urn:schemas-microsoft-com:office:office" xmlns:oel="http://schemas.microsoft.com/office/2019/extlst" xmlns:r="http://schemas.openxmlformats.org/officeDocument/2006/relationships" xmlns:m="http://schemas.openxmlformats.org/officeDocument/2006/math" xmlns:v="urn:schemas-microsoft-com:vml" xmlns:wp14="http://schemas.microsoft.com/office/word/2010/wordprocessingDrawing" xmlns:wp="http://schemas.openxmlformats.org/drawingml/2006/wordprocessingDrawing" xmlns:w10="urn:schemas-microsoft-com:office:word" xmlns:w="http://schemas.openxmlformats.org/wordprocessingml/2006/main" xmlns:w14="http://schemas.microsoft.com/office/word/2010/wordml" xmlns:w15="http://schemas.microsoft.com/office/word/2012/wordml" xmlns:w16cex="http://schemas.microsoft.com/office/word/2018/wordml/cex" xmlns:w16cid="http://schemas.microsoft.com/office/word/2016/wordml/cid" xmlns:w16="http://schemas.microsoft.com/office/word/2018/wordml" xmlns:w16du="http://schemas.microsoft.com/office/word/2023/wordml/word16du" xmlns:w16sdtdh="http://schemas.microsoft.com/office/word/2020/wordml/sdtdatahash" xmlns:w16sdtfl="http://schemas.microsoft.com/office/word/2024/wordml/sdtformatlock" xmlns:w16se="http://schemas.microsoft.com/office/word/2015/wordml/symex" xmlns:wpg="http://schemas.microsoft.com/office/word/2010/wordprocessingGroup" xmlns:wpi="http://schemas.microsoft.com/office/word/2010/wordprocessingInk" xmlns:wne="http://schemas.microsoft.com/office/word/2006/wordml" xmlns:wps="http://schemas.microsoft.com/office/word/2010/wordprocessingShape" mc:Ignorable="w14 w15 w16se w16cid w16 w16cex w16sdtdh w16sdtfl w16du wp14">
+<w:document xmlns:wpc="http://schemas.microsoft.com/office/word/2010/wordprocessingCanvas" xmlns:mc="http://schemas.openxmlformats.org/markup-compatibility/2006" xmlns:o="urn:schemas-microsoft-com:office:office" xmlns:r="http://schemas.openxmlformats.org/officeDocument/2006/relationships" xmlns:m="http://schemas.openxmlformats.org/officeDocument/2006/math" xmlns:v="urn:schemas-microsoft-com:vml" xmlns:wp14="http://schemas.microsoft.com/office/word/2010/wordprocessingDrawing" xmlns:wp="http://schemas.openxmlformats.org/drawingml/2006/wordprocessingDrawing" xmlns:w="http://schemas.openxmlformats.org/wordprocessingml/2006/main" xmlns:w14="http://schemas.microsoft.com/office/word/2010/wordml" xmlns:w10="urn:schemas-microsoft-com:office:word" xmlns:w15="http://schemas.microsoft.com/office/word/2012/wordml" xmlns:wpg="http://schemas.microsoft.com/office/word/2010/wordprocessingGroup" xmlns:wpi="http://schemas.microsoft.com/office/word/2010/wordprocessingInk" xmlns:wne="http://schemas.microsoft.com/office/word/2006/wordml" xmlns:wps="http://schemas.microsoft.com/office/word/2010/wordprocessingShape" xmlns:wpsCustomData="http://www.wps.cn/officeDocument/2013/wpsCustomData" mc:Ignorable="w14 w15 wp14">
   <w:body>
     <w:p>
       <w:pPr>
@@ -34,16 +34,9 @@
           <w:szCs w:val="24"/>
           <w:lang w:eastAsia="ar-SA"/>
         </w:rPr>
-        <w:br/>
-        <w:t>Новгородский государственный университет имени Ярослава Мудрого</w:t>
-      </w:r>
-    </w:p>
-    <w:p>
-      <w:pPr>
-        <w:suppressAutoHyphens/>
-        <w:spacing w:after="200" w:line="240" w:lineRule="auto"/>
-        <w:ind w:firstLine="0"/>
-        <w:jc w:val="center"/>
+        <w:br w:type="textWrapping"/>
+      </w:r>
+      <w:r>
         <w:rPr>
           <w:rFonts w:eastAsia="Calibri" w:cs="Times New Roman"/>
           <w:bCs w:val="0"/>
@@ -51,8 +44,15 @@
           <w:szCs w:val="24"/>
           <w:lang w:eastAsia="ar-SA"/>
         </w:rPr>
-      </w:pPr>
-      <w:r>
+        <w:t>Новгородский государственный университет имени Ярослава Мудрого</w:t>
+      </w:r>
+    </w:p>
+    <w:p>
+      <w:pPr>
+        <w:suppressAutoHyphens/>
+        <w:spacing w:after="200" w:line="240" w:lineRule="auto"/>
+        <w:ind w:firstLine="0"/>
+        <w:jc w:val="center"/>
         <w:rPr>
           <w:rFonts w:eastAsia="Calibri" w:cs="Times New Roman"/>
           <w:bCs w:val="0"/>
@@ -60,8 +60,7 @@
           <w:szCs w:val="24"/>
           <w:lang w:eastAsia="ar-SA"/>
         </w:rPr>
-        <w:t>ИНСТИТУТ ЭЛЕКТРОННЫХ И ИНФОРМАЦИОННЫХ СИСТЕМ</w:t>
-      </w:r>
+      </w:pPr>
       <w:r>
         <w:rPr>
           <w:rFonts w:eastAsia="Calibri" w:cs="Times New Roman"/>
@@ -70,7 +69,26 @@
           <w:szCs w:val="24"/>
           <w:lang w:eastAsia="ar-SA"/>
         </w:rPr>
-        <w:br/>
+        <w:t>ИНСТИТУТ ЭЛЕКТРОННЫХ И ИНФОРМАЦИОННЫХ СИСТЕМ</w:t>
+      </w:r>
+      <w:r>
+        <w:rPr>
+          <w:rFonts w:eastAsia="Calibri" w:cs="Times New Roman"/>
+          <w:bCs w:val="0"/>
+          <w:sz w:val="24"/>
+          <w:szCs w:val="24"/>
+          <w:lang w:eastAsia="ar-SA"/>
+        </w:rPr>
+        <w:br w:type="textWrapping"/>
+      </w:r>
+      <w:r>
+        <w:rPr>
+          <w:rFonts w:eastAsia="Calibri" w:cs="Times New Roman"/>
+          <w:bCs w:val="0"/>
+          <w:sz w:val="24"/>
+          <w:szCs w:val="24"/>
+          <w:lang w:eastAsia="ar-SA"/>
+        </w:rPr>
         <w:t>КАФЕДРА ИНФОРМАЦИОННЫХ ТЕХНОЛОГИЙ И СИСТЕМ</w:t>
       </w:r>
     </w:p>
@@ -166,7 +184,7 @@
         <w:rPr>
           <w:szCs w:val="28"/>
         </w:rPr>
-        <w:br/>
+        <w:br w:type="textWrapping"/>
       </w:r>
       <w:r>
         <w:t>НУОП.</w:t>
@@ -247,7 +265,7 @@
         <w:t xml:space="preserve"> И.О. Фамилия</w:t>
       </w:r>
       <w:r>
-        <w:br/>
+        <w:br w:type="textWrapping"/>
       </w:r>
       <w:r>
         <w:rPr>
@@ -267,22 +285,31 @@
           <w:lang w:eastAsia="ar-SA"/>
         </w:rPr>
         <w:tab/>
-        <w:t>"</w:t>
       </w:r>
       <w:r>
         <w:rPr>
           <w:rFonts w:eastAsia="Calibri" w:cs="Times New Roman"/>
           <w:bCs w:val="0"/>
           <w:szCs w:val="28"/>
+          <w:u w:val="single"/>
           <w:lang w:eastAsia="ar-SA"/>
         </w:rPr>
-        <w:t xml:space="preserve"> </w:t>
+        <w:t>"</w:t>
       </w:r>
       <w:r>
         <w:rPr>
           <w:rFonts w:eastAsia="Calibri" w:cs="Times New Roman"/>
           <w:bCs w:val="0"/>
           <w:szCs w:val="28"/>
+          <w:lang w:eastAsia="ar-SA"/>
+        </w:rPr>
+        <w:t xml:space="preserve"> </w:t>
+      </w:r>
+      <w:r>
+        <w:rPr>
+          <w:rFonts w:eastAsia="Calibri" w:cs="Times New Roman"/>
+          <w:bCs w:val="0"/>
+          <w:szCs w:val="28"/>
           <w:u w:val="single"/>
           <w:lang w:eastAsia="ar-SA"/>
         </w:rPr>
@@ -297,16 +324,16 @@
           <w:lang w:eastAsia="ar-SA"/>
         </w:rPr>
         <w:tab/>
-        <w:t xml:space="preserve"> </w:t>
       </w:r>
       <w:r>
         <w:rPr>
           <w:rFonts w:eastAsia="Calibri" w:cs="Times New Roman"/>
           <w:bCs w:val="0"/>
           <w:szCs w:val="28"/>
+          <w:u w:val="single"/>
           <w:lang w:eastAsia="ar-SA"/>
         </w:rPr>
-        <w:t>202</w:t>
+        <w:t xml:space="preserve"> </w:t>
       </w:r>
       <w:r>
         <w:rPr>
@@ -315,7 +342,7 @@
           <w:szCs w:val="28"/>
           <w:lang w:eastAsia="ar-SA"/>
         </w:rPr>
-        <w:t>6</w:t>
+        <w:t>2026</w:t>
       </w:r>
       <w:r>
         <w:rPr>
@@ -363,7 +390,7 @@
         <w:t>Студент группы 0091(2)</w:t>
       </w:r>
       <w:r>
-        <w:br/>
+        <w:br w:type="textWrapping"/>
       </w:r>
       <w:r>
         <w:rPr>
@@ -387,7 +414,7 @@
         <w:t xml:space="preserve"> И.О. Фамилия</w:t>
       </w:r>
       <w:r>
-        <w:br/>
+        <w:br w:type="textWrapping"/>
       </w:r>
       <w:r>
         <w:rPr>
@@ -407,22 +434,31 @@
           <w:lang w:eastAsia="ar-SA"/>
         </w:rPr>
         <w:tab/>
-        <w:t>"</w:t>
       </w:r>
       <w:r>
         <w:rPr>
           <w:rFonts w:eastAsia="Calibri" w:cs="Times New Roman"/>
           <w:bCs w:val="0"/>
           <w:szCs w:val="28"/>
+          <w:u w:val="single"/>
           <w:lang w:eastAsia="ar-SA"/>
         </w:rPr>
-        <w:t xml:space="preserve"> </w:t>
+        <w:t>"</w:t>
       </w:r>
       <w:r>
         <w:rPr>
           <w:rFonts w:eastAsia="Calibri" w:cs="Times New Roman"/>
           <w:bCs w:val="0"/>
           <w:szCs w:val="28"/>
+          <w:lang w:eastAsia="ar-SA"/>
+        </w:rPr>
+        <w:t xml:space="preserve"> </w:t>
+      </w:r>
+      <w:r>
+        <w:rPr>
+          <w:rFonts w:eastAsia="Calibri" w:cs="Times New Roman"/>
+          <w:bCs w:val="0"/>
+          <w:szCs w:val="28"/>
           <w:u w:val="single"/>
           <w:lang w:eastAsia="ar-SA"/>
         </w:rPr>
@@ -437,16 +473,16 @@
           <w:lang w:eastAsia="ar-SA"/>
         </w:rPr>
         <w:tab/>
-        <w:t xml:space="preserve"> </w:t>
       </w:r>
       <w:r>
         <w:rPr>
           <w:rFonts w:eastAsia="Calibri" w:cs="Times New Roman"/>
           <w:bCs w:val="0"/>
           <w:szCs w:val="28"/>
+          <w:u w:val="single"/>
           <w:lang w:eastAsia="ar-SA"/>
         </w:rPr>
-        <w:t>202</w:t>
+        <w:t xml:space="preserve"> </w:t>
       </w:r>
       <w:r>
         <w:rPr>
@@ -455,7 +491,7 @@
           <w:szCs w:val="28"/>
           <w:lang w:eastAsia="ar-SA"/>
         </w:rPr>
-        <w:t>6</w:t>
+        <w:t>2026</w:t>
       </w:r>
       <w:r>
         <w:rPr>
@@ -552,7 +588,6 @@
         <w:jc w:val="center"/>
       </w:pPr>
       <w:r>
-        <w:lastRenderedPageBreak/>
         <w:t>Содержание</w:t>
       </w:r>
     </w:p>
@@ -565,9 +600,9 @@
     <w:sdt>
       <w:sdtPr>
         <w:rPr>
-          <w:rFonts w:asciiTheme="majorHAnsi" w:eastAsiaTheme="majorEastAsia" w:hAnsiTheme="majorHAnsi" w:cstheme="majorBidi"/>
+          <w:rFonts w:asciiTheme="majorHAnsi" w:hAnsiTheme="majorHAnsi" w:eastAsiaTheme="majorEastAsia" w:cstheme="majorBidi"/>
           <w:bCs w:val="0"/>
-          <w:color w:val="0F4761" w:themeColor="accent1" w:themeShade="BF"/>
+          <w:color w:val="104862" w:themeColor="accent1" w:themeShade="BF"/>
           <w:sz w:val="32"/>
           <w:szCs w:val="32"/>
           <w:lang w:eastAsia="ru-RU"/>
@@ -580,20 +615,25 @@
       </w:sdtPr>
       <w:sdtEndPr>
         <w:rPr>
+          <w:rFonts w:asciiTheme="majorHAnsi" w:hAnsiTheme="majorHAnsi" w:eastAsiaTheme="majorEastAsia" w:cstheme="majorBidi"/>
           <w:b/>
+          <w:bCs w:val="0"/>
+          <w:color w:val="104862" w:themeColor="accent1" w:themeShade="BF"/>
+          <w:sz w:val="32"/>
+          <w:szCs w:val="32"/>
+          <w:lang w:eastAsia="ru-RU"/>
         </w:rPr>
       </w:sdtEndPr>
       <w:sdtContent>
         <w:p>
           <w:pPr>
-            <w:pStyle w:val="11"/>
+            <w:pStyle w:val="19"/>
             <w:tabs>
               <w:tab w:val="right" w:leader="dot" w:pos="9628"/>
             </w:tabs>
             <w:rPr>
-              <w:rFonts w:asciiTheme="minorHAnsi" w:eastAsiaTheme="minorEastAsia" w:hAnsiTheme="minorHAnsi"/>
+              <w:rFonts w:asciiTheme="minorHAnsi" w:hAnsiTheme="minorHAnsi" w:eastAsiaTheme="minorEastAsia"/>
               <w:bCs w:val="0"/>
-              <w:noProof/>
               <w:kern w:val="2"/>
               <w:sz w:val="24"/>
               <w:szCs w:val="24"/>
@@ -610,74 +650,52 @@
           <w:r>
             <w:fldChar w:fldCharType="separate"/>
           </w:r>
-          <w:hyperlink w:anchor="_Toc167776898" w:history="1">
-            <w:r>
-              <w:rPr>
-                <w:rStyle w:val="ad"/>
-                <w:noProof/>
-              </w:rPr>
-              <w:t>1 Объект испытаний</w:t>
-            </w:r>
-            <w:r>
-              <w:rPr>
-                <w:noProof/>
-                <w:webHidden/>
-              </w:rPr>
-              <w:tab/>
-            </w:r>
-            <w:r>
-              <w:rPr>
-                <w:noProof/>
-                <w:webHidden/>
-              </w:rPr>
-              <w:fldChar w:fldCharType="begin"/>
-            </w:r>
-            <w:r>
-              <w:rPr>
-                <w:noProof/>
-                <w:webHidden/>
-              </w:rPr>
-              <w:instrText xml:space="preserve"> PAGEREF _Toc167776898 \h </w:instrText>
-            </w:r>
-            <w:r>
-              <w:rPr>
-                <w:noProof/>
-                <w:webHidden/>
-              </w:rPr>
-            </w:r>
-            <w:r>
-              <w:rPr>
-                <w:noProof/>
-                <w:webHidden/>
-              </w:rPr>
-              <w:fldChar w:fldCharType="separate"/>
-            </w:r>
-            <w:r>
-              <w:rPr>
-                <w:noProof/>
-                <w:webHidden/>
-              </w:rPr>
-              <w:t>3</w:t>
-            </w:r>
-            <w:r>
-              <w:rPr>
-                <w:noProof/>
-                <w:webHidden/>
-              </w:rPr>
-              <w:fldChar w:fldCharType="end"/>
-            </w:r>
-          </w:hyperlink>
+          <w:r>
+            <w:fldChar w:fldCharType="begin"/>
+          </w:r>
+          <w:r>
+            <w:instrText xml:space="preserve"> HYPERLINK \l "_Toc167776898" </w:instrText>
+          </w:r>
+          <w:r>
+            <w:fldChar w:fldCharType="separate"/>
+          </w:r>
+          <w:r>
+            <w:rPr>
+              <w:rStyle w:val="15"/>
+            </w:rPr>
+            <w:t>1 Объект испытаний</w:t>
+          </w:r>
+          <w:r>
+            <w:tab/>
+          </w:r>
+          <w:r>
+            <w:fldChar w:fldCharType="begin"/>
+          </w:r>
+          <w:r>
+            <w:instrText xml:space="preserve"> PAGEREF _Toc167776898 \h </w:instrText>
+          </w:r>
+          <w:r>
+            <w:fldChar w:fldCharType="separate"/>
+          </w:r>
+          <w:r>
+            <w:t>3</w:t>
+          </w:r>
+          <w:r>
+            <w:fldChar w:fldCharType="end"/>
+          </w:r>
+          <w:r>
+            <w:fldChar w:fldCharType="end"/>
+          </w:r>
         </w:p>
         <w:p>
           <w:pPr>
-            <w:pStyle w:val="11"/>
+            <w:pStyle w:val="19"/>
             <w:tabs>
               <w:tab w:val="right" w:leader="dot" w:pos="9628"/>
             </w:tabs>
             <w:rPr>
-              <w:rFonts w:asciiTheme="minorHAnsi" w:eastAsiaTheme="minorEastAsia" w:hAnsiTheme="minorHAnsi"/>
+              <w:rFonts w:asciiTheme="minorHAnsi" w:hAnsiTheme="minorHAnsi" w:eastAsiaTheme="minorEastAsia"/>
               <w:bCs w:val="0"/>
-              <w:noProof/>
               <w:kern w:val="2"/>
               <w:sz w:val="24"/>
               <w:szCs w:val="24"/>
@@ -685,74 +703,52 @@
               <w14:ligatures w14:val="standardContextual"/>
             </w:rPr>
           </w:pPr>
-          <w:hyperlink w:anchor="_Toc167776899" w:history="1">
-            <w:r>
-              <w:rPr>
-                <w:rStyle w:val="ad"/>
-                <w:noProof/>
-              </w:rPr>
-              <w:t>1.1 Наименование системы</w:t>
-            </w:r>
-            <w:r>
-              <w:rPr>
-                <w:noProof/>
-                <w:webHidden/>
-              </w:rPr>
-              <w:tab/>
-            </w:r>
-            <w:r>
-              <w:rPr>
-                <w:noProof/>
-                <w:webHidden/>
-              </w:rPr>
-              <w:fldChar w:fldCharType="begin"/>
-            </w:r>
-            <w:r>
-              <w:rPr>
-                <w:noProof/>
-                <w:webHidden/>
-              </w:rPr>
-              <w:instrText xml:space="preserve"> PAGEREF _Toc167776899 \h </w:instrText>
-            </w:r>
-            <w:r>
-              <w:rPr>
-                <w:noProof/>
-                <w:webHidden/>
-              </w:rPr>
-            </w:r>
-            <w:r>
-              <w:rPr>
-                <w:noProof/>
-                <w:webHidden/>
-              </w:rPr>
-              <w:fldChar w:fldCharType="separate"/>
-            </w:r>
-            <w:r>
-              <w:rPr>
-                <w:noProof/>
-                <w:webHidden/>
-              </w:rPr>
-              <w:t>3</w:t>
-            </w:r>
-            <w:r>
-              <w:rPr>
-                <w:noProof/>
-                <w:webHidden/>
-              </w:rPr>
-              <w:fldChar w:fldCharType="end"/>
-            </w:r>
-          </w:hyperlink>
+          <w:r>
+            <w:fldChar w:fldCharType="begin"/>
+          </w:r>
+          <w:r>
+            <w:instrText xml:space="preserve"> HYPERLINK \l "_Toc167776899" </w:instrText>
+          </w:r>
+          <w:r>
+            <w:fldChar w:fldCharType="separate"/>
+          </w:r>
+          <w:r>
+            <w:rPr>
+              <w:rStyle w:val="15"/>
+            </w:rPr>
+            <w:t>1.1 Наименование системы</w:t>
+          </w:r>
+          <w:r>
+            <w:tab/>
+          </w:r>
+          <w:r>
+            <w:fldChar w:fldCharType="begin"/>
+          </w:r>
+          <w:r>
+            <w:instrText xml:space="preserve"> PAGEREF _Toc167776899 \h </w:instrText>
+          </w:r>
+          <w:r>
+            <w:fldChar w:fldCharType="separate"/>
+          </w:r>
+          <w:r>
+            <w:t>3</w:t>
+          </w:r>
+          <w:r>
+            <w:fldChar w:fldCharType="end"/>
+          </w:r>
+          <w:r>
+            <w:fldChar w:fldCharType="end"/>
+          </w:r>
         </w:p>
         <w:p>
           <w:pPr>
-            <w:pStyle w:val="11"/>
+            <w:pStyle w:val="19"/>
             <w:tabs>
               <w:tab w:val="right" w:leader="dot" w:pos="9628"/>
             </w:tabs>
             <w:rPr>
-              <w:rFonts w:asciiTheme="minorHAnsi" w:eastAsiaTheme="minorEastAsia" w:hAnsiTheme="minorHAnsi"/>
+              <w:rFonts w:asciiTheme="minorHAnsi" w:hAnsiTheme="minorHAnsi" w:eastAsiaTheme="minorEastAsia"/>
               <w:bCs w:val="0"/>
-              <w:noProof/>
               <w:kern w:val="2"/>
               <w:sz w:val="24"/>
               <w:szCs w:val="24"/>
@@ -760,74 +756,52 @@
               <w14:ligatures w14:val="standardContextual"/>
             </w:rPr>
           </w:pPr>
-          <w:hyperlink w:anchor="_Toc167776900" w:history="1">
-            <w:r>
-              <w:rPr>
-                <w:rStyle w:val="ad"/>
-                <w:noProof/>
-              </w:rPr>
-              <w:t>1.2Комплектность испытываемой системы</w:t>
-            </w:r>
-            <w:r>
-              <w:rPr>
-                <w:noProof/>
-                <w:webHidden/>
-              </w:rPr>
-              <w:tab/>
-            </w:r>
-            <w:r>
-              <w:rPr>
-                <w:noProof/>
-                <w:webHidden/>
-              </w:rPr>
-              <w:fldChar w:fldCharType="begin"/>
-            </w:r>
-            <w:r>
-              <w:rPr>
-                <w:noProof/>
-                <w:webHidden/>
-              </w:rPr>
-              <w:instrText xml:space="preserve"> PAGEREF _Toc167776900 \h </w:instrText>
-            </w:r>
-            <w:r>
-              <w:rPr>
-                <w:noProof/>
-                <w:webHidden/>
-              </w:rPr>
-            </w:r>
-            <w:r>
-              <w:rPr>
-                <w:noProof/>
-                <w:webHidden/>
-              </w:rPr>
-              <w:fldChar w:fldCharType="separate"/>
-            </w:r>
-            <w:r>
-              <w:rPr>
-                <w:noProof/>
-                <w:webHidden/>
-              </w:rPr>
-              <w:t>3</w:t>
-            </w:r>
-            <w:r>
-              <w:rPr>
-                <w:noProof/>
-                <w:webHidden/>
-              </w:rPr>
-              <w:fldChar w:fldCharType="end"/>
-            </w:r>
-          </w:hyperlink>
+          <w:r>
+            <w:fldChar w:fldCharType="begin"/>
+          </w:r>
+          <w:r>
+            <w:instrText xml:space="preserve"> HYPERLINK \l "_Toc167776900" </w:instrText>
+          </w:r>
+          <w:r>
+            <w:fldChar w:fldCharType="separate"/>
+          </w:r>
+          <w:r>
+            <w:rPr>
+              <w:rStyle w:val="15"/>
+            </w:rPr>
+            <w:t>1.2Комплектность испытываемой системы</w:t>
+          </w:r>
+          <w:r>
+            <w:tab/>
+          </w:r>
+          <w:r>
+            <w:fldChar w:fldCharType="begin"/>
+          </w:r>
+          <w:r>
+            <w:instrText xml:space="preserve"> PAGEREF _Toc167776900 \h </w:instrText>
+          </w:r>
+          <w:r>
+            <w:fldChar w:fldCharType="separate"/>
+          </w:r>
+          <w:r>
+            <w:t>3</w:t>
+          </w:r>
+          <w:r>
+            <w:fldChar w:fldCharType="end"/>
+          </w:r>
+          <w:r>
+            <w:fldChar w:fldCharType="end"/>
+          </w:r>
         </w:p>
         <w:p>
           <w:pPr>
-            <w:pStyle w:val="11"/>
+            <w:pStyle w:val="19"/>
             <w:tabs>
               <w:tab w:val="right" w:leader="dot" w:pos="9628"/>
             </w:tabs>
             <w:rPr>
-              <w:rFonts w:asciiTheme="minorHAnsi" w:eastAsiaTheme="minorEastAsia" w:hAnsiTheme="minorHAnsi"/>
+              <w:rFonts w:asciiTheme="minorHAnsi" w:hAnsiTheme="minorHAnsi" w:eastAsiaTheme="minorEastAsia"/>
               <w:bCs w:val="0"/>
-              <w:noProof/>
               <w:kern w:val="2"/>
               <w:sz w:val="24"/>
               <w:szCs w:val="24"/>
@@ -835,74 +809,52 @@
               <w14:ligatures w14:val="standardContextual"/>
             </w:rPr>
           </w:pPr>
-          <w:hyperlink w:anchor="_Toc167776901" w:history="1">
-            <w:r>
-              <w:rPr>
-                <w:rStyle w:val="ad"/>
-                <w:noProof/>
-              </w:rPr>
-              <w:t>2 Цель испытаний</w:t>
-            </w:r>
-            <w:r>
-              <w:rPr>
-                <w:noProof/>
-                <w:webHidden/>
-              </w:rPr>
-              <w:tab/>
-            </w:r>
-            <w:r>
-              <w:rPr>
-                <w:noProof/>
-                <w:webHidden/>
-              </w:rPr>
-              <w:fldChar w:fldCharType="begin"/>
-            </w:r>
-            <w:r>
-              <w:rPr>
-                <w:noProof/>
-                <w:webHidden/>
-              </w:rPr>
-              <w:instrText xml:space="preserve"> PAGEREF _Toc167776901 \h </w:instrText>
-            </w:r>
-            <w:r>
-              <w:rPr>
-                <w:noProof/>
-                <w:webHidden/>
-              </w:rPr>
-            </w:r>
-            <w:r>
-              <w:rPr>
-                <w:noProof/>
-                <w:webHidden/>
-              </w:rPr>
-              <w:fldChar w:fldCharType="separate"/>
-            </w:r>
-            <w:r>
-              <w:rPr>
-                <w:noProof/>
-                <w:webHidden/>
-              </w:rPr>
-              <w:t>4</w:t>
-            </w:r>
-            <w:r>
-              <w:rPr>
-                <w:noProof/>
-                <w:webHidden/>
-              </w:rPr>
-              <w:fldChar w:fldCharType="end"/>
-            </w:r>
-          </w:hyperlink>
+          <w:r>
+            <w:fldChar w:fldCharType="begin"/>
+          </w:r>
+          <w:r>
+            <w:instrText xml:space="preserve"> HYPERLINK \l "_Toc167776901" </w:instrText>
+          </w:r>
+          <w:r>
+            <w:fldChar w:fldCharType="separate"/>
+          </w:r>
+          <w:r>
+            <w:rPr>
+              <w:rStyle w:val="15"/>
+            </w:rPr>
+            <w:t>2 Цель испытаний</w:t>
+          </w:r>
+          <w:r>
+            <w:tab/>
+          </w:r>
+          <w:r>
+            <w:fldChar w:fldCharType="begin"/>
+          </w:r>
+          <w:r>
+            <w:instrText xml:space="preserve"> PAGEREF _Toc167776901 \h </w:instrText>
+          </w:r>
+          <w:r>
+            <w:fldChar w:fldCharType="separate"/>
+          </w:r>
+          <w:r>
+            <w:t>4</w:t>
+          </w:r>
+          <w:r>
+            <w:fldChar w:fldCharType="end"/>
+          </w:r>
+          <w:r>
+            <w:fldChar w:fldCharType="end"/>
+          </w:r>
         </w:p>
         <w:p>
           <w:pPr>
-            <w:pStyle w:val="11"/>
+            <w:pStyle w:val="19"/>
             <w:tabs>
               <w:tab w:val="right" w:leader="dot" w:pos="9628"/>
             </w:tabs>
             <w:rPr>
-              <w:rFonts w:asciiTheme="minorHAnsi" w:eastAsiaTheme="minorEastAsia" w:hAnsiTheme="minorHAnsi"/>
+              <w:rFonts w:asciiTheme="minorHAnsi" w:hAnsiTheme="minorHAnsi" w:eastAsiaTheme="minorEastAsia"/>
               <w:bCs w:val="0"/>
-              <w:noProof/>
               <w:kern w:val="2"/>
               <w:sz w:val="24"/>
               <w:szCs w:val="24"/>
@@ -910,74 +862,52 @@
               <w14:ligatures w14:val="standardContextual"/>
             </w:rPr>
           </w:pPr>
-          <w:hyperlink w:anchor="_Toc167776902" w:history="1">
-            <w:r>
-              <w:rPr>
-                <w:rStyle w:val="ad"/>
-                <w:noProof/>
-              </w:rPr>
-              <w:t>3 Общие положения</w:t>
-            </w:r>
-            <w:r>
-              <w:rPr>
-                <w:noProof/>
-                <w:webHidden/>
-              </w:rPr>
-              <w:tab/>
-            </w:r>
-            <w:r>
-              <w:rPr>
-                <w:noProof/>
-                <w:webHidden/>
-              </w:rPr>
-              <w:fldChar w:fldCharType="begin"/>
-            </w:r>
-            <w:r>
-              <w:rPr>
-                <w:noProof/>
-                <w:webHidden/>
-              </w:rPr>
-              <w:instrText xml:space="preserve"> PAGEREF _Toc167776902 \h </w:instrText>
-            </w:r>
-            <w:r>
-              <w:rPr>
-                <w:noProof/>
-                <w:webHidden/>
-              </w:rPr>
-            </w:r>
-            <w:r>
-              <w:rPr>
-                <w:noProof/>
-                <w:webHidden/>
-              </w:rPr>
-              <w:fldChar w:fldCharType="separate"/>
-            </w:r>
-            <w:r>
-              <w:rPr>
-                <w:noProof/>
-                <w:webHidden/>
-              </w:rPr>
-              <w:t>5</w:t>
-            </w:r>
-            <w:r>
-              <w:rPr>
-                <w:noProof/>
-                <w:webHidden/>
-              </w:rPr>
-              <w:fldChar w:fldCharType="end"/>
-            </w:r>
-          </w:hyperlink>
+          <w:r>
+            <w:fldChar w:fldCharType="begin"/>
+          </w:r>
+          <w:r>
+            <w:instrText xml:space="preserve"> HYPERLINK \l "_Toc167776902" </w:instrText>
+          </w:r>
+          <w:r>
+            <w:fldChar w:fldCharType="separate"/>
+          </w:r>
+          <w:r>
+            <w:rPr>
+              <w:rStyle w:val="15"/>
+            </w:rPr>
+            <w:t>3 Общие положения</w:t>
+          </w:r>
+          <w:r>
+            <w:tab/>
+          </w:r>
+          <w:r>
+            <w:fldChar w:fldCharType="begin"/>
+          </w:r>
+          <w:r>
+            <w:instrText xml:space="preserve"> PAGEREF _Toc167776902 \h </w:instrText>
+          </w:r>
+          <w:r>
+            <w:fldChar w:fldCharType="separate"/>
+          </w:r>
+          <w:r>
+            <w:t>5</w:t>
+          </w:r>
+          <w:r>
+            <w:fldChar w:fldCharType="end"/>
+          </w:r>
+          <w:r>
+            <w:fldChar w:fldCharType="end"/>
+          </w:r>
         </w:p>
         <w:p>
           <w:pPr>
-            <w:pStyle w:val="11"/>
+            <w:pStyle w:val="19"/>
             <w:tabs>
               <w:tab w:val="right" w:leader="dot" w:pos="9628"/>
             </w:tabs>
             <w:rPr>
-              <w:rFonts w:asciiTheme="minorHAnsi" w:eastAsiaTheme="minorEastAsia" w:hAnsiTheme="minorHAnsi"/>
+              <w:rFonts w:asciiTheme="minorHAnsi" w:hAnsiTheme="minorHAnsi" w:eastAsiaTheme="minorEastAsia"/>
               <w:bCs w:val="0"/>
-              <w:noProof/>
               <w:kern w:val="2"/>
               <w:sz w:val="24"/>
               <w:szCs w:val="24"/>
@@ -985,74 +915,52 @@
               <w14:ligatures w14:val="standardContextual"/>
             </w:rPr>
           </w:pPr>
-          <w:hyperlink w:anchor="_Toc167776903" w:history="1">
-            <w:r>
-              <w:rPr>
-                <w:rStyle w:val="ad"/>
-                <w:noProof/>
-              </w:rPr>
-              <w:t>3.1 Перечень руководящих документов</w:t>
-            </w:r>
-            <w:r>
-              <w:rPr>
-                <w:noProof/>
-                <w:webHidden/>
-              </w:rPr>
-              <w:tab/>
-            </w:r>
-            <w:r>
-              <w:rPr>
-                <w:noProof/>
-                <w:webHidden/>
-              </w:rPr>
-              <w:fldChar w:fldCharType="begin"/>
-            </w:r>
-            <w:r>
-              <w:rPr>
-                <w:noProof/>
-                <w:webHidden/>
-              </w:rPr>
-              <w:instrText xml:space="preserve"> PAGEREF _Toc167776903 \h </w:instrText>
-            </w:r>
-            <w:r>
-              <w:rPr>
-                <w:noProof/>
-                <w:webHidden/>
-              </w:rPr>
-            </w:r>
-            <w:r>
-              <w:rPr>
-                <w:noProof/>
-                <w:webHidden/>
-              </w:rPr>
-              <w:fldChar w:fldCharType="separate"/>
-            </w:r>
-            <w:r>
-              <w:rPr>
-                <w:noProof/>
-                <w:webHidden/>
-              </w:rPr>
-              <w:t>5</w:t>
-            </w:r>
-            <w:r>
-              <w:rPr>
-                <w:noProof/>
-                <w:webHidden/>
-              </w:rPr>
-              <w:fldChar w:fldCharType="end"/>
-            </w:r>
-          </w:hyperlink>
+          <w:r>
+            <w:fldChar w:fldCharType="begin"/>
+          </w:r>
+          <w:r>
+            <w:instrText xml:space="preserve"> HYPERLINK \l "_Toc167776903" </w:instrText>
+          </w:r>
+          <w:r>
+            <w:fldChar w:fldCharType="separate"/>
+          </w:r>
+          <w:r>
+            <w:rPr>
+              <w:rStyle w:val="15"/>
+            </w:rPr>
+            <w:t>3.1 Перечень руководящих документов</w:t>
+          </w:r>
+          <w:r>
+            <w:tab/>
+          </w:r>
+          <w:r>
+            <w:fldChar w:fldCharType="begin"/>
+          </w:r>
+          <w:r>
+            <w:instrText xml:space="preserve"> PAGEREF _Toc167776903 \h </w:instrText>
+          </w:r>
+          <w:r>
+            <w:fldChar w:fldCharType="separate"/>
+          </w:r>
+          <w:r>
+            <w:t>5</w:t>
+          </w:r>
+          <w:r>
+            <w:fldChar w:fldCharType="end"/>
+          </w:r>
+          <w:r>
+            <w:fldChar w:fldCharType="end"/>
+          </w:r>
         </w:p>
         <w:p>
           <w:pPr>
-            <w:pStyle w:val="11"/>
+            <w:pStyle w:val="19"/>
             <w:tabs>
               <w:tab w:val="right" w:leader="dot" w:pos="9628"/>
             </w:tabs>
             <w:rPr>
-              <w:rFonts w:asciiTheme="minorHAnsi" w:eastAsiaTheme="minorEastAsia" w:hAnsiTheme="minorHAnsi"/>
+              <w:rFonts w:asciiTheme="minorHAnsi" w:hAnsiTheme="minorHAnsi" w:eastAsiaTheme="minorEastAsia"/>
               <w:bCs w:val="0"/>
-              <w:noProof/>
               <w:kern w:val="2"/>
               <w:sz w:val="24"/>
               <w:szCs w:val="24"/>
@@ -1060,74 +968,52 @@
               <w14:ligatures w14:val="standardContextual"/>
             </w:rPr>
           </w:pPr>
-          <w:hyperlink w:anchor="_Toc167776904" w:history="1">
-            <w:r>
-              <w:rPr>
-                <w:rStyle w:val="ad"/>
-                <w:noProof/>
-              </w:rPr>
-              <w:t>3.2 Место и продолжительность испытаний</w:t>
-            </w:r>
-            <w:r>
-              <w:rPr>
-                <w:noProof/>
-                <w:webHidden/>
-              </w:rPr>
-              <w:tab/>
-            </w:r>
-            <w:r>
-              <w:rPr>
-                <w:noProof/>
-                <w:webHidden/>
-              </w:rPr>
-              <w:fldChar w:fldCharType="begin"/>
-            </w:r>
-            <w:r>
-              <w:rPr>
-                <w:noProof/>
-                <w:webHidden/>
-              </w:rPr>
-              <w:instrText xml:space="preserve"> PAGEREF _Toc167776904 \h </w:instrText>
-            </w:r>
-            <w:r>
-              <w:rPr>
-                <w:noProof/>
-                <w:webHidden/>
-              </w:rPr>
-            </w:r>
-            <w:r>
-              <w:rPr>
-                <w:noProof/>
-                <w:webHidden/>
-              </w:rPr>
-              <w:fldChar w:fldCharType="separate"/>
-            </w:r>
-            <w:r>
-              <w:rPr>
-                <w:noProof/>
-                <w:webHidden/>
-              </w:rPr>
-              <w:t>5</w:t>
-            </w:r>
-            <w:r>
-              <w:rPr>
-                <w:noProof/>
-                <w:webHidden/>
-              </w:rPr>
-              <w:fldChar w:fldCharType="end"/>
-            </w:r>
-          </w:hyperlink>
+          <w:r>
+            <w:fldChar w:fldCharType="begin"/>
+          </w:r>
+          <w:r>
+            <w:instrText xml:space="preserve"> HYPERLINK \l "_Toc167776904" </w:instrText>
+          </w:r>
+          <w:r>
+            <w:fldChar w:fldCharType="separate"/>
+          </w:r>
+          <w:r>
+            <w:rPr>
+              <w:rStyle w:val="15"/>
+            </w:rPr>
+            <w:t>3.2 Место и продолжительность испытаний</w:t>
+          </w:r>
+          <w:r>
+            <w:tab/>
+          </w:r>
+          <w:r>
+            <w:fldChar w:fldCharType="begin"/>
+          </w:r>
+          <w:r>
+            <w:instrText xml:space="preserve"> PAGEREF _Toc167776904 \h </w:instrText>
+          </w:r>
+          <w:r>
+            <w:fldChar w:fldCharType="separate"/>
+          </w:r>
+          <w:r>
+            <w:t>5</w:t>
+          </w:r>
+          <w:r>
+            <w:fldChar w:fldCharType="end"/>
+          </w:r>
+          <w:r>
+            <w:fldChar w:fldCharType="end"/>
+          </w:r>
         </w:p>
         <w:p>
           <w:pPr>
-            <w:pStyle w:val="11"/>
+            <w:pStyle w:val="19"/>
             <w:tabs>
               <w:tab w:val="right" w:leader="dot" w:pos="9628"/>
             </w:tabs>
             <w:rPr>
-              <w:rFonts w:asciiTheme="minorHAnsi" w:eastAsiaTheme="minorEastAsia" w:hAnsiTheme="minorHAnsi"/>
+              <w:rFonts w:asciiTheme="minorHAnsi" w:hAnsiTheme="minorHAnsi" w:eastAsiaTheme="minorEastAsia"/>
               <w:bCs w:val="0"/>
-              <w:noProof/>
               <w:kern w:val="2"/>
               <w:sz w:val="24"/>
               <w:szCs w:val="24"/>
@@ -1135,74 +1021,52 @@
               <w14:ligatures w14:val="standardContextual"/>
             </w:rPr>
           </w:pPr>
-          <w:hyperlink w:anchor="_Toc167776905" w:history="1">
-            <w:r>
-              <w:rPr>
-                <w:rStyle w:val="ad"/>
-                <w:noProof/>
-              </w:rPr>
-              <w:t>3.3 Организации, участвующие в испытании</w:t>
-            </w:r>
-            <w:r>
-              <w:rPr>
-                <w:noProof/>
-                <w:webHidden/>
-              </w:rPr>
-              <w:tab/>
-            </w:r>
-            <w:r>
-              <w:rPr>
-                <w:noProof/>
-                <w:webHidden/>
-              </w:rPr>
-              <w:fldChar w:fldCharType="begin"/>
-            </w:r>
-            <w:r>
-              <w:rPr>
-                <w:noProof/>
-                <w:webHidden/>
-              </w:rPr>
-              <w:instrText xml:space="preserve"> PAGEREF _Toc167776905 \h </w:instrText>
-            </w:r>
-            <w:r>
-              <w:rPr>
-                <w:noProof/>
-                <w:webHidden/>
-              </w:rPr>
-            </w:r>
-            <w:r>
-              <w:rPr>
-                <w:noProof/>
-                <w:webHidden/>
-              </w:rPr>
-              <w:fldChar w:fldCharType="separate"/>
-            </w:r>
-            <w:r>
-              <w:rPr>
-                <w:noProof/>
-                <w:webHidden/>
-              </w:rPr>
-              <w:t>5</w:t>
-            </w:r>
-            <w:r>
-              <w:rPr>
-                <w:noProof/>
-                <w:webHidden/>
-              </w:rPr>
-              <w:fldChar w:fldCharType="end"/>
-            </w:r>
-          </w:hyperlink>
+          <w:r>
+            <w:fldChar w:fldCharType="begin"/>
+          </w:r>
+          <w:r>
+            <w:instrText xml:space="preserve"> HYPERLINK \l "_Toc167776905" </w:instrText>
+          </w:r>
+          <w:r>
+            <w:fldChar w:fldCharType="separate"/>
+          </w:r>
+          <w:r>
+            <w:rPr>
+              <w:rStyle w:val="15"/>
+            </w:rPr>
+            <w:t>3.3 Организации, участвующие в испытании</w:t>
+          </w:r>
+          <w:r>
+            <w:tab/>
+          </w:r>
+          <w:r>
+            <w:fldChar w:fldCharType="begin"/>
+          </w:r>
+          <w:r>
+            <w:instrText xml:space="preserve"> PAGEREF _Toc167776905 \h </w:instrText>
+          </w:r>
+          <w:r>
+            <w:fldChar w:fldCharType="separate"/>
+          </w:r>
+          <w:r>
+            <w:t>5</w:t>
+          </w:r>
+          <w:r>
+            <w:fldChar w:fldCharType="end"/>
+          </w:r>
+          <w:r>
+            <w:fldChar w:fldCharType="end"/>
+          </w:r>
         </w:p>
         <w:p>
           <w:pPr>
-            <w:pStyle w:val="11"/>
+            <w:pStyle w:val="19"/>
             <w:tabs>
               <w:tab w:val="right" w:leader="dot" w:pos="9628"/>
             </w:tabs>
             <w:rPr>
-              <w:rFonts w:asciiTheme="minorHAnsi" w:eastAsiaTheme="minorEastAsia" w:hAnsiTheme="minorHAnsi"/>
+              <w:rFonts w:asciiTheme="minorHAnsi" w:hAnsiTheme="minorHAnsi" w:eastAsiaTheme="minorEastAsia"/>
               <w:bCs w:val="0"/>
-              <w:noProof/>
               <w:kern w:val="2"/>
               <w:sz w:val="24"/>
               <w:szCs w:val="24"/>
@@ -1210,74 +1074,52 @@
               <w14:ligatures w14:val="standardContextual"/>
             </w:rPr>
           </w:pPr>
-          <w:hyperlink w:anchor="_Toc167776906" w:history="1">
-            <w:r>
-              <w:rPr>
-                <w:rStyle w:val="ad"/>
-                <w:noProof/>
-              </w:rPr>
-              <w:t>4 Объём испытаний</w:t>
-            </w:r>
-            <w:r>
-              <w:rPr>
-                <w:noProof/>
-                <w:webHidden/>
-              </w:rPr>
-              <w:tab/>
-            </w:r>
-            <w:r>
-              <w:rPr>
-                <w:noProof/>
-                <w:webHidden/>
-              </w:rPr>
-              <w:fldChar w:fldCharType="begin"/>
-            </w:r>
-            <w:r>
-              <w:rPr>
-                <w:noProof/>
-                <w:webHidden/>
-              </w:rPr>
-              <w:instrText xml:space="preserve"> PAGEREF _Toc167776906 \h </w:instrText>
-            </w:r>
-            <w:r>
-              <w:rPr>
-                <w:noProof/>
-                <w:webHidden/>
-              </w:rPr>
-            </w:r>
-            <w:r>
-              <w:rPr>
-                <w:noProof/>
-                <w:webHidden/>
-              </w:rPr>
-              <w:fldChar w:fldCharType="separate"/>
-            </w:r>
-            <w:r>
-              <w:rPr>
-                <w:noProof/>
-                <w:webHidden/>
-              </w:rPr>
-              <w:t>6</w:t>
-            </w:r>
-            <w:r>
-              <w:rPr>
-                <w:noProof/>
-                <w:webHidden/>
-              </w:rPr>
-              <w:fldChar w:fldCharType="end"/>
-            </w:r>
-          </w:hyperlink>
+          <w:r>
+            <w:fldChar w:fldCharType="begin"/>
+          </w:r>
+          <w:r>
+            <w:instrText xml:space="preserve"> HYPERLINK \l "_Toc167776906" </w:instrText>
+          </w:r>
+          <w:r>
+            <w:fldChar w:fldCharType="separate"/>
+          </w:r>
+          <w:r>
+            <w:rPr>
+              <w:rStyle w:val="15"/>
+            </w:rPr>
+            <w:t>4 Объём испытаний</w:t>
+          </w:r>
+          <w:r>
+            <w:tab/>
+          </w:r>
+          <w:r>
+            <w:fldChar w:fldCharType="begin"/>
+          </w:r>
+          <w:r>
+            <w:instrText xml:space="preserve"> PAGEREF _Toc167776906 \h </w:instrText>
+          </w:r>
+          <w:r>
+            <w:fldChar w:fldCharType="separate"/>
+          </w:r>
+          <w:r>
+            <w:t>6</w:t>
+          </w:r>
+          <w:r>
+            <w:fldChar w:fldCharType="end"/>
+          </w:r>
+          <w:r>
+            <w:fldChar w:fldCharType="end"/>
+          </w:r>
         </w:p>
         <w:p>
           <w:pPr>
-            <w:pStyle w:val="11"/>
+            <w:pStyle w:val="19"/>
             <w:tabs>
               <w:tab w:val="right" w:leader="dot" w:pos="9628"/>
             </w:tabs>
             <w:rPr>
-              <w:rFonts w:asciiTheme="minorHAnsi" w:eastAsiaTheme="minorEastAsia" w:hAnsiTheme="minorHAnsi"/>
+              <w:rFonts w:asciiTheme="minorHAnsi" w:hAnsiTheme="minorHAnsi" w:eastAsiaTheme="minorEastAsia"/>
               <w:bCs w:val="0"/>
-              <w:noProof/>
               <w:kern w:val="2"/>
               <w:sz w:val="24"/>
               <w:szCs w:val="24"/>
@@ -1285,74 +1127,52 @@
               <w14:ligatures w14:val="standardContextual"/>
             </w:rPr>
           </w:pPr>
-          <w:hyperlink w:anchor="_Toc167776907" w:history="1">
-            <w:r>
-              <w:rPr>
-                <w:rStyle w:val="ad"/>
-                <w:noProof/>
-              </w:rPr>
-              <w:t>4.1 Перечень этапов испытаний</w:t>
-            </w:r>
-            <w:r>
-              <w:rPr>
-                <w:noProof/>
-                <w:webHidden/>
-              </w:rPr>
-              <w:tab/>
-            </w:r>
-            <w:r>
-              <w:rPr>
-                <w:noProof/>
-                <w:webHidden/>
-              </w:rPr>
-              <w:fldChar w:fldCharType="begin"/>
-            </w:r>
-            <w:r>
-              <w:rPr>
-                <w:noProof/>
-                <w:webHidden/>
-              </w:rPr>
-              <w:instrText xml:space="preserve"> PAGEREF _Toc167776907 \h </w:instrText>
-            </w:r>
-            <w:r>
-              <w:rPr>
-                <w:noProof/>
-                <w:webHidden/>
-              </w:rPr>
-            </w:r>
-            <w:r>
-              <w:rPr>
-                <w:noProof/>
-                <w:webHidden/>
-              </w:rPr>
-              <w:fldChar w:fldCharType="separate"/>
-            </w:r>
-            <w:r>
-              <w:rPr>
-                <w:noProof/>
-                <w:webHidden/>
-              </w:rPr>
-              <w:t>6</w:t>
-            </w:r>
-            <w:r>
-              <w:rPr>
-                <w:noProof/>
-                <w:webHidden/>
-              </w:rPr>
-              <w:fldChar w:fldCharType="end"/>
-            </w:r>
-          </w:hyperlink>
+          <w:r>
+            <w:fldChar w:fldCharType="begin"/>
+          </w:r>
+          <w:r>
+            <w:instrText xml:space="preserve"> HYPERLINK \l "_Toc167776907" </w:instrText>
+          </w:r>
+          <w:r>
+            <w:fldChar w:fldCharType="separate"/>
+          </w:r>
+          <w:r>
+            <w:rPr>
+              <w:rStyle w:val="15"/>
+            </w:rPr>
+            <w:t>4.1 Перечень этапов испытаний</w:t>
+          </w:r>
+          <w:r>
+            <w:tab/>
+          </w:r>
+          <w:r>
+            <w:fldChar w:fldCharType="begin"/>
+          </w:r>
+          <w:r>
+            <w:instrText xml:space="preserve"> PAGEREF _Toc167776907 \h </w:instrText>
+          </w:r>
+          <w:r>
+            <w:fldChar w:fldCharType="separate"/>
+          </w:r>
+          <w:r>
+            <w:t>6</w:t>
+          </w:r>
+          <w:r>
+            <w:fldChar w:fldCharType="end"/>
+          </w:r>
+          <w:r>
+            <w:fldChar w:fldCharType="end"/>
+          </w:r>
         </w:p>
         <w:p>
           <w:pPr>
-            <w:pStyle w:val="11"/>
+            <w:pStyle w:val="19"/>
             <w:tabs>
               <w:tab w:val="right" w:leader="dot" w:pos="9628"/>
             </w:tabs>
             <w:rPr>
-              <w:rFonts w:asciiTheme="minorHAnsi" w:eastAsiaTheme="minorEastAsia" w:hAnsiTheme="minorHAnsi"/>
+              <w:rFonts w:asciiTheme="minorHAnsi" w:hAnsiTheme="minorHAnsi" w:eastAsiaTheme="minorEastAsia"/>
               <w:bCs w:val="0"/>
-              <w:noProof/>
               <w:kern w:val="2"/>
               <w:sz w:val="24"/>
               <w:szCs w:val="24"/>
@@ -1360,74 +1180,52 @@
               <w14:ligatures w14:val="standardContextual"/>
             </w:rPr>
           </w:pPr>
-          <w:hyperlink w:anchor="_Toc167776908" w:history="1">
-            <w:r>
-              <w:rPr>
-                <w:rStyle w:val="ad"/>
-                <w:noProof/>
-              </w:rPr>
-              <w:t>4.2 Испытания подсистем</w:t>
-            </w:r>
-            <w:r>
-              <w:rPr>
-                <w:noProof/>
-                <w:webHidden/>
-              </w:rPr>
-              <w:tab/>
-            </w:r>
-            <w:r>
-              <w:rPr>
-                <w:noProof/>
-                <w:webHidden/>
-              </w:rPr>
-              <w:fldChar w:fldCharType="begin"/>
-            </w:r>
-            <w:r>
-              <w:rPr>
-                <w:noProof/>
-                <w:webHidden/>
-              </w:rPr>
-              <w:instrText xml:space="preserve"> PAGEREF _Toc167776908 \h </w:instrText>
-            </w:r>
-            <w:r>
-              <w:rPr>
-                <w:noProof/>
-                <w:webHidden/>
-              </w:rPr>
-            </w:r>
-            <w:r>
-              <w:rPr>
-                <w:noProof/>
-                <w:webHidden/>
-              </w:rPr>
-              <w:fldChar w:fldCharType="separate"/>
-            </w:r>
-            <w:r>
-              <w:rPr>
-                <w:noProof/>
-                <w:webHidden/>
-              </w:rPr>
-              <w:t>6</w:t>
-            </w:r>
-            <w:r>
-              <w:rPr>
-                <w:noProof/>
-                <w:webHidden/>
-              </w:rPr>
-              <w:fldChar w:fldCharType="end"/>
-            </w:r>
-          </w:hyperlink>
+          <w:r>
+            <w:fldChar w:fldCharType="begin"/>
+          </w:r>
+          <w:r>
+            <w:instrText xml:space="preserve"> HYPERLINK \l "_Toc167776908" </w:instrText>
+          </w:r>
+          <w:r>
+            <w:fldChar w:fldCharType="separate"/>
+          </w:r>
+          <w:r>
+            <w:rPr>
+              <w:rStyle w:val="15"/>
+            </w:rPr>
+            <w:t>4.2 Испытания подсистем</w:t>
+          </w:r>
+          <w:r>
+            <w:tab/>
+          </w:r>
+          <w:r>
+            <w:fldChar w:fldCharType="begin"/>
+          </w:r>
+          <w:r>
+            <w:instrText xml:space="preserve"> PAGEREF _Toc167776908 \h </w:instrText>
+          </w:r>
+          <w:r>
+            <w:fldChar w:fldCharType="separate"/>
+          </w:r>
+          <w:r>
+            <w:t>6</w:t>
+          </w:r>
+          <w:r>
+            <w:fldChar w:fldCharType="end"/>
+          </w:r>
+          <w:r>
+            <w:fldChar w:fldCharType="end"/>
+          </w:r>
         </w:p>
         <w:p>
           <w:pPr>
-            <w:pStyle w:val="11"/>
+            <w:pStyle w:val="19"/>
             <w:tabs>
               <w:tab w:val="right" w:leader="dot" w:pos="9628"/>
             </w:tabs>
             <w:rPr>
-              <w:rFonts w:asciiTheme="minorHAnsi" w:eastAsiaTheme="minorEastAsia" w:hAnsiTheme="minorHAnsi"/>
+              <w:rFonts w:asciiTheme="minorHAnsi" w:hAnsiTheme="minorHAnsi" w:eastAsiaTheme="minorEastAsia"/>
               <w:bCs w:val="0"/>
-              <w:noProof/>
               <w:kern w:val="2"/>
               <w:sz w:val="24"/>
               <w:szCs w:val="24"/>
@@ -1435,74 +1233,52 @@
               <w14:ligatures w14:val="standardContextual"/>
             </w:rPr>
           </w:pPr>
-          <w:hyperlink w:anchor="_Toc167776909" w:history="1">
-            <w:r>
-              <w:rPr>
-                <w:rStyle w:val="ad"/>
-                <w:noProof/>
-              </w:rPr>
-              <w:t>5 Методика проведения испытаний</w:t>
-            </w:r>
-            <w:r>
-              <w:rPr>
-                <w:noProof/>
-                <w:webHidden/>
-              </w:rPr>
-              <w:tab/>
-            </w:r>
-            <w:r>
-              <w:rPr>
-                <w:noProof/>
-                <w:webHidden/>
-              </w:rPr>
-              <w:fldChar w:fldCharType="begin"/>
-            </w:r>
-            <w:r>
-              <w:rPr>
-                <w:noProof/>
-                <w:webHidden/>
-              </w:rPr>
-              <w:instrText xml:space="preserve"> PAGEREF _Toc167776909 \h </w:instrText>
-            </w:r>
-            <w:r>
-              <w:rPr>
-                <w:noProof/>
-                <w:webHidden/>
-              </w:rPr>
-            </w:r>
-            <w:r>
-              <w:rPr>
-                <w:noProof/>
-                <w:webHidden/>
-              </w:rPr>
-              <w:fldChar w:fldCharType="separate"/>
-            </w:r>
-            <w:r>
-              <w:rPr>
-                <w:noProof/>
-                <w:webHidden/>
-              </w:rPr>
-              <w:t>7</w:t>
-            </w:r>
-            <w:r>
-              <w:rPr>
-                <w:noProof/>
-                <w:webHidden/>
-              </w:rPr>
-              <w:fldChar w:fldCharType="end"/>
-            </w:r>
-          </w:hyperlink>
+          <w:r>
+            <w:fldChar w:fldCharType="begin"/>
+          </w:r>
+          <w:r>
+            <w:instrText xml:space="preserve"> HYPERLINK \l "_Toc167776909" </w:instrText>
+          </w:r>
+          <w:r>
+            <w:fldChar w:fldCharType="separate"/>
+          </w:r>
+          <w:r>
+            <w:rPr>
+              <w:rStyle w:val="15"/>
+            </w:rPr>
+            <w:t>5 Методика проведения испытаний</w:t>
+          </w:r>
+          <w:r>
+            <w:tab/>
+          </w:r>
+          <w:r>
+            <w:fldChar w:fldCharType="begin"/>
+          </w:r>
+          <w:r>
+            <w:instrText xml:space="preserve"> PAGEREF _Toc167776909 \h </w:instrText>
+          </w:r>
+          <w:r>
+            <w:fldChar w:fldCharType="separate"/>
+          </w:r>
+          <w:r>
+            <w:t>7</w:t>
+          </w:r>
+          <w:r>
+            <w:fldChar w:fldCharType="end"/>
+          </w:r>
+          <w:r>
+            <w:fldChar w:fldCharType="end"/>
+          </w:r>
         </w:p>
         <w:p>
           <w:pPr>
-            <w:pStyle w:val="11"/>
+            <w:pStyle w:val="19"/>
             <w:tabs>
               <w:tab w:val="right" w:leader="dot" w:pos="9628"/>
             </w:tabs>
             <w:rPr>
-              <w:rFonts w:asciiTheme="minorHAnsi" w:eastAsiaTheme="minorEastAsia" w:hAnsiTheme="minorHAnsi"/>
+              <w:rFonts w:asciiTheme="minorHAnsi" w:hAnsiTheme="minorHAnsi" w:eastAsiaTheme="minorEastAsia"/>
               <w:bCs w:val="0"/>
-              <w:noProof/>
               <w:kern w:val="2"/>
               <w:sz w:val="24"/>
               <w:szCs w:val="24"/>
@@ -1510,74 +1286,52 @@
               <w14:ligatures w14:val="standardContextual"/>
             </w:rPr>
           </w:pPr>
-          <w:hyperlink w:anchor="_Toc167776910" w:history="1">
-            <w:r>
-              <w:rPr>
-                <w:rStyle w:val="ad"/>
-                <w:noProof/>
-              </w:rPr>
-              <w:t>5.1 Методы проверки выполнения функций тест кейсами</w:t>
-            </w:r>
-            <w:r>
-              <w:rPr>
-                <w:noProof/>
-                <w:webHidden/>
-              </w:rPr>
-              <w:tab/>
-            </w:r>
-            <w:r>
-              <w:rPr>
-                <w:noProof/>
-                <w:webHidden/>
-              </w:rPr>
-              <w:fldChar w:fldCharType="begin"/>
-            </w:r>
-            <w:r>
-              <w:rPr>
-                <w:noProof/>
-                <w:webHidden/>
-              </w:rPr>
-              <w:instrText xml:space="preserve"> PAGEREF _Toc167776910 \h </w:instrText>
-            </w:r>
-            <w:r>
-              <w:rPr>
-                <w:noProof/>
-                <w:webHidden/>
-              </w:rPr>
-            </w:r>
-            <w:r>
-              <w:rPr>
-                <w:noProof/>
-                <w:webHidden/>
-              </w:rPr>
-              <w:fldChar w:fldCharType="separate"/>
-            </w:r>
-            <w:r>
-              <w:rPr>
-                <w:noProof/>
-                <w:webHidden/>
-              </w:rPr>
-              <w:t>7</w:t>
-            </w:r>
-            <w:r>
-              <w:rPr>
-                <w:noProof/>
-                <w:webHidden/>
-              </w:rPr>
-              <w:fldChar w:fldCharType="end"/>
-            </w:r>
-          </w:hyperlink>
+          <w:r>
+            <w:fldChar w:fldCharType="begin"/>
+          </w:r>
+          <w:r>
+            <w:instrText xml:space="preserve"> HYPERLINK \l "_Toc167776910" </w:instrText>
+          </w:r>
+          <w:r>
+            <w:fldChar w:fldCharType="separate"/>
+          </w:r>
+          <w:r>
+            <w:rPr>
+              <w:rStyle w:val="15"/>
+            </w:rPr>
+            <w:t>5.1 Методы проверки выполнения функций тест кейсами</w:t>
+          </w:r>
+          <w:r>
+            <w:tab/>
+          </w:r>
+          <w:r>
+            <w:fldChar w:fldCharType="begin"/>
+          </w:r>
+          <w:r>
+            <w:instrText xml:space="preserve"> PAGEREF _Toc167776910 \h </w:instrText>
+          </w:r>
+          <w:r>
+            <w:fldChar w:fldCharType="separate"/>
+          </w:r>
+          <w:r>
+            <w:t>7</w:t>
+          </w:r>
+          <w:r>
+            <w:fldChar w:fldCharType="end"/>
+          </w:r>
+          <w:r>
+            <w:fldChar w:fldCharType="end"/>
+          </w:r>
         </w:p>
         <w:p>
           <w:pPr>
-            <w:pStyle w:val="11"/>
+            <w:pStyle w:val="19"/>
             <w:tabs>
               <w:tab w:val="right" w:leader="dot" w:pos="9628"/>
             </w:tabs>
             <w:rPr>
-              <w:rFonts w:asciiTheme="minorHAnsi" w:eastAsiaTheme="minorEastAsia" w:hAnsiTheme="minorHAnsi"/>
+              <w:rFonts w:asciiTheme="minorHAnsi" w:hAnsiTheme="minorHAnsi" w:eastAsiaTheme="minorEastAsia"/>
               <w:bCs w:val="0"/>
-              <w:noProof/>
               <w:kern w:val="2"/>
               <w:sz w:val="24"/>
               <w:szCs w:val="24"/>
@@ -1585,74 +1339,52 @@
               <w14:ligatures w14:val="standardContextual"/>
             </w:rPr>
           </w:pPr>
-          <w:hyperlink w:anchor="_Toc167776911" w:history="1">
-            <w:r>
-              <w:rPr>
-                <w:rStyle w:val="ad"/>
-                <w:noProof/>
-              </w:rPr>
-              <w:t>6 Требования по испытаниям программных средств</w:t>
-            </w:r>
-            <w:r>
-              <w:rPr>
-                <w:noProof/>
-                <w:webHidden/>
-              </w:rPr>
-              <w:tab/>
-            </w:r>
-            <w:r>
-              <w:rPr>
-                <w:noProof/>
-                <w:webHidden/>
-              </w:rPr>
-              <w:fldChar w:fldCharType="begin"/>
-            </w:r>
-            <w:r>
-              <w:rPr>
-                <w:noProof/>
-                <w:webHidden/>
-              </w:rPr>
-              <w:instrText xml:space="preserve"> PAGEREF _Toc167776911 \h </w:instrText>
-            </w:r>
-            <w:r>
-              <w:rPr>
-                <w:noProof/>
-                <w:webHidden/>
-              </w:rPr>
-            </w:r>
-            <w:r>
-              <w:rPr>
-                <w:noProof/>
-                <w:webHidden/>
-              </w:rPr>
-              <w:fldChar w:fldCharType="separate"/>
-            </w:r>
-            <w:r>
-              <w:rPr>
-                <w:noProof/>
-                <w:webHidden/>
-              </w:rPr>
-              <w:t>8</w:t>
-            </w:r>
-            <w:r>
-              <w:rPr>
-                <w:noProof/>
-                <w:webHidden/>
-              </w:rPr>
-              <w:fldChar w:fldCharType="end"/>
-            </w:r>
-          </w:hyperlink>
+          <w:r>
+            <w:fldChar w:fldCharType="begin"/>
+          </w:r>
+          <w:r>
+            <w:instrText xml:space="preserve"> HYPERLINK \l "_Toc167776911" </w:instrText>
+          </w:r>
+          <w:r>
+            <w:fldChar w:fldCharType="separate"/>
+          </w:r>
+          <w:r>
+            <w:rPr>
+              <w:rStyle w:val="15"/>
+            </w:rPr>
+            <w:t>6 Требования по испытаниям программных средств</w:t>
+          </w:r>
+          <w:r>
+            <w:tab/>
+          </w:r>
+          <w:r>
+            <w:fldChar w:fldCharType="begin"/>
+          </w:r>
+          <w:r>
+            <w:instrText xml:space="preserve"> PAGEREF _Toc167776911 \h </w:instrText>
+          </w:r>
+          <w:r>
+            <w:fldChar w:fldCharType="separate"/>
+          </w:r>
+          <w:r>
+            <w:t>8</w:t>
+          </w:r>
+          <w:r>
+            <w:fldChar w:fldCharType="end"/>
+          </w:r>
+          <w:r>
+            <w:fldChar w:fldCharType="end"/>
+          </w:r>
         </w:p>
         <w:p>
           <w:pPr>
-            <w:pStyle w:val="11"/>
+            <w:pStyle w:val="19"/>
             <w:tabs>
               <w:tab w:val="right" w:leader="dot" w:pos="9628"/>
             </w:tabs>
             <w:rPr>
-              <w:rFonts w:asciiTheme="minorHAnsi" w:eastAsiaTheme="minorEastAsia" w:hAnsiTheme="minorHAnsi"/>
+              <w:rFonts w:asciiTheme="minorHAnsi" w:hAnsiTheme="minorHAnsi" w:eastAsiaTheme="minorEastAsia"/>
               <w:bCs w:val="0"/>
-              <w:noProof/>
               <w:kern w:val="2"/>
               <w:sz w:val="24"/>
               <w:szCs w:val="24"/>
@@ -1660,74 +1392,52 @@
               <w14:ligatures w14:val="standardContextual"/>
             </w:rPr>
           </w:pPr>
-          <w:hyperlink w:anchor="_Toc167776912" w:history="1">
-            <w:r>
-              <w:rPr>
-                <w:rStyle w:val="ad"/>
-                <w:noProof/>
-              </w:rPr>
-              <w:t>7 Перечень работ, проводимых после завершения испытаний</w:t>
-            </w:r>
-            <w:r>
-              <w:rPr>
-                <w:noProof/>
-                <w:webHidden/>
-              </w:rPr>
-              <w:tab/>
-            </w:r>
-            <w:r>
-              <w:rPr>
-                <w:noProof/>
-                <w:webHidden/>
-              </w:rPr>
-              <w:fldChar w:fldCharType="begin"/>
-            </w:r>
-            <w:r>
-              <w:rPr>
-                <w:noProof/>
-                <w:webHidden/>
-              </w:rPr>
-              <w:instrText xml:space="preserve"> PAGEREF _Toc167776912 \h </w:instrText>
-            </w:r>
-            <w:r>
-              <w:rPr>
-                <w:noProof/>
-                <w:webHidden/>
-              </w:rPr>
-            </w:r>
-            <w:r>
-              <w:rPr>
-                <w:noProof/>
-                <w:webHidden/>
-              </w:rPr>
-              <w:fldChar w:fldCharType="separate"/>
-            </w:r>
-            <w:r>
-              <w:rPr>
-                <w:noProof/>
-                <w:webHidden/>
-              </w:rPr>
-              <w:t>9</w:t>
-            </w:r>
-            <w:r>
-              <w:rPr>
-                <w:noProof/>
-                <w:webHidden/>
-              </w:rPr>
-              <w:fldChar w:fldCharType="end"/>
-            </w:r>
-          </w:hyperlink>
+          <w:r>
+            <w:fldChar w:fldCharType="begin"/>
+          </w:r>
+          <w:r>
+            <w:instrText xml:space="preserve"> HYPERLINK \l "_Toc167776912" </w:instrText>
+          </w:r>
+          <w:r>
+            <w:fldChar w:fldCharType="separate"/>
+          </w:r>
+          <w:r>
+            <w:rPr>
+              <w:rStyle w:val="15"/>
+            </w:rPr>
+            <w:t>7 Перечень работ, проводимых после завершения испытаний</w:t>
+          </w:r>
+          <w:r>
+            <w:tab/>
+          </w:r>
+          <w:r>
+            <w:fldChar w:fldCharType="begin"/>
+          </w:r>
+          <w:r>
+            <w:instrText xml:space="preserve"> PAGEREF _Toc167776912 \h </w:instrText>
+          </w:r>
+          <w:r>
+            <w:fldChar w:fldCharType="separate"/>
+          </w:r>
+          <w:r>
+            <w:t>9</w:t>
+          </w:r>
+          <w:r>
+            <w:fldChar w:fldCharType="end"/>
+          </w:r>
+          <w:r>
+            <w:fldChar w:fldCharType="end"/>
+          </w:r>
         </w:p>
         <w:p>
           <w:pPr>
-            <w:pStyle w:val="11"/>
+            <w:pStyle w:val="19"/>
             <w:tabs>
               <w:tab w:val="right" w:leader="dot" w:pos="9628"/>
             </w:tabs>
             <w:rPr>
-              <w:rFonts w:asciiTheme="minorHAnsi" w:eastAsiaTheme="minorEastAsia" w:hAnsiTheme="minorHAnsi"/>
+              <w:rFonts w:asciiTheme="minorHAnsi" w:hAnsiTheme="minorHAnsi" w:eastAsiaTheme="minorEastAsia"/>
               <w:bCs w:val="0"/>
-              <w:noProof/>
               <w:kern w:val="2"/>
               <w:sz w:val="24"/>
               <w:szCs w:val="24"/>
@@ -1735,74 +1445,52 @@
               <w14:ligatures w14:val="standardContextual"/>
             </w:rPr>
           </w:pPr>
-          <w:hyperlink w:anchor="_Toc167776913" w:history="1">
-            <w:r>
-              <w:rPr>
-                <w:rStyle w:val="ad"/>
-                <w:noProof/>
-              </w:rPr>
-              <w:t>8 Условия и порядок испытаний</w:t>
-            </w:r>
-            <w:r>
-              <w:rPr>
-                <w:noProof/>
-                <w:webHidden/>
-              </w:rPr>
-              <w:tab/>
-            </w:r>
-            <w:r>
-              <w:rPr>
-                <w:noProof/>
-                <w:webHidden/>
-              </w:rPr>
-              <w:fldChar w:fldCharType="begin"/>
-            </w:r>
-            <w:r>
-              <w:rPr>
-                <w:noProof/>
-                <w:webHidden/>
-              </w:rPr>
-              <w:instrText xml:space="preserve"> PAGEREF _Toc167776913 \h </w:instrText>
-            </w:r>
-            <w:r>
-              <w:rPr>
-                <w:noProof/>
-                <w:webHidden/>
-              </w:rPr>
-            </w:r>
-            <w:r>
-              <w:rPr>
-                <w:noProof/>
-                <w:webHidden/>
-              </w:rPr>
-              <w:fldChar w:fldCharType="separate"/>
-            </w:r>
-            <w:r>
-              <w:rPr>
-                <w:noProof/>
-                <w:webHidden/>
-              </w:rPr>
-              <w:t>10</w:t>
-            </w:r>
-            <w:r>
-              <w:rPr>
-                <w:noProof/>
-                <w:webHidden/>
-              </w:rPr>
-              <w:fldChar w:fldCharType="end"/>
-            </w:r>
-          </w:hyperlink>
+          <w:r>
+            <w:fldChar w:fldCharType="begin"/>
+          </w:r>
+          <w:r>
+            <w:instrText xml:space="preserve"> HYPERLINK \l "_Toc167776913" </w:instrText>
+          </w:r>
+          <w:r>
+            <w:fldChar w:fldCharType="separate"/>
+          </w:r>
+          <w:r>
+            <w:rPr>
+              <w:rStyle w:val="15"/>
+            </w:rPr>
+            <w:t>8 Условия и порядок испытаний</w:t>
+          </w:r>
+          <w:r>
+            <w:tab/>
+          </w:r>
+          <w:r>
+            <w:fldChar w:fldCharType="begin"/>
+          </w:r>
+          <w:r>
+            <w:instrText xml:space="preserve"> PAGEREF _Toc167776913 \h </w:instrText>
+          </w:r>
+          <w:r>
+            <w:fldChar w:fldCharType="separate"/>
+          </w:r>
+          <w:r>
+            <w:t>10</w:t>
+          </w:r>
+          <w:r>
+            <w:fldChar w:fldCharType="end"/>
+          </w:r>
+          <w:r>
+            <w:fldChar w:fldCharType="end"/>
+          </w:r>
         </w:p>
         <w:p>
           <w:pPr>
-            <w:pStyle w:val="11"/>
+            <w:pStyle w:val="19"/>
             <w:tabs>
               <w:tab w:val="right" w:leader="dot" w:pos="9628"/>
             </w:tabs>
             <w:rPr>
-              <w:rFonts w:asciiTheme="minorHAnsi" w:eastAsiaTheme="minorEastAsia" w:hAnsiTheme="minorHAnsi"/>
+              <w:rFonts w:asciiTheme="minorHAnsi" w:hAnsiTheme="minorHAnsi" w:eastAsiaTheme="minorEastAsia"/>
               <w:bCs w:val="0"/>
-              <w:noProof/>
               <w:kern w:val="2"/>
               <w:sz w:val="24"/>
               <w:szCs w:val="24"/>
@@ -1810,74 +1498,52 @@
               <w14:ligatures w14:val="standardContextual"/>
             </w:rPr>
           </w:pPr>
-          <w:hyperlink w:anchor="_Toc167776914" w:history="1">
-            <w:r>
-              <w:rPr>
-                <w:rStyle w:val="ad"/>
-                <w:noProof/>
-              </w:rPr>
-              <w:t>9 Отчётность</w:t>
-            </w:r>
-            <w:r>
-              <w:rPr>
-                <w:noProof/>
-                <w:webHidden/>
-              </w:rPr>
-              <w:tab/>
-            </w:r>
-            <w:r>
-              <w:rPr>
-                <w:noProof/>
-                <w:webHidden/>
-              </w:rPr>
-              <w:fldChar w:fldCharType="begin"/>
-            </w:r>
-            <w:r>
-              <w:rPr>
-                <w:noProof/>
-                <w:webHidden/>
-              </w:rPr>
-              <w:instrText xml:space="preserve"> PAGEREF _Toc167776914 \h </w:instrText>
-            </w:r>
-            <w:r>
-              <w:rPr>
-                <w:noProof/>
-                <w:webHidden/>
-              </w:rPr>
-            </w:r>
-            <w:r>
-              <w:rPr>
-                <w:noProof/>
-                <w:webHidden/>
-              </w:rPr>
-              <w:fldChar w:fldCharType="separate"/>
-            </w:r>
-            <w:r>
-              <w:rPr>
-                <w:noProof/>
-                <w:webHidden/>
-              </w:rPr>
-              <w:t>11</w:t>
-            </w:r>
-            <w:r>
-              <w:rPr>
-                <w:noProof/>
-                <w:webHidden/>
-              </w:rPr>
-              <w:fldChar w:fldCharType="end"/>
-            </w:r>
-          </w:hyperlink>
+          <w:r>
+            <w:fldChar w:fldCharType="begin"/>
+          </w:r>
+          <w:r>
+            <w:instrText xml:space="preserve"> HYPERLINK \l "_Toc167776914" </w:instrText>
+          </w:r>
+          <w:r>
+            <w:fldChar w:fldCharType="separate"/>
+          </w:r>
+          <w:r>
+            <w:rPr>
+              <w:rStyle w:val="15"/>
+            </w:rPr>
+            <w:t>9 Отчётность</w:t>
+          </w:r>
+          <w:r>
+            <w:tab/>
+          </w:r>
+          <w:r>
+            <w:fldChar w:fldCharType="begin"/>
+          </w:r>
+          <w:r>
+            <w:instrText xml:space="preserve"> PAGEREF _Toc167776914 \h </w:instrText>
+          </w:r>
+          <w:r>
+            <w:fldChar w:fldCharType="separate"/>
+          </w:r>
+          <w:r>
+            <w:t>11</w:t>
+          </w:r>
+          <w:r>
+            <w:fldChar w:fldCharType="end"/>
+          </w:r>
+          <w:r>
+            <w:fldChar w:fldCharType="end"/>
+          </w:r>
         </w:p>
         <w:p>
           <w:pPr>
-            <w:pStyle w:val="11"/>
+            <w:pStyle w:val="19"/>
             <w:tabs>
               <w:tab w:val="right" w:leader="dot" w:pos="9628"/>
             </w:tabs>
             <w:rPr>
-              <w:rFonts w:asciiTheme="minorHAnsi" w:eastAsiaTheme="minorEastAsia" w:hAnsiTheme="minorHAnsi"/>
+              <w:rFonts w:asciiTheme="minorHAnsi" w:hAnsiTheme="minorHAnsi" w:eastAsiaTheme="minorEastAsia"/>
               <w:bCs w:val="0"/>
-              <w:noProof/>
               <w:kern w:val="2"/>
               <w:sz w:val="24"/>
               <w:szCs w:val="24"/>
@@ -1885,67 +1551,46 @@
               <w14:ligatures w14:val="standardContextual"/>
             </w:rPr>
           </w:pPr>
-          <w:hyperlink w:anchor="_Toc167776915" w:history="1">
-            <w:r>
-              <w:rPr>
-                <w:rStyle w:val="ad"/>
-                <w:noProof/>
-              </w:rPr>
-              <w:t>Приложение А</w:t>
-            </w:r>
-            <w:r>
-              <w:rPr>
-                <w:noProof/>
-                <w:webHidden/>
-              </w:rPr>
-              <w:tab/>
-            </w:r>
-            <w:r>
-              <w:rPr>
-                <w:noProof/>
-                <w:webHidden/>
-              </w:rPr>
-              <w:fldChar w:fldCharType="begin"/>
-            </w:r>
-            <w:r>
-              <w:rPr>
-                <w:noProof/>
-                <w:webHidden/>
-              </w:rPr>
-              <w:instrText xml:space="preserve"> PAGEREF _Toc167776915 \h </w:instrText>
-            </w:r>
-            <w:r>
-              <w:rPr>
-                <w:noProof/>
-                <w:webHidden/>
-              </w:rPr>
-            </w:r>
-            <w:r>
-              <w:rPr>
-                <w:noProof/>
-                <w:webHidden/>
-              </w:rPr>
-              <w:fldChar w:fldCharType="separate"/>
-            </w:r>
-            <w:r>
-              <w:rPr>
-                <w:noProof/>
-                <w:webHidden/>
-              </w:rPr>
-              <w:t>12</w:t>
-            </w:r>
-            <w:r>
-              <w:rPr>
-                <w:noProof/>
-                <w:webHidden/>
-              </w:rPr>
-              <w:fldChar w:fldCharType="end"/>
-            </w:r>
-          </w:hyperlink>
+          <w:r>
+            <w:fldChar w:fldCharType="begin"/>
+          </w:r>
+          <w:r>
+            <w:instrText xml:space="preserve"> HYPERLINK \l "_Toc167776915" </w:instrText>
+          </w:r>
+          <w:r>
+            <w:fldChar w:fldCharType="separate"/>
+          </w:r>
+          <w:r>
+            <w:rPr>
+              <w:rStyle w:val="15"/>
+            </w:rPr>
+            <w:t>Приложение А</w:t>
+          </w:r>
+          <w:r>
+            <w:tab/>
+          </w:r>
+          <w:r>
+            <w:fldChar w:fldCharType="begin"/>
+          </w:r>
+          <w:r>
+            <w:instrText xml:space="preserve"> PAGEREF _Toc167776915 \h </w:instrText>
+          </w:r>
+          <w:r>
+            <w:fldChar w:fldCharType="separate"/>
+          </w:r>
+          <w:r>
+            <w:t>12</w:t>
+          </w:r>
+          <w:r>
+            <w:fldChar w:fldCharType="end"/>
+          </w:r>
+          <w:r>
+            <w:fldChar w:fldCharType="end"/>
+          </w:r>
         </w:p>
         <w:p>
           <w:pPr>
-            <w:pStyle w:val="ac"/>
+            <w:pStyle w:val="38"/>
           </w:pPr>
           <w:r>
             <w:fldChar w:fldCharType="end"/>
@@ -1978,7 +1623,7 @@
     </w:p>
     <w:p>
       <w:pPr>
-        <w:pStyle w:val="1"/>
+        <w:pStyle w:val="2"/>
       </w:pPr>
       <w:bookmarkStart w:id="0" w:name="_Toc167776898"/>
       <w:r>
@@ -1991,26 +1636,17 @@
     </w:p>
     <w:p>
       <w:pPr>
-        <w:pStyle w:val="1"/>
+        <w:pStyle w:val="2"/>
       </w:pPr>
       <w:bookmarkStart w:id="1" w:name="_Toc167776899"/>
       <w:r>
-        <w:t>1.</w:t>
-      </w:r>
-      <w:r>
-        <w:t>1 Н</w:t>
-      </w:r>
-      <w:r>
-        <w:t>аименование</w:t>
-      </w:r>
-      <w:r>
-        <w:t xml:space="preserve"> системы</w:t>
+        <w:t>1.1 Наименование системы</w:t>
       </w:r>
       <w:bookmarkEnd w:id="1"/>
     </w:p>
     <w:p>
       <w:pPr>
-        <w:pStyle w:val="1"/>
+        <w:pStyle w:val="2"/>
       </w:pPr>
     </w:p>
     <w:p>
@@ -2024,14 +1660,11 @@
     <w:p/>
     <w:p>
       <w:pPr>
-        <w:pStyle w:val="1"/>
+        <w:pStyle w:val="2"/>
       </w:pPr>
       <w:bookmarkStart w:id="2" w:name="_Toc167776900"/>
       <w:r>
-        <w:t>1.2</w:t>
-      </w:r>
-      <w:r>
-        <w:t>Комплектность испытываемой системы</w:t>
+        <w:t>1.2Комплектность испытываемой системы</w:t>
       </w:r>
       <w:bookmarkEnd w:id="2"/>
       <w:r>
@@ -2054,7 +1687,7 @@
     </w:p>
     <w:p>
       <w:pPr>
-        <w:pStyle w:val="a7"/>
+        <w:pStyle w:val="33"/>
         <w:numPr>
           <w:ilvl w:val="0"/>
           <w:numId w:val="1"/>
@@ -2067,7 +1700,7 @@
     </w:p>
     <w:p>
       <w:pPr>
-        <w:pStyle w:val="a7"/>
+        <w:pStyle w:val="33"/>
         <w:numPr>
           <w:ilvl w:val="0"/>
           <w:numId w:val="1"/>
@@ -2103,33 +1736,15 @@
         <w:rPr>
           <w:highlight w:val="yellow"/>
         </w:rPr>
-        <w:t>Используются компьютеры, один выделен для хранения данных базы данных</w:t>
-      </w:r>
+        <w:t xml:space="preserve">Используются компьютеры, один выделен для хранения данных базы данных. </w:t>
+      </w:r>
+    </w:p>
+    <w:p>
       <w:r>
         <w:rPr>
           <w:highlight w:val="yellow"/>
         </w:rPr>
-        <w:t>.</w:t>
-      </w:r>
-      <w:r>
-        <w:rPr>
-          <w:highlight w:val="yellow"/>
-        </w:rPr>
-        <w:t xml:space="preserve"> </w:t>
-      </w:r>
-    </w:p>
-    <w:p>
-      <w:r>
-        <w:rPr>
-          <w:highlight w:val="yellow"/>
-        </w:rPr>
-        <w:t xml:space="preserve">1.2.2 </w:t>
-      </w:r>
-      <w:r>
-        <w:rPr>
-          <w:highlight w:val="yellow"/>
-        </w:rPr>
-        <w:t>Технические требования системы:</w:t>
+        <w:t>1.2.2 Технические требования системы:</w:t>
       </w:r>
     </w:p>
     <w:p/>
@@ -2152,11 +1767,10 @@
     </w:p>
     <w:p>
       <w:pPr>
-        <w:pStyle w:val="1"/>
+        <w:pStyle w:val="2"/>
       </w:pPr>
       <w:bookmarkStart w:id="3" w:name="_Toc167776901"/>
       <w:r>
-        <w:lastRenderedPageBreak/>
         <w:t>2 Цель испытаний</w:t>
       </w:r>
       <w:bookmarkEnd w:id="3"/>
@@ -2190,40 +1804,21 @@
     </w:p>
     <w:p>
       <w:pPr>
-        <w:pStyle w:val="1"/>
+        <w:pStyle w:val="2"/>
       </w:pPr>
       <w:bookmarkStart w:id="4" w:name="_Toc167776902"/>
       <w:r>
-        <w:lastRenderedPageBreak/>
-        <w:t>3</w:t>
-      </w:r>
-      <w:r>
-        <w:t xml:space="preserve"> </w:t>
-      </w:r>
-      <w:r>
-        <w:t>Общие положения</w:t>
+        <w:t>3 Общие положения</w:t>
       </w:r>
       <w:bookmarkEnd w:id="4"/>
     </w:p>
     <w:p>
       <w:pPr>
-        <w:pStyle w:val="1"/>
+        <w:pStyle w:val="2"/>
       </w:pPr>
       <w:bookmarkStart w:id="5" w:name="_Toc167776903"/>
       <w:r>
-        <w:t>3</w:t>
-      </w:r>
-      <w:r>
-        <w:t xml:space="preserve">.1 </w:t>
-      </w:r>
-      <w:r>
-        <w:t xml:space="preserve">Перечень </w:t>
-      </w:r>
-      <w:r>
-        <w:t xml:space="preserve">руководящих </w:t>
-      </w:r>
-      <w:r>
-        <w:t>документов</w:t>
+        <w:t>3.1 Перечень руководящих документов</w:t>
       </w:r>
       <w:bookmarkEnd w:id="5"/>
     </w:p>
@@ -2235,7 +1830,7 @@
     </w:p>
     <w:p>
       <w:pPr>
-        <w:pStyle w:val="a7"/>
+        <w:pStyle w:val="33"/>
         <w:numPr>
           <w:ilvl w:val="0"/>
           <w:numId w:val="1"/>
@@ -2254,30 +1849,12 @@
           <w:sz w:val="28"/>
           <w:szCs w:val="28"/>
         </w:rPr>
-        <w:t xml:space="preserve">ГОСТ </w:t>
-      </w:r>
-      <w:proofErr w:type="gramStart"/>
-      <w:r>
-        <w:rPr>
-          <w:rFonts w:ascii="Times New Roman" w:hAnsi="Times New Roman" w:cs="Times New Roman"/>
-          <w:sz w:val="28"/>
-          <w:szCs w:val="28"/>
-        </w:rPr>
-        <w:t>19.201-78</w:t>
-      </w:r>
-      <w:proofErr w:type="gramEnd"/>
-      <w:r>
-        <w:rPr>
-          <w:rFonts w:ascii="Times New Roman" w:hAnsi="Times New Roman" w:cs="Times New Roman"/>
-          <w:sz w:val="28"/>
-          <w:szCs w:val="28"/>
-        </w:rPr>
-        <w:t xml:space="preserve"> Техническое задание на разработку;</w:t>
-      </w:r>
-    </w:p>
-    <w:p>
-      <w:pPr>
-        <w:pStyle w:val="a7"/>
+        <w:t>ГОСТ 19.201-78 Техническое задание на разработку;</w:t>
+      </w:r>
+    </w:p>
+    <w:p>
+      <w:pPr>
+        <w:pStyle w:val="33"/>
         <w:numPr>
           <w:ilvl w:val="0"/>
           <w:numId w:val="1"/>
@@ -2296,57 +1873,30 @@
           <w:sz w:val="28"/>
           <w:szCs w:val="28"/>
         </w:rPr>
-        <w:t xml:space="preserve">ГОСТ </w:t>
-      </w:r>
-      <w:proofErr w:type="gramStart"/>
-      <w:r>
-        <w:rPr>
-          <w:rFonts w:ascii="Times New Roman" w:hAnsi="Times New Roman" w:cs="Times New Roman"/>
-          <w:sz w:val="28"/>
-          <w:szCs w:val="28"/>
-        </w:rPr>
-        <w:t>19.301-79</w:t>
-      </w:r>
-      <w:proofErr w:type="gramEnd"/>
-      <w:r>
-        <w:rPr>
-          <w:rFonts w:ascii="Times New Roman" w:hAnsi="Times New Roman" w:cs="Times New Roman"/>
-          <w:sz w:val="28"/>
-          <w:szCs w:val="28"/>
-        </w:rPr>
-        <w:t xml:space="preserve"> Программа и методика испытаний.</w:t>
+        <w:t>ГОСТ 19.301-79 Программа и методика испытаний.</w:t>
       </w:r>
     </w:p>
     <w:p/>
     <w:p>
       <w:pPr>
-        <w:pStyle w:val="1"/>
+        <w:pStyle w:val="2"/>
       </w:pPr>
       <w:bookmarkStart w:id="6" w:name="_Toc167776904"/>
       <w:r>
-        <w:t>3</w:t>
-      </w:r>
-      <w:r>
-        <w:t>.2 Место и продолжительность испытаний</w:t>
+        <w:t>3.2 Место и продолжительность испытаний</w:t>
       </w:r>
       <w:bookmarkEnd w:id="6"/>
     </w:p>
     <w:p/>
     <w:p>
       <w:r>
-        <w:t>Место проведения испытаний г.</w:t>
-      </w:r>
-      <w:r>
-        <w:t> Великий Новгород</w:t>
-      </w:r>
-      <w:r>
-        <w:t>. Испытания проводятся согласно настоящей «Программе и методике испытаний».</w:t>
+        <w:t>Место проведения испытаний г. Великий Новгород. Испытания проводятся согласно настоящей «Программе и методике испытаний».</w:t>
       </w:r>
     </w:p>
     <w:p/>
     <w:p>
       <w:pPr>
-        <w:pStyle w:val="1"/>
+        <w:pStyle w:val="2"/>
       </w:pPr>
       <w:bookmarkStart w:id="7" w:name="_Toc167776905"/>
       <w:r>
@@ -2379,34 +1929,27 @@
     </w:p>
     <w:p>
       <w:pPr>
-        <w:pStyle w:val="1"/>
+        <w:pStyle w:val="2"/>
       </w:pPr>
       <w:bookmarkStart w:id="8" w:name="_Toc167776906"/>
       <w:r>
-        <w:lastRenderedPageBreak/>
-        <w:t>4</w:t>
-      </w:r>
-      <w:r>
-        <w:t xml:space="preserve"> Объём испытаний</w:t>
+        <w:t>4 Объём испытаний</w:t>
       </w:r>
       <w:bookmarkEnd w:id="8"/>
     </w:p>
     <w:p>
       <w:pPr>
-        <w:pStyle w:val="1"/>
+        <w:pStyle w:val="2"/>
       </w:pPr>
       <w:bookmarkStart w:id="9" w:name="_Toc167776907"/>
       <w:r>
-        <w:t>4</w:t>
-      </w:r>
-      <w:r>
-        <w:t>.1 Перечень этапов испытаний</w:t>
+        <w:t>4.1 Перечень этапов испытаний</w:t>
       </w:r>
       <w:bookmarkEnd w:id="9"/>
     </w:p>
     <w:p>
       <w:pPr>
-        <w:pStyle w:val="1"/>
+        <w:pStyle w:val="2"/>
       </w:pPr>
     </w:p>
     <w:p>
@@ -2426,7 +1969,7 @@
     </w:p>
     <w:p>
       <w:pPr>
-        <w:pStyle w:val="a7"/>
+        <w:pStyle w:val="33"/>
         <w:numPr>
           <w:ilvl w:val="0"/>
           <w:numId w:val="1"/>
@@ -2436,7 +1979,7 @@
     </w:p>
     <w:p>
       <w:pPr>
-        <w:pStyle w:val="a7"/>
+        <w:pStyle w:val="33"/>
         <w:numPr>
           <w:ilvl w:val="0"/>
           <w:numId w:val="1"/>
@@ -2446,49 +1989,34 @@
     </w:p>
     <w:p>
       <w:pPr>
-        <w:pStyle w:val="a7"/>
+        <w:pStyle w:val="33"/>
         <w:ind w:left="709"/>
       </w:pPr>
     </w:p>
     <w:p>
       <w:pPr>
-        <w:pStyle w:val="1"/>
+        <w:pStyle w:val="2"/>
       </w:pPr>
       <w:bookmarkStart w:id="10" w:name="_Toc167776908"/>
       <w:r>
-        <w:t>4</w:t>
-      </w:r>
-      <w:r>
-        <w:t xml:space="preserve">.2 </w:t>
-      </w:r>
-      <w:r>
-        <w:t>Испытания подсистем</w:t>
+        <w:t>4.2 Испытания подсистем</w:t>
       </w:r>
       <w:bookmarkEnd w:id="10"/>
     </w:p>
     <w:p/>
     <w:p>
       <w:r>
-        <w:t xml:space="preserve">4.2.1 Метод проверки </w:t>
-      </w:r>
-      <w:r>
-        <w:t>подсистемы 1</w:t>
-      </w:r>
-      <w:r>
-        <w:t>…</w:t>
-      </w:r>
-    </w:p>
-    <w:p>
-      <w:r>
-        <w:t xml:space="preserve">4.2.2 Метод проверки </w:t>
-      </w:r>
-      <w:r>
-        <w:t>подсистемы 2 …</w:t>
-      </w:r>
-    </w:p>
-    <w:p>
-      <w:pPr>
-        <w:pStyle w:val="1"/>
+        <w:t>4.2.1 Метод проверки подсистемы 1…</w:t>
+      </w:r>
+    </w:p>
+    <w:p>
+      <w:r>
+        <w:t>4.2.2 Метод проверки подсистемы 2 …</w:t>
+      </w:r>
+    </w:p>
+    <w:p>
+      <w:pPr>
+        <w:pStyle w:val="2"/>
       </w:pPr>
     </w:p>
     <w:p>
@@ -2510,40 +2038,30 @@
     </w:p>
     <w:p>
       <w:pPr>
-        <w:pStyle w:val="1"/>
+        <w:pStyle w:val="2"/>
       </w:pPr>
       <w:bookmarkStart w:id="11" w:name="_Toc167776909"/>
       <w:r>
-        <w:lastRenderedPageBreak/>
-        <w:t>5</w:t>
-      </w:r>
-      <w:r>
-        <w:t xml:space="preserve"> </w:t>
-      </w:r>
-      <w:r>
-        <w:t>Методика проведения испытаний</w:t>
+        <w:t>5 Методика проведения испытаний</w:t>
       </w:r>
       <w:bookmarkEnd w:id="11"/>
     </w:p>
     <w:p/>
     <w:p>
       <w:r>
-        <w:t>Испытания проводятся испытательной комиссией. Руководителем испытательной комиссии является руководитель подразделения</w:t>
-      </w:r>
-      <w:r>
-        <w:t>.</w:t>
-      </w:r>
-      <w:r>
-        <w:t xml:space="preserve"> Специалист, обеспечивающий функционирование специализированных рабочих мест, должен иметь достаточную общую техническую подготовку и необходимую квалификацию в соответствии с требованиями методик испытаний при работе с оборудованием, в том числе:</w:t>
-      </w:r>
-    </w:p>
-    <w:p>
-      <w:pPr>
-        <w:pStyle w:val="a7"/>
+        <w:t>Испытания проводятся испытательной комиссией. Руководителем испытательной комиссии является руководитель подразделения. Специалист, обеспечивающий функционирование специализированных рабочих мест, должен иметь достаточную общую техническую подготовку и необходимую квалификацию в соответствии с требованиями методик испытаний при работе с оборудованием, в том числе:</w:t>
+      </w:r>
+    </w:p>
+    <w:p>
+      <w:pPr>
+        <w:pStyle w:val="33"/>
         <w:numPr>
           <w:ilvl w:val="0"/>
           <w:numId w:val="2"/>
         </w:numPr>
+        <w:tabs>
+          <w:tab w:val="left" w:pos="992"/>
+        </w:tabs>
         <w:spacing w:after="0" w:line="360" w:lineRule="auto"/>
         <w:ind w:left="0" w:firstLine="709"/>
         <w:rPr>
@@ -2563,11 +2081,14 @@
     </w:p>
     <w:p>
       <w:pPr>
-        <w:pStyle w:val="a7"/>
+        <w:pStyle w:val="33"/>
         <w:numPr>
           <w:ilvl w:val="0"/>
           <w:numId w:val="2"/>
         </w:numPr>
+        <w:tabs>
+          <w:tab w:val="left" w:pos="992"/>
+        </w:tabs>
         <w:spacing w:after="0" w:line="360" w:lineRule="auto"/>
         <w:ind w:left="0" w:firstLine="709"/>
         <w:rPr>
@@ -2584,11 +2105,13 @@
         </w:rPr>
         <w:t>знать и функциональное назначение ПО.</w:t>
       </w:r>
+      <w:bookmarkStart w:id="18" w:name="_GoBack"/>
+      <w:bookmarkEnd w:id="18"/>
     </w:p>
     <w:p/>
     <w:p>
       <w:pPr>
-        <w:pStyle w:val="1"/>
+        <w:pStyle w:val="2"/>
       </w:pPr>
       <w:bookmarkStart w:id="12" w:name="_Toc167776910"/>
       <w:r>
@@ -2606,14 +2129,45 @@
         <w:ind w:firstLine="0"/>
       </w:pPr>
       <w:r>
-        <w:t>Таблица 1 Тест кейс …</w:t>
+        <w:t xml:space="preserve">Таблица 1 </w:t>
+      </w:r>
+      <w:r>
+        <w:rPr>
+          <w:rFonts w:hint="default" w:ascii="Arial" w:hAnsi="Arial" w:cs="Arial"/>
+        </w:rPr>
+        <w:t>−</w:t>
+      </w:r>
+      <w:r>
+        <w:rPr>
+          <w:rFonts w:hint="default" w:ascii="Arial" w:hAnsi="Arial" w:cs="Arial"/>
+          <w:lang w:val="ru-RU"/>
+        </w:rPr>
+        <w:t xml:space="preserve"> </w:t>
+      </w:r>
+      <w:r>
+        <w:t>Тест кейс …</w:t>
       </w:r>
     </w:p>
     <w:tbl>
       <w:tblPr>
-        <w:tblStyle w:val="ae"/>
+        <w:tblStyle w:val="17"/>
         <w:tblW w:w="0" w:type="auto"/>
-        <w:tblLook w:val="04A0" w:firstRow="1" w:lastRow="0" w:firstColumn="1" w:lastColumn="0" w:noHBand="0" w:noVBand="1"/>
+        <w:tblInd w:w="0" w:type="dxa"/>
+        <w:tblBorders>
+          <w:top w:val="single" w:color="auto" w:sz="4" w:space="0"/>
+          <w:left w:val="single" w:color="auto" w:sz="4" w:space="0"/>
+          <w:bottom w:val="single" w:color="auto" w:sz="4" w:space="0"/>
+          <w:right w:val="single" w:color="auto" w:sz="4" w:space="0"/>
+          <w:insideH w:val="single" w:color="auto" w:sz="4" w:space="0"/>
+          <w:insideV w:val="single" w:color="auto" w:sz="4" w:space="0"/>
+        </w:tblBorders>
+        <w:tblLayout w:type="autofit"/>
+        <w:tblCellMar>
+          <w:top w:w="0" w:type="dxa"/>
+          <w:left w:w="108" w:type="dxa"/>
+          <w:bottom w:w="0" w:type="dxa"/>
+          <w:right w:w="108" w:type="dxa"/>
+        </w:tblCellMar>
       </w:tblPr>
       <w:tblGrid>
         <w:gridCol w:w="704"/>
@@ -2950,18 +2504,11 @@
     </w:p>
     <w:p>
       <w:pPr>
-        <w:pStyle w:val="1"/>
+        <w:pStyle w:val="2"/>
       </w:pPr>
       <w:bookmarkStart w:id="13" w:name="_Toc167776911"/>
       <w:r>
-        <w:lastRenderedPageBreak/>
-        <w:t>6</w:t>
-      </w:r>
-      <w:r>
-        <w:t xml:space="preserve"> </w:t>
-      </w:r>
-      <w:r>
-        <w:t>Требования по испытаниям программных средств</w:t>
+        <w:t>6 Требования по испытаниям программных средств</w:t>
       </w:r>
       <w:bookmarkEnd w:id="13"/>
       <w:r>
@@ -2987,13 +2534,7 @@
         <w:rPr>
           <w:szCs w:val="28"/>
         </w:rPr>
-        <w:t xml:space="preserve">Испытания </w:t>
-      </w:r>
-      <w:r>
-        <w:rPr>
-          <w:szCs w:val="28"/>
-        </w:rPr>
-        <w:t xml:space="preserve">программных средств </w:t>
+        <w:t xml:space="preserve">Испытания программных средств </w:t>
       </w:r>
       <w:r>
         <w:rPr>
@@ -3019,7 +2560,7 @@
     </w:p>
     <w:p>
       <w:pPr>
-        <w:pStyle w:val="1"/>
+        <w:pStyle w:val="2"/>
         <w:rPr>
           <w:szCs w:val="28"/>
         </w:rPr>
@@ -3044,27 +2585,20 @@
     </w:p>
     <w:p>
       <w:pPr>
-        <w:pStyle w:val="1"/>
+        <w:pStyle w:val="2"/>
       </w:pPr>
       <w:bookmarkStart w:id="14" w:name="_Toc167776912"/>
       <w:r>
-        <w:lastRenderedPageBreak/>
-        <w:t>7</w:t>
-      </w:r>
+        <w:t>7 Перечень работ, проводимых после завершения испытаний</w:t>
+      </w:r>
+      <w:bookmarkEnd w:id="14"/>
       <w:r>
         <w:t xml:space="preserve"> </w:t>
       </w:r>
-      <w:r>
-        <w:t>Перечень работ, проводимых после завершения испытаний</w:t>
-      </w:r>
-      <w:bookmarkEnd w:id="14"/>
-      <w:r>
-        <w:t xml:space="preserve"> </w:t>
-      </w:r>
-    </w:p>
-    <w:p>
-      <w:pPr>
-        <w:pStyle w:val="1"/>
+    </w:p>
+    <w:p>
+      <w:pPr>
+        <w:pStyle w:val="2"/>
       </w:pPr>
     </w:p>
     <w:p>
@@ -3100,15 +2634,11 @@
     </w:p>
     <w:p>
       <w:pPr>
-        <w:pStyle w:val="1"/>
+        <w:pStyle w:val="2"/>
       </w:pPr>
       <w:bookmarkStart w:id="15" w:name="_Toc167776913"/>
       <w:r>
-        <w:lastRenderedPageBreak/>
-        <w:t xml:space="preserve">8 </w:t>
-      </w:r>
-      <w:r>
-        <w:t>Условия и порядок испытаний</w:t>
+        <w:t>8 Условия и порядок испытаний</w:t>
       </w:r>
       <w:bookmarkEnd w:id="15"/>
     </w:p>
@@ -3160,15 +2690,11 @@
     </w:p>
     <w:p>
       <w:pPr>
-        <w:pStyle w:val="1"/>
+        <w:pStyle w:val="2"/>
       </w:pPr>
       <w:bookmarkStart w:id="16" w:name="_Toc167776914"/>
       <w:r>
-        <w:lastRenderedPageBreak/>
-        <w:t xml:space="preserve">9 </w:t>
-      </w:r>
-      <w:r>
-        <w:t>Отчётность</w:t>
+        <w:t>9 Отчётность</w:t>
       </w:r>
       <w:bookmarkEnd w:id="16"/>
     </w:p>
@@ -3189,10 +2715,10 @@
     </w:p>
     <w:p>
       <w:pPr>
-        <w:pStyle w:val="a7"/>
+        <w:pStyle w:val="33"/>
         <w:numPr>
           <w:ilvl w:val="0"/>
-          <w:numId w:val="4"/>
+          <w:numId w:val="3"/>
         </w:numPr>
         <w:tabs>
           <w:tab w:val="left" w:pos="1134"/>
@@ -3212,39 +2738,15 @@
           <w:sz w:val="28"/>
           <w:szCs w:val="28"/>
         </w:rPr>
-        <w:t>наз</w:t>
-      </w:r>
-      <w:r>
-        <w:rPr>
-          <w:rFonts w:ascii="Times New Roman" w:hAnsi="Times New Roman" w:cs="Times New Roman"/>
-          <w:sz w:val="28"/>
-          <w:szCs w:val="28"/>
-        </w:rPr>
-        <w:t xml:space="preserve">начение испытаний номер раздела требований ТЗ, по которому проводят </w:t>
-      </w:r>
-      <w:r>
-        <w:rPr>
-          <w:rFonts w:ascii="Times New Roman" w:hAnsi="Times New Roman" w:cs="Times New Roman"/>
-          <w:sz w:val="28"/>
-          <w:szCs w:val="28"/>
-        </w:rPr>
-        <w:t>исп</w:t>
-      </w:r>
-      <w:r>
-        <w:rPr>
-          <w:rFonts w:ascii="Times New Roman" w:hAnsi="Times New Roman" w:cs="Times New Roman"/>
-          <w:sz w:val="28"/>
-          <w:szCs w:val="28"/>
-        </w:rPr>
-        <w:t>ытание;</w:t>
-      </w:r>
-    </w:p>
-    <w:p>
-      <w:pPr>
-        <w:pStyle w:val="a7"/>
+        <w:t>назначение испытаний номер раздела требований ТЗ, по которому проводят испытание;</w:t>
+      </w:r>
+    </w:p>
+    <w:p>
+      <w:pPr>
+        <w:pStyle w:val="33"/>
         <w:numPr>
           <w:ilvl w:val="0"/>
-          <w:numId w:val="4"/>
+          <w:numId w:val="3"/>
         </w:numPr>
         <w:tabs>
           <w:tab w:val="left" w:pos="1134"/>
@@ -3264,31 +2766,15 @@
           <w:sz w:val="28"/>
           <w:szCs w:val="28"/>
         </w:rPr>
-        <w:t>сос</w:t>
-      </w:r>
-      <w:r>
-        <w:rPr>
-          <w:rFonts w:ascii="Times New Roman" w:hAnsi="Times New Roman" w:cs="Times New Roman"/>
-          <w:sz w:val="28"/>
-          <w:szCs w:val="28"/>
-        </w:rPr>
-        <w:t>тав технических и программных средств, используемых при испытани</w:t>
-      </w:r>
-      <w:r>
-        <w:rPr>
-          <w:rFonts w:ascii="Times New Roman" w:hAnsi="Times New Roman" w:cs="Times New Roman"/>
-          <w:sz w:val="28"/>
-          <w:szCs w:val="28"/>
-        </w:rPr>
-        <w:t>ях;</w:t>
-      </w:r>
-    </w:p>
-    <w:p>
-      <w:pPr>
-        <w:pStyle w:val="a7"/>
+        <w:t>состав технических и программных средств, используемых при испытаниях;</w:t>
+      </w:r>
+    </w:p>
+    <w:p>
+      <w:pPr>
+        <w:pStyle w:val="33"/>
         <w:numPr>
           <w:ilvl w:val="0"/>
-          <w:numId w:val="4"/>
+          <w:numId w:val="3"/>
         </w:numPr>
         <w:tabs>
           <w:tab w:val="left" w:pos="1134"/>
@@ -3308,39 +2794,15 @@
           <w:sz w:val="28"/>
           <w:szCs w:val="28"/>
         </w:rPr>
-        <w:t>ука</w:t>
-      </w:r>
-      <w:r>
-        <w:rPr>
-          <w:rFonts w:ascii="Times New Roman" w:hAnsi="Times New Roman" w:cs="Times New Roman"/>
-          <w:sz w:val="28"/>
-          <w:szCs w:val="28"/>
-        </w:rPr>
-        <w:t>зание методик, в соответствии с которыми проводились испытания, обработк</w:t>
-      </w:r>
-      <w:r>
-        <w:rPr>
-          <w:rFonts w:ascii="Times New Roman" w:hAnsi="Times New Roman" w:cs="Times New Roman"/>
-          <w:sz w:val="28"/>
-          <w:szCs w:val="28"/>
-        </w:rPr>
-        <w:t>а и о</w:t>
-      </w:r>
-      <w:r>
-        <w:rPr>
-          <w:rFonts w:ascii="Times New Roman" w:hAnsi="Times New Roman" w:cs="Times New Roman"/>
-          <w:sz w:val="28"/>
-          <w:szCs w:val="28"/>
-        </w:rPr>
-        <w:t>ценка результатов;</w:t>
-      </w:r>
-    </w:p>
-    <w:p>
-      <w:pPr>
-        <w:pStyle w:val="a7"/>
+        <w:t>указание методик, в соответствии с которыми проводились испытания, обработка и оценка результатов;</w:t>
+      </w:r>
+    </w:p>
+    <w:p>
+      <w:pPr>
+        <w:pStyle w:val="33"/>
         <w:numPr>
           <w:ilvl w:val="0"/>
-          <w:numId w:val="4"/>
+          <w:numId w:val="3"/>
         </w:numPr>
         <w:tabs>
           <w:tab w:val="left" w:pos="1134"/>
@@ -3360,23 +2822,15 @@
           <w:sz w:val="28"/>
           <w:szCs w:val="28"/>
         </w:rPr>
-        <w:t>усл</w:t>
-      </w:r>
-      <w:r>
-        <w:rPr>
-          <w:rFonts w:ascii="Times New Roman" w:hAnsi="Times New Roman" w:cs="Times New Roman"/>
-          <w:sz w:val="28"/>
-          <w:szCs w:val="28"/>
-        </w:rPr>
-        <w:t>овия проведения испытаний и характеристики исходных данных;</w:t>
-      </w:r>
-    </w:p>
-    <w:p>
-      <w:pPr>
-        <w:pStyle w:val="a7"/>
+        <w:t>условия проведения испытаний и характеристики исходных данных;</w:t>
+      </w:r>
+    </w:p>
+    <w:p>
+      <w:pPr>
+        <w:pStyle w:val="33"/>
         <w:numPr>
           <w:ilvl w:val="0"/>
-          <w:numId w:val="4"/>
+          <w:numId w:val="3"/>
         </w:numPr>
         <w:tabs>
           <w:tab w:val="left" w:pos="1134"/>
@@ -3396,23 +2850,15 @@
           <w:sz w:val="28"/>
           <w:szCs w:val="28"/>
         </w:rPr>
-        <w:t>сре</w:t>
-      </w:r>
-      <w:r>
-        <w:rPr>
-          <w:rFonts w:ascii="Times New Roman" w:hAnsi="Times New Roman" w:cs="Times New Roman"/>
-          <w:sz w:val="28"/>
-          <w:szCs w:val="28"/>
-        </w:rPr>
-        <w:t>дства хранения и условия доступа к тестирующей программе;</w:t>
-      </w:r>
-    </w:p>
-    <w:p>
-      <w:pPr>
-        <w:pStyle w:val="a7"/>
+        <w:t>средства хранения и условия доступа к тестирующей программе;</w:t>
+      </w:r>
+    </w:p>
+    <w:p>
+      <w:pPr>
+        <w:pStyle w:val="33"/>
         <w:numPr>
           <w:ilvl w:val="0"/>
-          <w:numId w:val="4"/>
+          <w:numId w:val="3"/>
         </w:numPr>
         <w:tabs>
           <w:tab w:val="left" w:pos="1134"/>
@@ -3432,23 +2878,15 @@
           <w:sz w:val="28"/>
           <w:szCs w:val="28"/>
         </w:rPr>
-        <w:t>обо</w:t>
-      </w:r>
-      <w:r>
-        <w:rPr>
-          <w:rFonts w:ascii="Times New Roman" w:hAnsi="Times New Roman" w:cs="Times New Roman"/>
-          <w:sz w:val="28"/>
-          <w:szCs w:val="28"/>
-        </w:rPr>
-        <w:t>бщённые результаты испытаний;</w:t>
-      </w:r>
-    </w:p>
-    <w:p>
-      <w:pPr>
-        <w:pStyle w:val="a7"/>
+        <w:t>обобщённые результаты испытаний;</w:t>
+      </w:r>
+    </w:p>
+    <w:p>
+      <w:pPr>
+        <w:pStyle w:val="33"/>
         <w:numPr>
           <w:ilvl w:val="0"/>
-          <w:numId w:val="4"/>
+          <w:numId w:val="3"/>
         </w:numPr>
         <w:tabs>
           <w:tab w:val="left" w:pos="1134"/>
@@ -3468,15 +2906,7 @@
           <w:sz w:val="28"/>
           <w:szCs w:val="28"/>
         </w:rPr>
-        <w:t>выв</w:t>
-      </w:r>
-      <w:r>
-        <w:rPr>
-          <w:rFonts w:ascii="Times New Roman" w:hAnsi="Times New Roman" w:cs="Times New Roman"/>
-          <w:sz w:val="28"/>
-          <w:szCs w:val="28"/>
-        </w:rPr>
-        <w:t>оды о результатах испытаний и соответствии созданной Системы определённому разделу требований ТЗ.</w:t>
+        <w:t>выводы о результатах испытаний и соответствии созданной Системы определённому разделу требований ТЗ.</w:t>
       </w:r>
     </w:p>
     <w:p>
@@ -3503,12 +2933,11 @@
     </w:p>
     <w:p>
       <w:pPr>
-        <w:pStyle w:val="1"/>
+        <w:pStyle w:val="2"/>
         <w:jc w:val="center"/>
       </w:pPr>
       <w:bookmarkStart w:id="17" w:name="_Toc167776915"/>
       <w:r>
-        <w:lastRenderedPageBreak/>
         <w:t>Приложение А</w:t>
       </w:r>
       <w:bookmarkEnd w:id="17"/>
@@ -3543,24 +2972,12 @@
     </w:p>
     <w:p>
       <w:r>
-        <w:t xml:space="preserve">Общие сведения об испытаниях приведены в таблице </w:t>
-      </w:r>
-      <w:r>
-        <w:t>А.1</w:t>
-      </w:r>
-      <w:r>
-        <w:t xml:space="preserve">. </w:t>
-      </w:r>
-    </w:p>
-    <w:p>
-      <w:r>
-        <w:t xml:space="preserve">Результаты испытаний приведены в таблице </w:t>
-      </w:r>
-      <w:r>
-        <w:t>А.</w:t>
-      </w:r>
-      <w:r>
-        <w:t>2.</w:t>
+        <w:t xml:space="preserve">Общие сведения об испытаниях приведены в таблице А.1. </w:t>
+      </w:r>
+    </w:p>
+    <w:p>
+      <w:r>
+        <w:t>Результаты испытаний приведены в таблице А.2.</w:t>
       </w:r>
     </w:p>
     <w:p>
@@ -3578,9 +2995,24 @@
     </w:p>
     <w:tbl>
       <w:tblPr>
-        <w:tblStyle w:val="ae"/>
+        <w:tblStyle w:val="17"/>
         <w:tblW w:w="0" w:type="auto"/>
-        <w:tblLook w:val="04A0" w:firstRow="1" w:lastRow="0" w:firstColumn="1" w:lastColumn="0" w:noHBand="0" w:noVBand="1"/>
+        <w:tblInd w:w="0" w:type="dxa"/>
+        <w:tblBorders>
+          <w:top w:val="single" w:color="auto" w:sz="4" w:space="0"/>
+          <w:left w:val="single" w:color="auto" w:sz="4" w:space="0"/>
+          <w:bottom w:val="single" w:color="auto" w:sz="4" w:space="0"/>
+          <w:right w:val="single" w:color="auto" w:sz="4" w:space="0"/>
+          <w:insideH w:val="single" w:color="auto" w:sz="4" w:space="0"/>
+          <w:insideV w:val="single" w:color="auto" w:sz="4" w:space="0"/>
+        </w:tblBorders>
+        <w:tblLayout w:type="autofit"/>
+        <w:tblCellMar>
+          <w:top w:w="0" w:type="dxa"/>
+          <w:left w:w="108" w:type="dxa"/>
+          <w:bottom w:w="0" w:type="dxa"/>
+          <w:right w:w="108" w:type="dxa"/>
+        </w:tblCellMar>
       </w:tblPr>
       <w:tblGrid>
         <w:gridCol w:w="3539"/>
@@ -3589,7 +3021,7 @@
       </w:tblGrid>
       <w:tr>
         <w:trPr>
-          <w:trHeight w:val="255"/>
+          <w:trHeight w:val="255" w:hRule="atLeast"/>
         </w:trPr>
         <w:tc>
           <w:tcPr>
@@ -3657,7 +3089,7 @@
       </w:tr>
       <w:tr>
         <w:trPr>
-          <w:trHeight w:val="255"/>
+          <w:trHeight w:val="255" w:hRule="atLeast"/>
         </w:trPr>
         <w:tc>
           <w:tcPr>
@@ -3709,7 +3141,7 @@
       </w:tr>
       <w:tr>
         <w:trPr>
-          <w:trHeight w:val="255"/>
+          <w:trHeight w:val="255" w:hRule="atLeast"/>
         </w:trPr>
         <w:tc>
           <w:tcPr>
@@ -3761,7 +3193,7 @@
       </w:tr>
       <w:tr>
         <w:trPr>
-          <w:trHeight w:val="255"/>
+          <w:trHeight w:val="255" w:hRule="atLeast"/>
         </w:trPr>
         <w:tc>
           <w:tcPr>
@@ -3818,7 +3250,7 @@
       </w:tr>
       <w:tr>
         <w:trPr>
-          <w:trHeight w:val="244"/>
+          <w:trHeight w:val="244" w:hRule="atLeast"/>
         </w:trPr>
         <w:tc>
           <w:tcPr>
@@ -3889,7 +3321,7 @@
       </w:tr>
       <w:tr>
         <w:trPr>
-          <w:trHeight w:val="255"/>
+          <w:trHeight w:val="255" w:hRule="atLeast"/>
         </w:trPr>
         <w:tc>
           <w:tcPr>
@@ -3939,7 +3371,7 @@
       </w:tr>
       <w:tr>
         <w:trPr>
-          <w:trHeight w:val="255"/>
+          <w:trHeight w:val="255" w:hRule="atLeast"/>
         </w:trPr>
         <w:tc>
           <w:tcPr>
@@ -4010,7 +3442,7 @@
       </w:tr>
       <w:tr>
         <w:trPr>
-          <w:trHeight w:val="255"/>
+          <w:trHeight w:val="255" w:hRule="atLeast"/>
         </w:trPr>
         <w:tc>
           <w:tcPr>
@@ -4077,15 +3509,30 @@
     </w:p>
     <w:tbl>
       <w:tblPr>
-        <w:tblStyle w:val="ae"/>
+        <w:tblStyle w:val="17"/>
         <w:tblW w:w="0" w:type="auto"/>
-        <w:tblLook w:val="04A0" w:firstRow="1" w:lastRow="0" w:firstColumn="1" w:lastColumn="0" w:noHBand="0" w:noVBand="1"/>
+        <w:tblInd w:w="0" w:type="dxa"/>
+        <w:tblBorders>
+          <w:top w:val="single" w:color="auto" w:sz="4" w:space="0"/>
+          <w:left w:val="single" w:color="auto" w:sz="4" w:space="0"/>
+          <w:bottom w:val="single" w:color="auto" w:sz="4" w:space="0"/>
+          <w:right w:val="single" w:color="auto" w:sz="4" w:space="0"/>
+          <w:insideH w:val="single" w:color="auto" w:sz="4" w:space="0"/>
+          <w:insideV w:val="single" w:color="auto" w:sz="4" w:space="0"/>
+        </w:tblBorders>
+        <w:tblLayout w:type="autofit"/>
+        <w:tblCellMar>
+          <w:top w:w="0" w:type="dxa"/>
+          <w:left w:w="108" w:type="dxa"/>
+          <w:bottom w:w="0" w:type="dxa"/>
+          <w:right w:w="108" w:type="dxa"/>
+        </w:tblCellMar>
       </w:tblPr>
       <w:tblGrid>
         <w:gridCol w:w="485"/>
-        <w:gridCol w:w="3202"/>
+        <w:gridCol w:w="3205"/>
         <w:gridCol w:w="875"/>
-        <w:gridCol w:w="3266"/>
+        <w:gridCol w:w="3268"/>
         <w:gridCol w:w="1800"/>
       </w:tblGrid>
       <w:tr>
@@ -4473,20 +3920,20 @@
       </w:r>
     </w:p>
     <w:sectPr>
-      <w:headerReference w:type="default" r:id="rId8"/>
-      <w:pgSz w:w="11906" w:h="16838" w:code="9"/>
+      <w:headerReference r:id="rId5" w:type="default"/>
+      <w:pgSz w:w="11906" w:h="16838"/>
       <w:pgMar w:top="1134" w:right="567" w:bottom="1134" w:left="1701" w:header="709" w:footer="709" w:gutter="0"/>
-      <w:cols w:space="708"/>
+      <w:cols w:space="708" w:num="1"/>
       <w:titlePg/>
-      <w:docGrid w:linePitch="360"/>
+      <w:docGrid w:linePitch="360" w:charSpace="0"/>
     </w:sectPr>
   </w:body>
 </w:document>
 </file>
 
 <file path=word/endnotes.xml><?xml version="1.0" encoding="utf-8"?>
-<w:endnotes xmlns:wpc="http://schemas.microsoft.com/office/word/2010/wordprocessingCanvas" xmlns:cx="http://schemas.microsoft.com/office/drawing/2014/chartex" xmlns:cx1="http://schemas.microsoft.com/office/drawing/2015/9/8/chartex" xmlns:cx2="http://schemas.microsoft.com/office/drawing/2015/10/21/chartex" xmlns:cx3="http://schemas.microsoft.com/office/drawing/2016/5/9/chartex" xmlns:cx4="http://schemas.microsoft.com/office/drawing/2016/5/10/chartex" xmlns:cx5="http://schemas.microsoft.com/office/drawing/2016/5/11/chartex" xmlns:cx6="http://schemas.microsoft.com/office/drawing/2016/5/12/chartex" xmlns:cx7="http://schemas.microsoft.com/office/drawing/2016/5/13/chartex" xmlns:cx8="http://schemas.microsoft.com/office/drawing/2016/5/14/chartex" xmlns:mc="http://schemas.openxmlformats.org/markup-compatibility/2006" xmlns:aink="http://schemas.microsoft.com/office/drawing/2016/ink" xmlns:am3d="http://schemas.microsoft.com/office/drawing/2017/model3d" xmlns:o="urn:schemas-microsoft-com:office:office" xmlns:oel="http://schemas.microsoft.com/office/2019/extlst" xmlns:r="http://schemas.openxmlformats.org/officeDocument/2006/relationships" xmlns:m="http://schemas.openxmlformats.org/officeDocument/2006/math" xmlns:v="urn:schemas-microsoft-com:vml" xmlns:wp14="http://schemas.microsoft.com/office/word/2010/wordprocessingDrawing" xmlns:wp="http://schemas.openxmlformats.org/drawingml/2006/wordprocessingDrawing" xmlns:w10="urn:schemas-microsoft-com:office:word" xmlns:w="http://schemas.openxmlformats.org/wordprocessingml/2006/main" xmlns:w14="http://schemas.microsoft.com/office/word/2010/wordml" xmlns:w15="http://schemas.microsoft.com/office/word/2012/wordml" xmlns:w16cex="http://schemas.microsoft.com/office/word/2018/wordml/cex" xmlns:w16cid="http://schemas.microsoft.com/office/word/2016/wordml/cid" xmlns:w16="http://schemas.microsoft.com/office/word/2018/wordml" xmlns:w16du="http://schemas.microsoft.com/office/word/2023/wordml/word16du" xmlns:w16sdtdh="http://schemas.microsoft.com/office/word/2020/wordml/sdtdatahash" xmlns:w16sdtfl="http://schemas.microsoft.com/office/word/2024/wordml/sdtformatlock" xmlns:w16se="http://schemas.microsoft.com/office/word/2015/wordml/symex" xmlns:wpg="http://schemas.microsoft.com/office/word/2010/wordprocessingGroup" xmlns:wpi="http://schemas.microsoft.com/office/word/2010/wordprocessingInk" xmlns:wne="http://schemas.microsoft.com/office/word/2006/wordml" xmlns:wps="http://schemas.microsoft.com/office/word/2010/wordprocessingShape" mc:Ignorable="w14 w15 w16se w16cid w16 w16cex w16sdtdh w16sdtfl w16du wp14">
-  <w:endnote w:type="separator" w:id="-1">
+<w:endnotes xmlns:wpc="http://schemas.microsoft.com/office/word/2010/wordprocessingCanvas" xmlns:mc="http://schemas.openxmlformats.org/markup-compatibility/2006" xmlns:o="urn:schemas-microsoft-com:office:office" xmlns:r="http://schemas.openxmlformats.org/officeDocument/2006/relationships" xmlns:m="http://schemas.openxmlformats.org/officeDocument/2006/math" xmlns:v="urn:schemas-microsoft-com:vml" xmlns:wp14="http://schemas.microsoft.com/office/word/2010/wordprocessingDrawing" xmlns:wp="http://schemas.openxmlformats.org/drawingml/2006/wordprocessingDrawing" xmlns:w="http://schemas.openxmlformats.org/wordprocessingml/2006/main" xmlns:w14="http://schemas.microsoft.com/office/word/2010/wordml" xmlns:w15="http://schemas.microsoft.com/office/word/2012/wordml" xmlns:w10="urn:schemas-microsoft-com:office:word" xmlns:wpg="http://schemas.microsoft.com/office/word/2010/wordprocessingGroup" xmlns:wpi="http://schemas.microsoft.com/office/word/2010/wordprocessingInk" xmlns:wne="http://schemas.microsoft.com/office/word/2006/wordml" xmlns:wps="http://schemas.microsoft.com/office/word/2010/wordprocessingShape" xmlns:wpsCustomData="http://www.wps.cn/officeDocument/2013/wpsCustomData" mc:Ignorable="w14 w15 wp14">
+  <w:endnote w:type="separator" w:id="0">
     <w:p>
       <w:pPr>
         <w:spacing w:line="240" w:lineRule="auto"/>
@@ -4496,7 +3943,7 @@
       </w:r>
     </w:p>
   </w:endnote>
-  <w:endnote w:type="continuationSeparator" w:id="0">
+  <w:endnote w:type="continuationSeparator" w:id="1">
     <w:p>
       <w:pPr>
         <w:spacing w:line="240" w:lineRule="auto"/>
@@ -4510,21 +3957,21 @@
 </file>
 
 <file path=word/footnotes.xml><?xml version="1.0" encoding="utf-8"?>
-<w:footnotes xmlns:wpc="http://schemas.microsoft.com/office/word/2010/wordprocessingCanvas" xmlns:cx="http://schemas.microsoft.com/office/drawing/2014/chartex" xmlns:cx1="http://schemas.microsoft.com/office/drawing/2015/9/8/chartex" xmlns:cx2="http://schemas.microsoft.com/office/drawing/2015/10/21/chartex" xmlns:cx3="http://schemas.microsoft.com/office/drawing/2016/5/9/chartex" xmlns:cx4="http://schemas.microsoft.com/office/drawing/2016/5/10/chartex" xmlns:cx5="http://schemas.microsoft.com/office/drawing/2016/5/11/chartex" xmlns:cx6="http://schemas.microsoft.com/office/drawing/2016/5/12/chartex" xmlns:cx7="http://schemas.microsoft.com/office/drawing/2016/5/13/chartex" xmlns:cx8="http://schemas.microsoft.com/office/drawing/2016/5/14/chartex" xmlns:mc="http://schemas.openxmlformats.org/markup-compatibility/2006" xmlns:aink="http://schemas.microsoft.com/office/drawing/2016/ink" xmlns:am3d="http://schemas.microsoft.com/office/drawing/2017/model3d" xmlns:o="urn:schemas-microsoft-com:office:office" xmlns:oel="http://schemas.microsoft.com/office/2019/extlst" xmlns:r="http://schemas.openxmlformats.org/officeDocument/2006/relationships" xmlns:m="http://schemas.openxmlformats.org/officeDocument/2006/math" xmlns:v="urn:schemas-microsoft-com:vml" xmlns:wp14="http://schemas.microsoft.com/office/word/2010/wordprocessingDrawing" xmlns:wp="http://schemas.openxmlformats.org/drawingml/2006/wordprocessingDrawing" xmlns:w10="urn:schemas-microsoft-com:office:word" xmlns:w="http://schemas.openxmlformats.org/wordprocessingml/2006/main" xmlns:w14="http://schemas.microsoft.com/office/word/2010/wordml" xmlns:w15="http://schemas.microsoft.com/office/word/2012/wordml" xmlns:w16cex="http://schemas.microsoft.com/office/word/2018/wordml/cex" xmlns:w16cid="http://schemas.microsoft.com/office/word/2016/wordml/cid" xmlns:w16="http://schemas.microsoft.com/office/word/2018/wordml" xmlns:w16du="http://schemas.microsoft.com/office/word/2023/wordml/word16du" xmlns:w16sdtdh="http://schemas.microsoft.com/office/word/2020/wordml/sdtdatahash" xmlns:w16sdtfl="http://schemas.microsoft.com/office/word/2024/wordml/sdtformatlock" xmlns:w16se="http://schemas.microsoft.com/office/word/2015/wordml/symex" xmlns:wpg="http://schemas.microsoft.com/office/word/2010/wordprocessingGroup" xmlns:wpi="http://schemas.microsoft.com/office/word/2010/wordprocessingInk" xmlns:wne="http://schemas.microsoft.com/office/word/2006/wordml" xmlns:wps="http://schemas.microsoft.com/office/word/2010/wordprocessingShape" mc:Ignorable="w14 w15 w16se w16cid w16 w16cex w16sdtdh w16sdtfl w16du wp14">
-  <w:footnote w:type="separator" w:id="-1">
-    <w:p>
-      <w:pPr>
-        <w:spacing w:line="240" w:lineRule="auto"/>
+<w:footnotes xmlns:wpc="http://schemas.microsoft.com/office/word/2010/wordprocessingCanvas" xmlns:mc="http://schemas.openxmlformats.org/markup-compatibility/2006" xmlns:o="urn:schemas-microsoft-com:office:office" xmlns:r="http://schemas.openxmlformats.org/officeDocument/2006/relationships" xmlns:m="http://schemas.openxmlformats.org/officeDocument/2006/math" xmlns:v="urn:schemas-microsoft-com:vml" xmlns:wp14="http://schemas.microsoft.com/office/word/2010/wordprocessingDrawing" xmlns:wp="http://schemas.openxmlformats.org/drawingml/2006/wordprocessingDrawing" xmlns:w="http://schemas.openxmlformats.org/wordprocessingml/2006/main" xmlns:w14="http://schemas.microsoft.com/office/word/2010/wordml" xmlns:w15="http://schemas.microsoft.com/office/word/2012/wordml" xmlns:w10="urn:schemas-microsoft-com:office:word" xmlns:wpg="http://schemas.microsoft.com/office/word/2010/wordprocessingGroup" xmlns:wpi="http://schemas.microsoft.com/office/word/2010/wordprocessingInk" xmlns:wne="http://schemas.microsoft.com/office/word/2006/wordml" xmlns:wps="http://schemas.microsoft.com/office/word/2010/wordprocessingShape" xmlns:wpsCustomData="http://www.wps.cn/officeDocument/2013/wpsCustomData" mc:Ignorable="w14 w15 wp14">
+  <w:footnote w:type="separator" w:id="0">
+    <w:p>
+      <w:pPr>
+        <w:spacing w:before="0" w:after="0" w:line="360" w:lineRule="auto"/>
       </w:pPr>
       <w:r>
         <w:separator/>
       </w:r>
     </w:p>
   </w:footnote>
-  <w:footnote w:type="continuationSeparator" w:id="0">
-    <w:p>
-      <w:pPr>
-        <w:spacing w:line="240" w:lineRule="auto"/>
+  <w:footnote w:type="continuationSeparator" w:id="1">
+    <w:p>
+      <w:pPr>
+        <w:spacing w:before="0" w:after="0" w:line="360" w:lineRule="auto"/>
       </w:pPr>
       <w:r>
         <w:continuationSeparator/>
@@ -4535,27 +3982,25 @@
 </file>
 
 <file path=word/header1.xml><?xml version="1.0" encoding="utf-8"?>
-<w:hdr xmlns:wpc="http://schemas.microsoft.com/office/word/2010/wordprocessingCanvas" xmlns:cx="http://schemas.microsoft.com/office/drawing/2014/chartex" xmlns:cx1="http://schemas.microsoft.com/office/drawing/2015/9/8/chartex" xmlns:cx2="http://schemas.microsoft.com/office/drawing/2015/10/21/chartex" xmlns:cx3="http://schemas.microsoft.com/office/drawing/2016/5/9/chartex" xmlns:cx4="http://schemas.microsoft.com/office/drawing/2016/5/10/chartex" xmlns:cx5="http://schemas.microsoft.com/office/drawing/2016/5/11/chartex" xmlns:cx6="http://schemas.microsoft.com/office/drawing/2016/5/12/chartex" xmlns:cx7="http://schemas.microsoft.com/office/drawing/2016/5/13/chartex" xmlns:cx8="http://schemas.microsoft.com/office/drawing/2016/5/14/chartex" xmlns:mc="http://schemas.openxmlformats.org/markup-compatibility/2006" xmlns:aink="http://schemas.microsoft.com/office/drawing/2016/ink" xmlns:am3d="http://schemas.microsoft.com/office/drawing/2017/model3d" xmlns:o="urn:schemas-microsoft-com:office:office" xmlns:oel="http://schemas.microsoft.com/office/2019/extlst" xmlns:r="http://schemas.openxmlformats.org/officeDocument/2006/relationships" xmlns:m="http://schemas.openxmlformats.org/officeDocument/2006/math" xmlns:v="urn:schemas-microsoft-com:vml" xmlns:wp14="http://schemas.microsoft.com/office/word/2010/wordprocessingDrawing" xmlns:wp="http://schemas.openxmlformats.org/drawingml/2006/wordprocessingDrawing" xmlns:w10="urn:schemas-microsoft-com:office:word" xmlns:w="http://schemas.openxmlformats.org/wordprocessingml/2006/main" xmlns:w14="http://schemas.microsoft.com/office/word/2010/wordml" xmlns:w15="http://schemas.microsoft.com/office/word/2012/wordml" xmlns:w16cex="http://schemas.microsoft.com/office/word/2018/wordml/cex" xmlns:w16cid="http://schemas.microsoft.com/office/word/2016/wordml/cid" xmlns:w16="http://schemas.microsoft.com/office/word/2018/wordml" xmlns:w16du="http://schemas.microsoft.com/office/word/2023/wordml/word16du" xmlns:w16sdtdh="http://schemas.microsoft.com/office/word/2020/wordml/sdtdatahash" xmlns:w16sdtfl="http://schemas.microsoft.com/office/word/2024/wordml/sdtformatlock" xmlns:w16se="http://schemas.microsoft.com/office/word/2015/wordml/symex" xmlns:wpg="http://schemas.microsoft.com/office/word/2010/wordprocessingGroup" xmlns:wpi="http://schemas.microsoft.com/office/word/2010/wordprocessingInk" xmlns:wne="http://schemas.microsoft.com/office/word/2006/wordml" xmlns:wps="http://schemas.microsoft.com/office/word/2010/wordprocessingShape" mc:Ignorable="w14 w15 w16se w16cid w16 w16cex w16sdtdh w16sdtfl w16du wp14">
+<w:hdr xmlns:wpc="http://schemas.microsoft.com/office/word/2010/wordprocessingCanvas" xmlns:mc="http://schemas.openxmlformats.org/markup-compatibility/2006" xmlns:o="urn:schemas-microsoft-com:office:office" xmlns:r="http://schemas.openxmlformats.org/officeDocument/2006/relationships" xmlns:m="http://schemas.openxmlformats.org/officeDocument/2006/math" xmlns:v="urn:schemas-microsoft-com:vml" xmlns:wp14="http://schemas.microsoft.com/office/word/2010/wordprocessingDrawing" xmlns:wp="http://schemas.openxmlformats.org/drawingml/2006/wordprocessingDrawing" xmlns:w10="urn:schemas-microsoft-com:office:word" xmlns:w="http://schemas.openxmlformats.org/wordprocessingml/2006/main" xmlns:w14="http://schemas.microsoft.com/office/word/2010/wordml" xmlns:w15="http://schemas.microsoft.com/office/word/2012/wordml" xmlns:wpg="http://schemas.microsoft.com/office/word/2010/wordprocessingGroup" xmlns:wpi="http://schemas.microsoft.com/office/word/2010/wordprocessingInk" xmlns:wne="http://schemas.microsoft.com/office/word/2006/wordml" xmlns:wps="http://schemas.microsoft.com/office/word/2010/wordprocessingShape" xmlns:wpsCustomData="http://www.wps.cn/officeDocument/2013/wpsCustomData" mc:Ignorable="w14 w15 wp14">
   <w:sdt>
     <w:sdtPr>
       <w:id w:val="678160563"/>
       <w:docPartObj>
-        <w:docPartGallery w:val="Page Numbers (Top of Page)"/>
-        <w:docPartUnique/>
+        <w:docPartGallery w:val="AutoText"/>
       </w:docPartObj>
     </w:sdtPr>
-    <w:sdtEndPr/>
     <w:sdtContent>
       <w:p>
         <w:pPr>
-          <w:pStyle w:val="af"/>
+          <w:pStyle w:val="14"/>
           <w:jc w:val="right"/>
         </w:pPr>
         <w:r>
           <w:fldChar w:fldCharType="begin"/>
         </w:r>
         <w:r>
-          <w:instrText>PAGE   \* MERGEFORMAT</w:instrText>
+          <w:instrText xml:space="preserve">PAGE   \* MERGEFORMAT</w:instrText>
         </w:r>
         <w:r>
           <w:fldChar w:fldCharType="separate"/>
@@ -4573,12 +4018,12 @@
 </file>
 
 <file path=word/numbering.xml><?xml version="1.0" encoding="utf-8"?>
-<w:numbering xmlns:wpc="http://schemas.microsoft.com/office/word/2010/wordprocessingCanvas" xmlns:cx="http://schemas.microsoft.com/office/drawing/2014/chartex" xmlns:cx1="http://schemas.microsoft.com/office/drawing/2015/9/8/chartex" xmlns:cx2="http://schemas.microsoft.com/office/drawing/2015/10/21/chartex" xmlns:cx3="http://schemas.microsoft.com/office/drawing/2016/5/9/chartex" xmlns:cx4="http://schemas.microsoft.com/office/drawing/2016/5/10/chartex" xmlns:cx5="http://schemas.microsoft.com/office/drawing/2016/5/11/chartex" xmlns:cx6="http://schemas.microsoft.com/office/drawing/2016/5/12/chartex" xmlns:cx7="http://schemas.microsoft.com/office/drawing/2016/5/13/chartex" xmlns:cx8="http://schemas.microsoft.com/office/drawing/2016/5/14/chartex" xmlns:mc="http://schemas.openxmlformats.org/markup-compatibility/2006" xmlns:aink="http://schemas.microsoft.com/office/drawing/2016/ink" xmlns:am3d="http://schemas.microsoft.com/office/drawing/2017/model3d" xmlns:o="urn:schemas-microsoft-com:office:office" xmlns:oel="http://schemas.microsoft.com/office/2019/extlst" xmlns:r="http://schemas.openxmlformats.org/officeDocument/2006/relationships" xmlns:m="http://schemas.openxmlformats.org/officeDocument/2006/math" xmlns:v="urn:schemas-microsoft-com:vml" xmlns:wp14="http://schemas.microsoft.com/office/word/2010/wordprocessingDrawing" xmlns:wp="http://schemas.openxmlformats.org/drawingml/2006/wordprocessingDrawing" xmlns:w10="urn:schemas-microsoft-com:office:word" xmlns:w="http://schemas.openxmlformats.org/wordprocessingml/2006/main" xmlns:w14="http://schemas.microsoft.com/office/word/2010/wordml" xmlns:w15="http://schemas.microsoft.com/office/word/2012/wordml" xmlns:w16cex="http://schemas.microsoft.com/office/word/2018/wordml/cex" xmlns:w16cid="http://schemas.microsoft.com/office/word/2016/wordml/cid" xmlns:w16="http://schemas.microsoft.com/office/word/2018/wordml" xmlns:w16du="http://schemas.microsoft.com/office/word/2023/wordml/word16du" xmlns:w16sdtdh="http://schemas.microsoft.com/office/word/2020/wordml/sdtdatahash" xmlns:w16sdtfl="http://schemas.microsoft.com/office/word/2024/wordml/sdtformatlock" xmlns:w16se="http://schemas.microsoft.com/office/word/2015/wordml/symex" xmlns:wpg="http://schemas.microsoft.com/office/word/2010/wordprocessingGroup" xmlns:wpi="http://schemas.microsoft.com/office/word/2010/wordprocessingInk" xmlns:wne="http://schemas.microsoft.com/office/word/2006/wordml" xmlns:wps="http://schemas.microsoft.com/office/word/2010/wordprocessingShape" mc:Ignorable="w14 w15 w16se w16cid w16 w16cex w16sdtdh w16sdtfl w16du wp14">
-  <w:abstractNum w:abstractNumId="0" w15:restartNumberingAfterBreak="0">
+<w:numbering xmlns:wpc="http://schemas.microsoft.com/office/word/2010/wordprocessingCanvas" xmlns:mc="http://schemas.openxmlformats.org/markup-compatibility/2006" xmlns:o="urn:schemas-microsoft-com:office:office" xmlns:r="http://schemas.openxmlformats.org/officeDocument/2006/relationships" xmlns:m="http://schemas.openxmlformats.org/officeDocument/2006/math" xmlns:v="urn:schemas-microsoft-com:vml" xmlns:wp14="http://schemas.microsoft.com/office/word/2010/wordprocessingDrawing" xmlns:wp="http://schemas.openxmlformats.org/drawingml/2006/wordprocessingDrawing" xmlns:w10="urn:schemas-microsoft-com:office:word" xmlns:w="http://schemas.openxmlformats.org/wordprocessingml/2006/main" xmlns:w14="http://schemas.microsoft.com/office/word/2010/wordml" xmlns:wpg="http://schemas.microsoft.com/office/word/2010/wordprocessingGroup" xmlns:wpi="http://schemas.microsoft.com/office/word/2010/wordprocessingInk" xmlns:wne="http://schemas.microsoft.com/office/word/2006/wordml" xmlns:wps="http://schemas.microsoft.com/office/word/2010/wordprocessingShape" xmlns:wpsCustomData="http://www.wps.cn/officeDocument/2013/wpsCustomData" mc:Ignorable="w14 wp14">
+  <w:abstractNum w:abstractNumId="0">
     <w:nsid w:val="2329082D"/>
-    <w:multiLevelType w:val="hybridMultilevel"/>
-    <w:tmpl w:val="B67EAF6E"/>
-    <w:lvl w:ilvl="0" w:tplc="4426F182">
+    <w:multiLevelType w:val="multilevel"/>
+    <w:tmpl w:val="2329082D"/>
+    <w:lvl w:ilvl="0" w:tentative="0">
       <w:start w:val="1"/>
       <w:numFmt w:val="bullet"/>
       <w:lvlText w:val=""/>
@@ -4587,10 +4032,10 @@
         <w:ind w:left="1429" w:hanging="360"/>
       </w:pPr>
       <w:rPr>
-        <w:rFonts w:ascii="Symbol" w:hAnsi="Symbol" w:hint="default"/>
+        <w:rFonts w:hint="default" w:ascii="Symbol" w:hAnsi="Symbol"/>
       </w:rPr>
     </w:lvl>
-    <w:lvl w:ilvl="1" w:tplc="04190003" w:tentative="1">
+    <w:lvl w:ilvl="1" w:tentative="0">
       <w:start w:val="1"/>
       <w:numFmt w:val="bullet"/>
       <w:lvlText w:val="o"/>
@@ -4599,10 +4044,10 @@
         <w:ind w:left="2149" w:hanging="360"/>
       </w:pPr>
       <w:rPr>
-        <w:rFonts w:ascii="Courier New" w:hAnsi="Courier New" w:cs="Courier New" w:hint="default"/>
+        <w:rFonts w:hint="default" w:ascii="Courier New" w:hAnsi="Courier New" w:cs="Courier New"/>
       </w:rPr>
     </w:lvl>
-    <w:lvl w:ilvl="2" w:tplc="04190005" w:tentative="1">
+    <w:lvl w:ilvl="2" w:tentative="0">
       <w:start w:val="1"/>
       <w:numFmt w:val="bullet"/>
       <w:lvlText w:val=""/>
@@ -4611,10 +4056,10 @@
         <w:ind w:left="2869" w:hanging="360"/>
       </w:pPr>
       <w:rPr>
-        <w:rFonts w:ascii="Wingdings" w:hAnsi="Wingdings" w:hint="default"/>
+        <w:rFonts w:hint="default" w:ascii="Wingdings" w:hAnsi="Wingdings"/>
       </w:rPr>
     </w:lvl>
-    <w:lvl w:ilvl="3" w:tplc="04190001" w:tentative="1">
+    <w:lvl w:ilvl="3" w:tentative="0">
       <w:start w:val="1"/>
       <w:numFmt w:val="bullet"/>
       <w:lvlText w:val=""/>
@@ -4623,10 +4068,10 @@
         <w:ind w:left="3589" w:hanging="360"/>
       </w:pPr>
       <w:rPr>
-        <w:rFonts w:ascii="Symbol" w:hAnsi="Symbol" w:hint="default"/>
+        <w:rFonts w:hint="default" w:ascii="Symbol" w:hAnsi="Symbol"/>
       </w:rPr>
     </w:lvl>
-    <w:lvl w:ilvl="4" w:tplc="04190003" w:tentative="1">
+    <w:lvl w:ilvl="4" w:tentative="0">
       <w:start w:val="1"/>
       <w:numFmt w:val="bullet"/>
       <w:lvlText w:val="o"/>
@@ -4635,10 +4080,10 @@
         <w:ind w:left="4309" w:hanging="360"/>
       </w:pPr>
       <w:rPr>
-        <w:rFonts w:ascii="Courier New" w:hAnsi="Courier New" w:cs="Courier New" w:hint="default"/>
+        <w:rFonts w:hint="default" w:ascii="Courier New" w:hAnsi="Courier New" w:cs="Courier New"/>
       </w:rPr>
     </w:lvl>
-    <w:lvl w:ilvl="5" w:tplc="04190005" w:tentative="1">
+    <w:lvl w:ilvl="5" w:tentative="0">
       <w:start w:val="1"/>
       <w:numFmt w:val="bullet"/>
       <w:lvlText w:val=""/>
@@ -4647,10 +4092,10 @@
         <w:ind w:left="5029" w:hanging="360"/>
       </w:pPr>
       <w:rPr>
-        <w:rFonts w:ascii="Wingdings" w:hAnsi="Wingdings" w:hint="default"/>
+        <w:rFonts w:hint="default" w:ascii="Wingdings" w:hAnsi="Wingdings"/>
       </w:rPr>
     </w:lvl>
-    <w:lvl w:ilvl="6" w:tplc="04190001" w:tentative="1">
+    <w:lvl w:ilvl="6" w:tentative="0">
       <w:start w:val="1"/>
       <w:numFmt w:val="bullet"/>
       <w:lvlText w:val=""/>
@@ -4659,10 +4104,10 @@
         <w:ind w:left="5749" w:hanging="360"/>
       </w:pPr>
       <w:rPr>
-        <w:rFonts w:ascii="Symbol" w:hAnsi="Symbol" w:hint="default"/>
+        <w:rFonts w:hint="default" w:ascii="Symbol" w:hAnsi="Symbol"/>
       </w:rPr>
     </w:lvl>
-    <w:lvl w:ilvl="7" w:tplc="04190003" w:tentative="1">
+    <w:lvl w:ilvl="7" w:tentative="0">
       <w:start w:val="1"/>
       <w:numFmt w:val="bullet"/>
       <w:lvlText w:val="o"/>
@@ -4671,10 +4116,10 @@
         <w:ind w:left="6469" w:hanging="360"/>
       </w:pPr>
       <w:rPr>
-        <w:rFonts w:ascii="Courier New" w:hAnsi="Courier New" w:cs="Courier New" w:hint="default"/>
+        <w:rFonts w:hint="default" w:ascii="Courier New" w:hAnsi="Courier New" w:cs="Courier New"/>
       </w:rPr>
     </w:lvl>
-    <w:lvl w:ilvl="8" w:tplc="04190005" w:tentative="1">
+    <w:lvl w:ilvl="8" w:tentative="0">
       <w:start w:val="1"/>
       <w:numFmt w:val="bullet"/>
       <w:lvlText w:val=""/>
@@ -4683,127 +4128,128 @@
         <w:ind w:left="7189" w:hanging="360"/>
       </w:pPr>
       <w:rPr>
-        <w:rFonts w:ascii="Wingdings" w:hAnsi="Wingdings" w:hint="default"/>
+        <w:rFonts w:hint="default" w:ascii="Wingdings" w:hAnsi="Wingdings"/>
       </w:rPr>
     </w:lvl>
   </w:abstractNum>
-  <w:abstractNum w:abstractNumId="1" w15:restartNumberingAfterBreak="0">
-    <w:nsid w:val="321579B0"/>
-    <w:multiLevelType w:val="hybridMultilevel"/>
-    <w:tmpl w:val="E2D8258E"/>
-    <w:lvl w:ilvl="0" w:tplc="01A092F2">
+  <w:abstractNum w:abstractNumId="1">
+    <w:nsid w:val="728B1DF7"/>
+    <w:multiLevelType w:val="multilevel"/>
+    <w:tmpl w:val="728B1DF7"/>
+    <w:lvl w:ilvl="0" w:tentative="0">
+      <w:start w:val="1"/>
       <w:numFmt w:val="bullet"/>
-      <w:lvlText w:val="•"/>
+      <w:lvlText w:val=""/>
       <w:lvlJc w:val="left"/>
       <w:pPr>
-        <w:ind w:left="1069" w:hanging="360"/>
+        <w:ind w:left="1429" w:hanging="360"/>
       </w:pPr>
       <w:rPr>
-        <w:rFonts w:ascii="Times New Roman" w:eastAsiaTheme="minorHAnsi" w:hAnsi="Times New Roman" w:cs="Times New Roman" w:hint="default"/>
+        <w:rFonts w:hint="default" w:ascii="Symbol" w:hAnsi="Symbol"/>
       </w:rPr>
     </w:lvl>
-    <w:lvl w:ilvl="1" w:tplc="04190003" w:tentative="1">
+    <w:lvl w:ilvl="1" w:tentative="0">
       <w:start w:val="1"/>
       <w:numFmt w:val="bullet"/>
       <w:lvlText w:val="o"/>
       <w:lvlJc w:val="left"/>
       <w:pPr>
-        <w:ind w:left="1789" w:hanging="360"/>
+        <w:ind w:left="2149" w:hanging="360"/>
       </w:pPr>
       <w:rPr>
-        <w:rFonts w:ascii="Courier New" w:hAnsi="Courier New" w:cs="Courier New" w:hint="default"/>
+        <w:rFonts w:hint="default" w:ascii="Courier New" w:hAnsi="Courier New" w:cs="Courier New"/>
       </w:rPr>
     </w:lvl>
-    <w:lvl w:ilvl="2" w:tplc="04190005" w:tentative="1">
+    <w:lvl w:ilvl="2" w:tentative="0">
       <w:start w:val="1"/>
       <w:numFmt w:val="bullet"/>
       <w:lvlText w:val=""/>
       <w:lvlJc w:val="left"/>
       <w:pPr>
-        <w:ind w:left="2509" w:hanging="360"/>
+        <w:ind w:left="2869" w:hanging="360"/>
       </w:pPr>
       <w:rPr>
-        <w:rFonts w:ascii="Wingdings" w:hAnsi="Wingdings" w:hint="default"/>
+        <w:rFonts w:hint="default" w:ascii="Wingdings" w:hAnsi="Wingdings"/>
       </w:rPr>
     </w:lvl>
-    <w:lvl w:ilvl="3" w:tplc="04190001" w:tentative="1">
+    <w:lvl w:ilvl="3" w:tentative="0">
       <w:start w:val="1"/>
       <w:numFmt w:val="bullet"/>
       <w:lvlText w:val=""/>
       <w:lvlJc w:val="left"/>
       <w:pPr>
-        <w:ind w:left="3229" w:hanging="360"/>
+        <w:ind w:left="3589" w:hanging="360"/>
       </w:pPr>
       <w:rPr>
-        <w:rFonts w:ascii="Symbol" w:hAnsi="Symbol" w:hint="default"/>
+        <w:rFonts w:hint="default" w:ascii="Symbol" w:hAnsi="Symbol"/>
       </w:rPr>
     </w:lvl>
-    <w:lvl w:ilvl="4" w:tplc="04190003" w:tentative="1">
+    <w:lvl w:ilvl="4" w:tentative="0">
       <w:start w:val="1"/>
       <w:numFmt w:val="bullet"/>
       <w:lvlText w:val="o"/>
       <w:lvlJc w:val="left"/>
       <w:pPr>
-        <w:ind w:left="3949" w:hanging="360"/>
+        <w:ind w:left="4309" w:hanging="360"/>
       </w:pPr>
       <w:rPr>
-        <w:rFonts w:ascii="Courier New" w:hAnsi="Courier New" w:cs="Courier New" w:hint="default"/>
+        <w:rFonts w:hint="default" w:ascii="Courier New" w:hAnsi="Courier New" w:cs="Courier New"/>
       </w:rPr>
     </w:lvl>
-    <w:lvl w:ilvl="5" w:tplc="04190005" w:tentative="1">
+    <w:lvl w:ilvl="5" w:tentative="0">
       <w:start w:val="1"/>
       <w:numFmt w:val="bullet"/>
       <w:lvlText w:val=""/>
       <w:lvlJc w:val="left"/>
       <w:pPr>
-        <w:ind w:left="4669" w:hanging="360"/>
+        <w:ind w:left="5029" w:hanging="360"/>
       </w:pPr>
       <w:rPr>
-        <w:rFonts w:ascii="Wingdings" w:hAnsi="Wingdings" w:hint="default"/>
+        <w:rFonts w:hint="default" w:ascii="Wingdings" w:hAnsi="Wingdings"/>
       </w:rPr>
     </w:lvl>
-    <w:lvl w:ilvl="6" w:tplc="04190001" w:tentative="1">
+    <w:lvl w:ilvl="6" w:tentative="0">
       <w:start w:val="1"/>
       <w:numFmt w:val="bullet"/>
       <w:lvlText w:val=""/>
       <w:lvlJc w:val="left"/>
       <w:pPr>
-        <w:ind w:left="5389" w:hanging="360"/>
+        <w:ind w:left="5749" w:hanging="360"/>
       </w:pPr>
       <w:rPr>
-        <w:rFonts w:ascii="Symbol" w:hAnsi="Symbol" w:hint="default"/>
+        <w:rFonts w:hint="default" w:ascii="Symbol" w:hAnsi="Symbol"/>
       </w:rPr>
     </w:lvl>
-    <w:lvl w:ilvl="7" w:tplc="04190003" w:tentative="1">
+    <w:lvl w:ilvl="7" w:tentative="0">
       <w:start w:val="1"/>
       <w:numFmt w:val="bullet"/>
       <w:lvlText w:val="o"/>
       <w:lvlJc w:val="left"/>
       <w:pPr>
-        <w:ind w:left="6109" w:hanging="360"/>
+        <w:ind w:left="6469" w:hanging="360"/>
       </w:pPr>
       <w:rPr>
-        <w:rFonts w:ascii="Courier New" w:hAnsi="Courier New" w:cs="Courier New" w:hint="default"/>
+        <w:rFonts w:hint="default" w:ascii="Courier New" w:hAnsi="Courier New" w:cs="Courier New"/>
       </w:rPr>
     </w:lvl>
-    <w:lvl w:ilvl="8" w:tplc="04190005" w:tentative="1">
+    <w:lvl w:ilvl="8" w:tentative="0">
       <w:start w:val="1"/>
       <w:numFmt w:val="bullet"/>
       <w:lvlText w:val=""/>
       <w:lvlJc w:val="left"/>
       <w:pPr>
-        <w:ind w:left="6829" w:hanging="360"/>
+        <w:ind w:left="7189" w:hanging="360"/>
       </w:pPr>
       <w:rPr>
-        <w:rFonts w:ascii="Wingdings" w:hAnsi="Wingdings" w:hint="default"/>
+        <w:rFonts w:hint="default" w:ascii="Wingdings" w:hAnsi="Wingdings"/>
       </w:rPr>
     </w:lvl>
   </w:abstractNum>
-  <w:abstractNum w:abstractNumId="2" w15:restartNumberingAfterBreak="0">
-    <w:nsid w:val="728B1DF7"/>
-    <w:multiLevelType w:val="hybridMultilevel"/>
-    <w:tmpl w:val="A04ABDAC"/>
-    <w:lvl w:ilvl="0" w:tplc="4426F182">
+  <w:abstractNum w:abstractNumId="2">
+    <w:nsid w:val="77BD648E"/>
+    <w:multiLevelType w:val="multilevel"/>
+    <w:tmpl w:val="77BD648E"/>
+    <w:lvl w:ilvl="0" w:tentative="0">
       <w:start w:val="1"/>
       <w:numFmt w:val="bullet"/>
       <w:lvlText w:val=""/>
@@ -4812,10 +4258,10 @@
         <w:ind w:left="1429" w:hanging="360"/>
       </w:pPr>
       <w:rPr>
-        <w:rFonts w:ascii="Symbol" w:hAnsi="Symbol" w:hint="default"/>
+        <w:rFonts w:hint="default" w:ascii="Symbol" w:hAnsi="Symbol"/>
       </w:rPr>
     </w:lvl>
-    <w:lvl w:ilvl="1" w:tplc="04190003" w:tentative="1">
+    <w:lvl w:ilvl="1" w:tentative="0">
       <w:start w:val="1"/>
       <w:numFmt w:val="bullet"/>
       <w:lvlText w:val="o"/>
@@ -4824,10 +4270,10 @@
         <w:ind w:left="2149" w:hanging="360"/>
       </w:pPr>
       <w:rPr>
-        <w:rFonts w:ascii="Courier New" w:hAnsi="Courier New" w:cs="Courier New" w:hint="default"/>
+        <w:rFonts w:hint="default" w:ascii="Courier New" w:hAnsi="Courier New" w:cs="Courier New"/>
       </w:rPr>
     </w:lvl>
-    <w:lvl w:ilvl="2" w:tplc="04190005" w:tentative="1">
+    <w:lvl w:ilvl="2" w:tentative="0">
       <w:start w:val="1"/>
       <w:numFmt w:val="bullet"/>
       <w:lvlText w:val=""/>
@@ -4836,10 +4282,10 @@
         <w:ind w:left="2869" w:hanging="360"/>
       </w:pPr>
       <w:rPr>
-        <w:rFonts w:ascii="Wingdings" w:hAnsi="Wingdings" w:hint="default"/>
+        <w:rFonts w:hint="default" w:ascii="Wingdings" w:hAnsi="Wingdings"/>
       </w:rPr>
     </w:lvl>
-    <w:lvl w:ilvl="3" w:tplc="04190001" w:tentative="1">
+    <w:lvl w:ilvl="3" w:tentative="0">
       <w:start w:val="1"/>
       <w:numFmt w:val="bullet"/>
       <w:lvlText w:val=""/>
@@ -4848,10 +4294,10 @@
         <w:ind w:left="3589" w:hanging="360"/>
       </w:pPr>
       <w:rPr>
-        <w:rFonts w:ascii="Symbol" w:hAnsi="Symbol" w:hint="default"/>
+        <w:rFonts w:hint="default" w:ascii="Symbol" w:hAnsi="Symbol"/>
       </w:rPr>
     </w:lvl>
-    <w:lvl w:ilvl="4" w:tplc="04190003" w:tentative="1">
+    <w:lvl w:ilvl="4" w:tentative="0">
       <w:start w:val="1"/>
       <w:numFmt w:val="bullet"/>
       <w:lvlText w:val="o"/>
@@ -4860,10 +4306,10 @@
         <w:ind w:left="4309" w:hanging="360"/>
       </w:pPr>
       <w:rPr>
-        <w:rFonts w:ascii="Courier New" w:hAnsi="Courier New" w:cs="Courier New" w:hint="default"/>
+        <w:rFonts w:hint="default" w:ascii="Courier New" w:hAnsi="Courier New" w:cs="Courier New"/>
       </w:rPr>
     </w:lvl>
-    <w:lvl w:ilvl="5" w:tplc="04190005" w:tentative="1">
+    <w:lvl w:ilvl="5" w:tentative="0">
       <w:start w:val="1"/>
       <w:numFmt w:val="bullet"/>
       <w:lvlText w:val=""/>
@@ -4872,10 +4318,10 @@
         <w:ind w:left="5029" w:hanging="360"/>
       </w:pPr>
       <w:rPr>
-        <w:rFonts w:ascii="Wingdings" w:hAnsi="Wingdings" w:hint="default"/>
+        <w:rFonts w:hint="default" w:ascii="Wingdings" w:hAnsi="Wingdings"/>
       </w:rPr>
     </w:lvl>
-    <w:lvl w:ilvl="6" w:tplc="04190001" w:tentative="1">
+    <w:lvl w:ilvl="6" w:tentative="0">
       <w:start w:val="1"/>
       <w:numFmt w:val="bullet"/>
       <w:lvlText w:val=""/>
@@ -4884,10 +4330,10 @@
         <w:ind w:left="5749" w:hanging="360"/>
       </w:pPr>
       <w:rPr>
-        <w:rFonts w:ascii="Symbol" w:hAnsi="Symbol" w:hint="default"/>
+        <w:rFonts w:hint="default" w:ascii="Symbol" w:hAnsi="Symbol"/>
       </w:rPr>
     </w:lvl>
-    <w:lvl w:ilvl="7" w:tplc="04190003" w:tentative="1">
+    <w:lvl w:ilvl="7" w:tentative="0">
       <w:start w:val="1"/>
       <w:numFmt w:val="bullet"/>
       <w:lvlText w:val="o"/>
@@ -4896,10 +4342,10 @@
         <w:ind w:left="6469" w:hanging="360"/>
       </w:pPr>
       <w:rPr>
-        <w:rFonts w:ascii="Courier New" w:hAnsi="Courier New" w:cs="Courier New" w:hint="default"/>
+        <w:rFonts w:hint="default" w:ascii="Courier New" w:hAnsi="Courier New" w:cs="Courier New"/>
       </w:rPr>
     </w:lvl>
-    <w:lvl w:ilvl="8" w:tplc="04190005" w:tentative="1">
+    <w:lvl w:ilvl="8" w:tentative="0">
       <w:start w:val="1"/>
       <w:numFmt w:val="bullet"/>
       <w:lvlText w:val=""/>
@@ -4908,676 +4354,311 @@
         <w:ind w:left="7189" w:hanging="360"/>
       </w:pPr>
       <w:rPr>
-        <w:rFonts w:ascii="Wingdings" w:hAnsi="Wingdings" w:hint="default"/>
+        <w:rFonts w:hint="default" w:ascii="Wingdings" w:hAnsi="Wingdings"/>
       </w:rPr>
     </w:lvl>
   </w:abstractNum>
-  <w:abstractNum w:abstractNumId="3" w15:restartNumberingAfterBreak="0">
-    <w:nsid w:val="77BD648E"/>
-    <w:multiLevelType w:val="hybridMultilevel"/>
-    <w:tmpl w:val="C0703FC6"/>
-    <w:lvl w:ilvl="0" w:tplc="4426F182">
-      <w:start w:val="1"/>
-      <w:numFmt w:val="bullet"/>
-      <w:lvlText w:val=""/>
-      <w:lvlJc w:val="left"/>
-      <w:pPr>
-        <w:ind w:left="1429" w:hanging="360"/>
-      </w:pPr>
-      <w:rPr>
-        <w:rFonts w:ascii="Symbol" w:hAnsi="Symbol" w:hint="default"/>
-      </w:rPr>
-    </w:lvl>
-    <w:lvl w:ilvl="1" w:tplc="04190003" w:tentative="1">
-      <w:start w:val="1"/>
-      <w:numFmt w:val="bullet"/>
-      <w:lvlText w:val="o"/>
-      <w:lvlJc w:val="left"/>
-      <w:pPr>
-        <w:ind w:left="2149" w:hanging="360"/>
-      </w:pPr>
-      <w:rPr>
-        <w:rFonts w:ascii="Courier New" w:hAnsi="Courier New" w:cs="Courier New" w:hint="default"/>
-      </w:rPr>
-    </w:lvl>
-    <w:lvl w:ilvl="2" w:tplc="04190005" w:tentative="1">
-      <w:start w:val="1"/>
-      <w:numFmt w:val="bullet"/>
-      <w:lvlText w:val=""/>
-      <w:lvlJc w:val="left"/>
-      <w:pPr>
-        <w:ind w:left="2869" w:hanging="360"/>
-      </w:pPr>
-      <w:rPr>
-        <w:rFonts w:ascii="Wingdings" w:hAnsi="Wingdings" w:hint="default"/>
-      </w:rPr>
-    </w:lvl>
-    <w:lvl w:ilvl="3" w:tplc="04190001" w:tentative="1">
-      <w:start w:val="1"/>
-      <w:numFmt w:val="bullet"/>
-      <w:lvlText w:val=""/>
-      <w:lvlJc w:val="left"/>
-      <w:pPr>
-        <w:ind w:left="3589" w:hanging="360"/>
-      </w:pPr>
-      <w:rPr>
-        <w:rFonts w:ascii="Symbol" w:hAnsi="Symbol" w:hint="default"/>
-      </w:rPr>
-    </w:lvl>
-    <w:lvl w:ilvl="4" w:tplc="04190003" w:tentative="1">
-      <w:start w:val="1"/>
-      <w:numFmt w:val="bullet"/>
-      <w:lvlText w:val="o"/>
-      <w:lvlJc w:val="left"/>
-      <w:pPr>
-        <w:ind w:left="4309" w:hanging="360"/>
-      </w:pPr>
-      <w:rPr>
-        <w:rFonts w:ascii="Courier New" w:hAnsi="Courier New" w:cs="Courier New" w:hint="default"/>
-      </w:rPr>
-    </w:lvl>
-    <w:lvl w:ilvl="5" w:tplc="04190005" w:tentative="1">
-      <w:start w:val="1"/>
-      <w:numFmt w:val="bullet"/>
-      <w:lvlText w:val=""/>
-      <w:lvlJc w:val="left"/>
-      <w:pPr>
-        <w:ind w:left="5029" w:hanging="360"/>
-      </w:pPr>
-      <w:rPr>
-        <w:rFonts w:ascii="Wingdings" w:hAnsi="Wingdings" w:hint="default"/>
-      </w:rPr>
-    </w:lvl>
-    <w:lvl w:ilvl="6" w:tplc="04190001" w:tentative="1">
-      <w:start w:val="1"/>
-      <w:numFmt w:val="bullet"/>
-      <w:lvlText w:val=""/>
-      <w:lvlJc w:val="left"/>
-      <w:pPr>
-        <w:ind w:left="5749" w:hanging="360"/>
-      </w:pPr>
-      <w:rPr>
-        <w:rFonts w:ascii="Symbol" w:hAnsi="Symbol" w:hint="default"/>
-      </w:rPr>
-    </w:lvl>
-    <w:lvl w:ilvl="7" w:tplc="04190003" w:tentative="1">
-      <w:start w:val="1"/>
-      <w:numFmt w:val="bullet"/>
-      <w:lvlText w:val="o"/>
-      <w:lvlJc w:val="left"/>
-      <w:pPr>
-        <w:ind w:left="6469" w:hanging="360"/>
-      </w:pPr>
-      <w:rPr>
-        <w:rFonts w:ascii="Courier New" w:hAnsi="Courier New" w:cs="Courier New" w:hint="default"/>
-      </w:rPr>
-    </w:lvl>
-    <w:lvl w:ilvl="8" w:tplc="04190005" w:tentative="1">
-      <w:start w:val="1"/>
-      <w:numFmt w:val="bullet"/>
-      <w:lvlText w:val=""/>
-      <w:lvlJc w:val="left"/>
-      <w:pPr>
-        <w:ind w:left="7189" w:hanging="360"/>
-      </w:pPr>
-      <w:rPr>
-        <w:rFonts w:ascii="Wingdings" w:hAnsi="Wingdings" w:hint="default"/>
-      </w:rPr>
-    </w:lvl>
-  </w:abstractNum>
-  <w:abstractNum w:abstractNumId="4" w15:restartNumberingAfterBreak="0">
-    <w:nsid w:val="7E0D053E"/>
-    <w:multiLevelType w:val="hybridMultilevel"/>
-    <w:tmpl w:val="674E76F0"/>
-    <w:lvl w:ilvl="0" w:tplc="FA5ADE9A">
-      <w:numFmt w:val="bullet"/>
-      <w:lvlText w:val="•"/>
-      <w:lvlJc w:val="left"/>
-      <w:pPr>
-        <w:ind w:left="1069" w:hanging="360"/>
-      </w:pPr>
-      <w:rPr>
-        <w:rFonts w:ascii="Times New Roman" w:eastAsiaTheme="minorHAnsi" w:hAnsi="Times New Roman" w:cs="Times New Roman" w:hint="default"/>
-      </w:rPr>
-    </w:lvl>
-    <w:lvl w:ilvl="1" w:tplc="04190003" w:tentative="1">
-      <w:start w:val="1"/>
-      <w:numFmt w:val="bullet"/>
-      <w:lvlText w:val="o"/>
-      <w:lvlJc w:val="left"/>
-      <w:pPr>
-        <w:ind w:left="1789" w:hanging="360"/>
-      </w:pPr>
-      <w:rPr>
-        <w:rFonts w:ascii="Courier New" w:hAnsi="Courier New" w:cs="Courier New" w:hint="default"/>
-      </w:rPr>
-    </w:lvl>
-    <w:lvl w:ilvl="2" w:tplc="04190005" w:tentative="1">
-      <w:start w:val="1"/>
-      <w:numFmt w:val="bullet"/>
-      <w:lvlText w:val=""/>
-      <w:lvlJc w:val="left"/>
-      <w:pPr>
-        <w:ind w:left="2509" w:hanging="360"/>
-      </w:pPr>
-      <w:rPr>
-        <w:rFonts w:ascii="Wingdings" w:hAnsi="Wingdings" w:hint="default"/>
-      </w:rPr>
-    </w:lvl>
-    <w:lvl w:ilvl="3" w:tplc="04190001" w:tentative="1">
-      <w:start w:val="1"/>
-      <w:numFmt w:val="bullet"/>
-      <w:lvlText w:val=""/>
-      <w:lvlJc w:val="left"/>
-      <w:pPr>
-        <w:ind w:left="3229" w:hanging="360"/>
-      </w:pPr>
-      <w:rPr>
-        <w:rFonts w:ascii="Symbol" w:hAnsi="Symbol" w:hint="default"/>
-      </w:rPr>
-    </w:lvl>
-    <w:lvl w:ilvl="4" w:tplc="04190003" w:tentative="1">
-      <w:start w:val="1"/>
-      <w:numFmt w:val="bullet"/>
-      <w:lvlText w:val="o"/>
-      <w:lvlJc w:val="left"/>
-      <w:pPr>
-        <w:ind w:left="3949" w:hanging="360"/>
-      </w:pPr>
-      <w:rPr>
-        <w:rFonts w:ascii="Courier New" w:hAnsi="Courier New" w:cs="Courier New" w:hint="default"/>
-      </w:rPr>
-    </w:lvl>
-    <w:lvl w:ilvl="5" w:tplc="04190005" w:tentative="1">
-      <w:start w:val="1"/>
-      <w:numFmt w:val="bullet"/>
-      <w:lvlText w:val=""/>
-      <w:lvlJc w:val="left"/>
-      <w:pPr>
-        <w:ind w:left="4669" w:hanging="360"/>
-      </w:pPr>
-      <w:rPr>
-        <w:rFonts w:ascii="Wingdings" w:hAnsi="Wingdings" w:hint="default"/>
-      </w:rPr>
-    </w:lvl>
-    <w:lvl w:ilvl="6" w:tplc="04190001" w:tentative="1">
-      <w:start w:val="1"/>
-      <w:numFmt w:val="bullet"/>
-      <w:lvlText w:val=""/>
-      <w:lvlJc w:val="left"/>
-      <w:pPr>
-        <w:ind w:left="5389" w:hanging="360"/>
-      </w:pPr>
-      <w:rPr>
-        <w:rFonts w:ascii="Symbol" w:hAnsi="Symbol" w:hint="default"/>
-      </w:rPr>
-    </w:lvl>
-    <w:lvl w:ilvl="7" w:tplc="04190003" w:tentative="1">
-      <w:start w:val="1"/>
-      <w:numFmt w:val="bullet"/>
-      <w:lvlText w:val="o"/>
-      <w:lvlJc w:val="left"/>
-      <w:pPr>
-        <w:ind w:left="6109" w:hanging="360"/>
-      </w:pPr>
-      <w:rPr>
-        <w:rFonts w:ascii="Courier New" w:hAnsi="Courier New" w:cs="Courier New" w:hint="default"/>
-      </w:rPr>
-    </w:lvl>
-    <w:lvl w:ilvl="8" w:tplc="04190005" w:tentative="1">
-      <w:start w:val="1"/>
-      <w:numFmt w:val="bullet"/>
-      <w:lvlText w:val=""/>
-      <w:lvlJc w:val="left"/>
-      <w:pPr>
-        <w:ind w:left="6829" w:hanging="360"/>
-      </w:pPr>
-      <w:rPr>
-        <w:rFonts w:ascii="Wingdings" w:hAnsi="Wingdings" w:hint="default"/>
-      </w:rPr>
-    </w:lvl>
-  </w:abstractNum>
-  <w:num w:numId="1" w16cid:durableId="631181132">
-    <w:abstractNumId w:val="3"/>
-  </w:num>
-  <w:num w:numId="2" w16cid:durableId="263465482">
+  <w:num w:numId="1">
     <w:abstractNumId w:val="2"/>
   </w:num>
-  <w:num w:numId="3" w16cid:durableId="548223092">
-    <w:abstractNumId w:val="4"/>
+  <w:num w:numId="2">
+    <w:abstractNumId w:val="1"/>
   </w:num>
-  <w:num w:numId="4" w16cid:durableId="829833737">
+  <w:num w:numId="3">
     <w:abstractNumId w:val="0"/>
-  </w:num>
-  <w:num w:numId="5" w16cid:durableId="404305492">
-    <w:abstractNumId w:val="1"/>
   </w:num>
 </w:numbering>
 </file>
 
 <file path=word/styles.xml><?xml version="1.0" encoding="utf-8"?>
-<w:styles xmlns:mc="http://schemas.openxmlformats.org/markup-compatibility/2006" xmlns:r="http://schemas.openxmlformats.org/officeDocument/2006/relationships" xmlns:w="http://schemas.openxmlformats.org/wordprocessingml/2006/main" xmlns:w14="http://schemas.microsoft.com/office/word/2010/wordml" xmlns:w15="http://schemas.microsoft.com/office/word/2012/wordml" xmlns:w16cex="http://schemas.microsoft.com/office/word/2018/wordml/cex" xmlns:w16cid="http://schemas.microsoft.com/office/word/2016/wordml/cid" xmlns:w16="http://schemas.microsoft.com/office/word/2018/wordml" xmlns:w16du="http://schemas.microsoft.com/office/word/2023/wordml/word16du" xmlns:w16sdtdh="http://schemas.microsoft.com/office/word/2020/wordml/sdtdatahash" xmlns:w16sdtfl="http://schemas.microsoft.com/office/word/2024/wordml/sdtformatlock" xmlns:w16se="http://schemas.microsoft.com/office/word/2015/wordml/symex" mc:Ignorable="w14 w15 w16se w16cid w16 w16cex w16sdtdh w16sdtfl w16du">
+<w:styles xmlns:mc="http://schemas.openxmlformats.org/markup-compatibility/2006" xmlns:o="urn:schemas-microsoft-com:office:office" xmlns:r="http://schemas.openxmlformats.org/officeDocument/2006/relationships" xmlns:m="http://schemas.openxmlformats.org/officeDocument/2006/math" xmlns:v="urn:schemas-microsoft-com:vml" xmlns:w="http://schemas.openxmlformats.org/wordprocessingml/2006/main" xmlns:w14="http://schemas.microsoft.com/office/word/2010/wordml" xmlns:w10="urn:schemas-microsoft-com:office:word" xmlns:sl="http://schemas.openxmlformats.org/schemaLibrary/2006/main" xmlns:wpsCustomData="http://www.wps.cn/officeDocument/2013/wpsCustomData" mc:Ignorable="w14">
   <w:docDefaults>
     <w:rPrDefault>
       <w:rPr>
-        <w:rFonts w:asciiTheme="minorHAnsi" w:eastAsiaTheme="minorHAnsi" w:hAnsiTheme="minorHAnsi" w:cstheme="minorBidi"/>
-        <w:kern w:val="2"/>
-        <w:sz w:val="24"/>
-        <w:szCs w:val="24"/>
-        <w:lang w:val="ru-RU" w:eastAsia="en-US" w:bidi="ar-SA"/>
-        <w14:ligatures w14:val="standardContextual"/>
+        <w:rFonts w:asciiTheme="minorHAnsi" w:hAnsiTheme="minorHAnsi" w:eastAsiaTheme="minorHAnsi" w:cstheme="minorBidi"/>
       </w:rPr>
     </w:rPrDefault>
-    <w:pPrDefault>
-      <w:pPr>
-        <w:spacing w:after="160" w:line="278" w:lineRule="auto"/>
-      </w:pPr>
-    </w:pPrDefault>
+    <w:pPrDefault/>
   </w:docDefaults>
-  <w:latentStyles w:defLockedState="0" w:defUIPriority="99" w:defSemiHidden="0" w:defUnhideWhenUsed="0" w:defQFormat="0" w:count="376">
-    <w:lsdException w:name="Normal" w:uiPriority="0" w:qFormat="1"/>
-    <w:lsdException w:name="heading 1" w:uiPriority="9" w:qFormat="1"/>
-    <w:lsdException w:name="heading 2" w:semiHidden="1" w:uiPriority="9" w:unhideWhenUsed="1" w:qFormat="1"/>
-    <w:lsdException w:name="heading 3" w:semiHidden="1" w:uiPriority="9" w:unhideWhenUsed="1" w:qFormat="1"/>
-    <w:lsdException w:name="heading 4" w:semiHidden="1" w:uiPriority="9" w:unhideWhenUsed="1" w:qFormat="1"/>
-    <w:lsdException w:name="heading 5" w:semiHidden="1" w:uiPriority="9" w:unhideWhenUsed="1" w:qFormat="1"/>
-    <w:lsdException w:name="heading 6" w:semiHidden="1" w:uiPriority="9" w:unhideWhenUsed="1" w:qFormat="1"/>
-    <w:lsdException w:name="heading 7" w:semiHidden="1" w:uiPriority="9" w:unhideWhenUsed="1" w:qFormat="1"/>
-    <w:lsdException w:name="heading 8" w:semiHidden="1" w:uiPriority="9" w:unhideWhenUsed="1" w:qFormat="1"/>
-    <w:lsdException w:name="heading 9" w:semiHidden="1" w:uiPriority="9" w:unhideWhenUsed="1" w:qFormat="1"/>
-    <w:lsdException w:name="index 1" w:semiHidden="1" w:unhideWhenUsed="1"/>
-    <w:lsdException w:name="index 2" w:semiHidden="1" w:unhideWhenUsed="1"/>
-    <w:lsdException w:name="index 3" w:semiHidden="1" w:unhideWhenUsed="1"/>
-    <w:lsdException w:name="index 4" w:semiHidden="1" w:unhideWhenUsed="1"/>
-    <w:lsdException w:name="index 5" w:semiHidden="1" w:unhideWhenUsed="1"/>
-    <w:lsdException w:name="index 6" w:semiHidden="1" w:unhideWhenUsed="1"/>
-    <w:lsdException w:name="index 7" w:semiHidden="1" w:unhideWhenUsed="1"/>
-    <w:lsdException w:name="index 8" w:semiHidden="1" w:unhideWhenUsed="1"/>
-    <w:lsdException w:name="index 9" w:semiHidden="1" w:unhideWhenUsed="1"/>
-    <w:lsdException w:name="toc 1" w:semiHidden="1" w:uiPriority="39" w:unhideWhenUsed="1"/>
-    <w:lsdException w:name="toc 2" w:semiHidden="1" w:uiPriority="39" w:unhideWhenUsed="1"/>
-    <w:lsdException w:name="toc 3" w:semiHidden="1" w:uiPriority="39" w:unhideWhenUsed="1"/>
-    <w:lsdException w:name="toc 4" w:semiHidden="1" w:uiPriority="39" w:unhideWhenUsed="1"/>
-    <w:lsdException w:name="toc 5" w:semiHidden="1" w:uiPriority="39" w:unhideWhenUsed="1"/>
-    <w:lsdException w:name="toc 6" w:semiHidden="1" w:uiPriority="39" w:unhideWhenUsed="1"/>
-    <w:lsdException w:name="toc 7" w:semiHidden="1" w:uiPriority="39" w:unhideWhenUsed="1"/>
-    <w:lsdException w:name="toc 8" w:semiHidden="1" w:uiPriority="39" w:unhideWhenUsed="1"/>
-    <w:lsdException w:name="toc 9" w:semiHidden="1" w:uiPriority="39" w:unhideWhenUsed="1"/>
-    <w:lsdException w:name="Normal Indent" w:semiHidden="1" w:unhideWhenUsed="1"/>
-    <w:lsdException w:name="footnote text" w:semiHidden="1" w:unhideWhenUsed="1"/>
-    <w:lsdException w:name="annotation text" w:semiHidden="1" w:unhideWhenUsed="1"/>
-    <w:lsdException w:name="header" w:semiHidden="1" w:unhideWhenUsed="1"/>
-    <w:lsdException w:name="footer" w:semiHidden="1" w:unhideWhenUsed="1"/>
-    <w:lsdException w:name="index heading" w:semiHidden="1" w:unhideWhenUsed="1"/>
-    <w:lsdException w:name="caption" w:semiHidden="1" w:uiPriority="35" w:unhideWhenUsed="1" w:qFormat="1"/>
-    <w:lsdException w:name="table of figures" w:semiHidden="1" w:unhideWhenUsed="1"/>
-    <w:lsdException w:name="envelope address" w:semiHidden="1" w:unhideWhenUsed="1"/>
-    <w:lsdException w:name="envelope return" w:semiHidden="1" w:unhideWhenUsed="1"/>
-    <w:lsdException w:name="footnote reference" w:semiHidden="1" w:unhideWhenUsed="1"/>
-    <w:lsdException w:name="annotation reference" w:semiHidden="1" w:unhideWhenUsed="1"/>
-    <w:lsdException w:name="line number" w:semiHidden="1" w:unhideWhenUsed="1"/>
-    <w:lsdException w:name="page number" w:semiHidden="1" w:unhideWhenUsed="1"/>
-    <w:lsdException w:name="endnote reference" w:semiHidden="1" w:unhideWhenUsed="1"/>
-    <w:lsdException w:name="endnote text" w:semiHidden="1" w:unhideWhenUsed="1"/>
-    <w:lsdException w:name="table of authorities" w:semiHidden="1" w:unhideWhenUsed="1"/>
-    <w:lsdException w:name="macro" w:semiHidden="1" w:unhideWhenUsed="1"/>
-    <w:lsdException w:name="toa heading" w:semiHidden="1" w:unhideWhenUsed="1"/>
-    <w:lsdException w:name="List" w:semiHidden="1" w:unhideWhenUsed="1"/>
-    <w:lsdException w:name="List Bullet" w:semiHidden="1" w:unhideWhenUsed="1"/>
-    <w:lsdException w:name="List Number" w:semiHidden="1" w:unhideWhenUsed="1"/>
-    <w:lsdException w:name="List 2" w:semiHidden="1" w:unhideWhenUsed="1"/>
-    <w:lsdException w:name="List 3" w:semiHidden="1" w:unhideWhenUsed="1"/>
-    <w:lsdException w:name="List 4" w:semiHidden="1" w:unhideWhenUsed="1"/>
-    <w:lsdException w:name="List 5" w:semiHidden="1" w:unhideWhenUsed="1"/>
-    <w:lsdException w:name="List Bullet 2" w:semiHidden="1" w:unhideWhenUsed="1"/>
-    <w:lsdException w:name="List Bullet 3" w:semiHidden="1" w:unhideWhenUsed="1"/>
-    <w:lsdException w:name="List Bullet 4" w:semiHidden="1" w:unhideWhenUsed="1"/>
-    <w:lsdException w:name="List Bullet 5" w:semiHidden="1" w:unhideWhenUsed="1"/>
-    <w:lsdException w:name="List Number 2" w:semiHidden="1" w:unhideWhenUsed="1"/>
-    <w:lsdException w:name="List Number 3" w:semiHidden="1" w:unhideWhenUsed="1"/>
-    <w:lsdException w:name="List Number 4" w:semiHidden="1" w:unhideWhenUsed="1"/>
-    <w:lsdException w:name="List Number 5" w:semiHidden="1" w:unhideWhenUsed="1"/>
-    <w:lsdException w:name="Title" w:uiPriority="10" w:qFormat="1"/>
-    <w:lsdException w:name="Closing" w:semiHidden="1" w:unhideWhenUsed="1"/>
-    <w:lsdException w:name="Signature" w:semiHidden="1" w:unhideWhenUsed="1"/>
-    <w:lsdException w:name="Default Paragraph Font" w:semiHidden="1" w:uiPriority="1" w:unhideWhenUsed="1"/>
-    <w:lsdException w:name="Body Text" w:semiHidden="1" w:unhideWhenUsed="1"/>
-    <w:lsdException w:name="Body Text Indent" w:semiHidden="1" w:unhideWhenUsed="1"/>
-    <w:lsdException w:name="List Continue" w:semiHidden="1" w:unhideWhenUsed="1"/>
-    <w:lsdException w:name="List Continue 2" w:semiHidden="1" w:unhideWhenUsed="1"/>
-    <w:lsdException w:name="List Continue 3" w:semiHidden="1" w:unhideWhenUsed="1"/>
-    <w:lsdException w:name="List Continue 4" w:semiHidden="1" w:unhideWhenUsed="1"/>
-    <w:lsdException w:name="List Continue 5" w:semiHidden="1" w:unhideWhenUsed="1"/>
-    <w:lsdException w:name="Message Header" w:semiHidden="1" w:unhideWhenUsed="1"/>
-    <w:lsdException w:name="Subtitle" w:uiPriority="11" w:qFormat="1"/>
-    <w:lsdException w:name="Salutation" w:semiHidden="1" w:unhideWhenUsed="1"/>
-    <w:lsdException w:name="Date" w:semiHidden="1" w:unhideWhenUsed="1"/>
-    <w:lsdException w:name="Body Text First Indent" w:semiHidden="1" w:unhideWhenUsed="1"/>
-    <w:lsdException w:name="Body Text First Indent 2" w:semiHidden="1" w:unhideWhenUsed="1"/>
-    <w:lsdException w:name="Note Heading" w:semiHidden="1" w:unhideWhenUsed="1"/>
-    <w:lsdException w:name="Body Text 2" w:semiHidden="1" w:unhideWhenUsed="1"/>
-    <w:lsdException w:name="Body Text 3" w:semiHidden="1" w:unhideWhenUsed="1"/>
-    <w:lsdException w:name="Body Text Indent 2" w:semiHidden="1" w:unhideWhenUsed="1"/>
-    <w:lsdException w:name="Body Text Indent 3" w:semiHidden="1" w:unhideWhenUsed="1"/>
-    <w:lsdException w:name="Block Text" w:semiHidden="1" w:unhideWhenUsed="1"/>
-    <w:lsdException w:name="Hyperlink" w:semiHidden="1" w:unhideWhenUsed="1"/>
-    <w:lsdException w:name="FollowedHyperlink" w:semiHidden="1" w:unhideWhenUsed="1"/>
-    <w:lsdException w:name="Strong" w:uiPriority="22" w:qFormat="1"/>
-    <w:lsdException w:name="Emphasis" w:uiPriority="20" w:qFormat="1"/>
-    <w:lsdException w:name="Document Map" w:semiHidden="1" w:unhideWhenUsed="1"/>
-    <w:lsdException w:name="Plain Text" w:semiHidden="1" w:unhideWhenUsed="1"/>
-    <w:lsdException w:name="E-mail Signature" w:semiHidden="1" w:unhideWhenUsed="1"/>
-    <w:lsdException w:name="HTML Top of Form" w:semiHidden="1" w:unhideWhenUsed="1"/>
-    <w:lsdException w:name="HTML Bottom of Form" w:semiHidden="1" w:unhideWhenUsed="1"/>
-    <w:lsdException w:name="Normal (Web)" w:semiHidden="1" w:unhideWhenUsed="1"/>
-    <w:lsdException w:name="HTML Acronym" w:semiHidden="1" w:unhideWhenUsed="1"/>
-    <w:lsdException w:name="HTML Address" w:semiHidden="1" w:unhideWhenUsed="1"/>
-    <w:lsdException w:name="HTML Cite" w:semiHidden="1" w:unhideWhenUsed="1"/>
-    <w:lsdException w:name="HTML Code" w:semiHidden="1" w:unhideWhenUsed="1"/>
-    <w:lsdException w:name="HTML Definition" w:semiHidden="1" w:unhideWhenUsed="1"/>
-    <w:lsdException w:name="HTML Keyboard" w:semiHidden="1" w:unhideWhenUsed="1"/>
-    <w:lsdException w:name="HTML Preformatted" w:semiHidden="1" w:unhideWhenUsed="1"/>
-    <w:lsdException w:name="HTML Sample" w:semiHidden="1" w:unhideWhenUsed="1"/>
-    <w:lsdException w:name="HTML Typewriter" w:semiHidden="1" w:unhideWhenUsed="1"/>
-    <w:lsdException w:name="HTML Variable" w:semiHidden="1" w:unhideWhenUsed="1"/>
-    <w:lsdException w:name="Normal Table" w:semiHidden="1" w:unhideWhenUsed="1"/>
-    <w:lsdException w:name="annotation subject" w:semiHidden="1" w:unhideWhenUsed="1"/>
-    <w:lsdException w:name="No List" w:semiHidden="1" w:unhideWhenUsed="1"/>
-    <w:lsdException w:name="Outline List 1" w:semiHidden="1" w:unhideWhenUsed="1"/>
-    <w:lsdException w:name="Outline List 2" w:semiHidden="1" w:unhideWhenUsed="1"/>
-    <w:lsdException w:name="Outline List 3" w:semiHidden="1" w:unhideWhenUsed="1"/>
-    <w:lsdException w:name="Table Simple 1" w:semiHidden="1" w:unhideWhenUsed="1"/>
-    <w:lsdException w:name="Table Simple 2" w:semiHidden="1" w:unhideWhenUsed="1"/>
-    <w:lsdException w:name="Table Simple 3" w:semiHidden="1" w:unhideWhenUsed="1"/>
-    <w:lsdException w:name="Table Classic 1" w:semiHidden="1" w:unhideWhenUsed="1"/>
-    <w:lsdException w:name="Table Classic 2" w:semiHidden="1" w:unhideWhenUsed="1"/>
-    <w:lsdException w:name="Table Classic 3" w:semiHidden="1" w:unhideWhenUsed="1"/>
-    <w:lsdException w:name="Table Classic 4" w:semiHidden="1" w:unhideWhenUsed="1"/>
-    <w:lsdException w:name="Table Colorful 1" w:semiHidden="1" w:unhideWhenUsed="1"/>
-    <w:lsdException w:name="Table Colorful 2" w:semiHidden="1" w:unhideWhenUsed="1"/>
-    <w:lsdException w:name="Table Colorful 3" w:semiHidden="1" w:unhideWhenUsed="1"/>
-    <w:lsdException w:name="Table Columns 1" w:semiHidden="1" w:unhideWhenUsed="1"/>
-    <w:lsdException w:name="Table Columns 2" w:semiHidden="1" w:unhideWhenUsed="1"/>
-    <w:lsdException w:name="Table Columns 3" w:semiHidden="1" w:unhideWhenUsed="1"/>
-    <w:lsdException w:name="Table Columns 4" w:semiHidden="1" w:unhideWhenUsed="1"/>
-    <w:lsdException w:name="Table Columns 5" w:semiHidden="1" w:unhideWhenUsed="1"/>
-    <w:lsdException w:name="Table Grid 1" w:semiHidden="1" w:unhideWhenUsed="1"/>
-    <w:lsdException w:name="Table Grid 2" w:semiHidden="1" w:unhideWhenUsed="1"/>
-    <w:lsdException w:name="Table Grid 3" w:semiHidden="1" w:unhideWhenUsed="1"/>
-    <w:lsdException w:name="Table Grid 4" w:semiHidden="1" w:unhideWhenUsed="1"/>
-    <w:lsdException w:name="Table Grid 5" w:semiHidden="1" w:unhideWhenUsed="1"/>
-    <w:lsdException w:name="Table Grid 6" w:semiHidden="1" w:unhideWhenUsed="1"/>
-    <w:lsdException w:name="Table Grid 7" w:semiHidden="1" w:unhideWhenUsed="1"/>
-    <w:lsdException w:name="Table Grid 8" w:semiHidden="1" w:unhideWhenUsed="1"/>
-    <w:lsdException w:name="Table List 1" w:semiHidden="1" w:unhideWhenUsed="1"/>
-    <w:lsdException w:name="Table List 2" w:semiHidden="1" w:unhideWhenUsed="1"/>
-    <w:lsdException w:name="Table List 3" w:semiHidden="1" w:unhideWhenUsed="1"/>
-    <w:lsdException w:name="Table List 4" w:semiHidden="1" w:unhideWhenUsed="1"/>
-    <w:lsdException w:name="Table List 5" w:semiHidden="1" w:unhideWhenUsed="1"/>
-    <w:lsdException w:name="Table List 6" w:semiHidden="1" w:unhideWhenUsed="1"/>
-    <w:lsdException w:name="Table List 7" w:semiHidden="1" w:unhideWhenUsed="1"/>
-    <w:lsdException w:name="Table List 8" w:semiHidden="1" w:unhideWhenUsed="1"/>
-    <w:lsdException w:name="Table 3D effects 1" w:semiHidden="1" w:unhideWhenUsed="1"/>
-    <w:lsdException w:name="Table 3D effects 2" w:semiHidden="1" w:unhideWhenUsed="1"/>
-    <w:lsdException w:name="Table 3D effects 3" w:semiHidden="1" w:unhideWhenUsed="1"/>
-    <w:lsdException w:name="Table Contemporary" w:semiHidden="1" w:unhideWhenUsed="1"/>
-    <w:lsdException w:name="Table Elegant" w:semiHidden="1" w:unhideWhenUsed="1"/>
-    <w:lsdException w:name="Table Professional" w:semiHidden="1" w:unhideWhenUsed="1"/>
-    <w:lsdException w:name="Table Subtle 1" w:semiHidden="1" w:unhideWhenUsed="1"/>
-    <w:lsdException w:name="Table Subtle 2" w:semiHidden="1" w:unhideWhenUsed="1"/>
-    <w:lsdException w:name="Table Web 1" w:semiHidden="1" w:unhideWhenUsed="1"/>
-    <w:lsdException w:name="Table Web 2" w:semiHidden="1" w:unhideWhenUsed="1"/>
-    <w:lsdException w:name="Table Web 3" w:semiHidden="1" w:unhideWhenUsed="1"/>
-    <w:lsdException w:name="Balloon Text" w:semiHidden="1" w:unhideWhenUsed="1"/>
-    <w:lsdException w:name="Table Grid" w:uiPriority="39"/>
-    <w:lsdException w:name="Table Theme" w:semiHidden="1" w:unhideWhenUsed="1"/>
-    <w:lsdException w:name="Placeholder Text" w:semiHidden="1"/>
-    <w:lsdException w:name="No Spacing" w:uiPriority="1" w:qFormat="1"/>
-    <w:lsdException w:name="Light Shading" w:uiPriority="60"/>
-    <w:lsdException w:name="Light List" w:uiPriority="61"/>
-    <w:lsdException w:name="Light Grid" w:uiPriority="62"/>
-    <w:lsdException w:name="Medium Shading 1" w:uiPriority="63"/>
-    <w:lsdException w:name="Medium Shading 2" w:uiPriority="64"/>
-    <w:lsdException w:name="Medium List 1" w:uiPriority="65"/>
-    <w:lsdException w:name="Medium List 2" w:uiPriority="66"/>
-    <w:lsdException w:name="Medium Grid 1" w:uiPriority="67"/>
-    <w:lsdException w:name="Medium Grid 2" w:uiPriority="68"/>
-    <w:lsdException w:name="Medium Grid 3" w:uiPriority="69"/>
-    <w:lsdException w:name="Dark List" w:uiPriority="70"/>
-    <w:lsdException w:name="Colorful Shading" w:uiPriority="71"/>
-    <w:lsdException w:name="Colorful List" w:uiPriority="72"/>
-    <w:lsdException w:name="Colorful Grid" w:uiPriority="73"/>
-    <w:lsdException w:name="Light Shading Accent 1" w:uiPriority="60"/>
-    <w:lsdException w:name="Light List Accent 1" w:uiPriority="61"/>
-    <w:lsdException w:name="Light Grid Accent 1" w:uiPriority="62"/>
-    <w:lsdException w:name="Medium Shading 1 Accent 1" w:uiPriority="63"/>
-    <w:lsdException w:name="Medium Shading 2 Accent 1" w:uiPriority="64"/>
-    <w:lsdException w:name="Medium List 1 Accent 1" w:uiPriority="65"/>
-    <w:lsdException w:name="Revision" w:semiHidden="1"/>
-    <w:lsdException w:name="List Paragraph" w:uiPriority="34" w:qFormat="1"/>
-    <w:lsdException w:name="Quote" w:uiPriority="29" w:qFormat="1"/>
-    <w:lsdException w:name="Intense Quote" w:uiPriority="30" w:qFormat="1"/>
-    <w:lsdException w:name="Medium List 2 Accent 1" w:uiPriority="66"/>
-    <w:lsdException w:name="Medium Grid 1 Accent 1" w:uiPriority="67"/>
-    <w:lsdException w:name="Medium Grid 2 Accent 1" w:uiPriority="68"/>
-    <w:lsdException w:name="Medium Grid 3 Accent 1" w:uiPriority="69"/>
-    <w:lsdException w:name="Dark List Accent 1" w:uiPriority="70"/>
-    <w:lsdException w:name="Colorful Shading Accent 1" w:uiPriority="71"/>
-    <w:lsdException w:name="Colorful List Accent 1" w:uiPriority="72"/>
-    <w:lsdException w:name="Colorful Grid Accent 1" w:uiPriority="73"/>
-    <w:lsdException w:name="Light Shading Accent 2" w:uiPriority="60"/>
-    <w:lsdException w:name="Light List Accent 2" w:uiPriority="61"/>
-    <w:lsdException w:name="Light Grid Accent 2" w:uiPriority="62"/>
-    <w:lsdException w:name="Medium Shading 1 Accent 2" w:uiPriority="63"/>
-    <w:lsdException w:name="Medium Shading 2 Accent 2" w:uiPriority="64"/>
-    <w:lsdException w:name="Medium List 1 Accent 2" w:uiPriority="65"/>
-    <w:lsdException w:name="Medium List 2 Accent 2" w:uiPriority="66"/>
-    <w:lsdException w:name="Medium Grid 1 Accent 2" w:uiPriority="67"/>
-    <w:lsdException w:name="Medium Grid 2 Accent 2" w:uiPriority="68"/>
-    <w:lsdException w:name="Medium Grid 3 Accent 2" w:uiPriority="69"/>
-    <w:lsdException w:name="Dark List Accent 2" w:uiPriority="70"/>
-    <w:lsdException w:name="Colorful Shading Accent 2" w:uiPriority="71"/>
-    <w:lsdException w:name="Colorful List Accent 2" w:uiPriority="72"/>
-    <w:lsdException w:name="Colorful Grid Accent 2" w:uiPriority="73"/>
-    <w:lsdException w:name="Light Shading Accent 3" w:uiPriority="60"/>
-    <w:lsdException w:name="Light List Accent 3" w:uiPriority="61"/>
-    <w:lsdException w:name="Light Grid Accent 3" w:uiPriority="62"/>
-    <w:lsdException w:name="Medium Shading 1 Accent 3" w:uiPriority="63"/>
-    <w:lsdException w:name="Medium Shading 2 Accent 3" w:uiPriority="64"/>
-    <w:lsdException w:name="Medium List 1 Accent 3" w:uiPriority="65"/>
-    <w:lsdException w:name="Medium List 2 Accent 3" w:uiPriority="66"/>
-    <w:lsdException w:name="Medium Grid 1 Accent 3" w:uiPriority="67"/>
-    <w:lsdException w:name="Medium Grid 2 Accent 3" w:uiPriority="68"/>
-    <w:lsdException w:name="Medium Grid 3 Accent 3" w:uiPriority="69"/>
-    <w:lsdException w:name="Dark List Accent 3" w:uiPriority="70"/>
-    <w:lsdException w:name="Colorful Shading Accent 3" w:uiPriority="71"/>
-    <w:lsdException w:name="Colorful List Accent 3" w:uiPriority="72"/>
-    <w:lsdException w:name="Colorful Grid Accent 3" w:uiPriority="73"/>
-    <w:lsdException w:name="Light Shading Accent 4" w:uiPriority="60"/>
-    <w:lsdException w:name="Light List Accent 4" w:uiPriority="61"/>
-    <w:lsdException w:name="Light Grid Accent 4" w:uiPriority="62"/>
-    <w:lsdException w:name="Medium Shading 1 Accent 4" w:uiPriority="63"/>
-    <w:lsdException w:name="Medium Shading 2 Accent 4" w:uiPriority="64"/>
-    <w:lsdException w:name="Medium List 1 Accent 4" w:uiPriority="65"/>
-    <w:lsdException w:name="Medium List 2 Accent 4" w:uiPriority="66"/>
-    <w:lsdException w:name="Medium Grid 1 Accent 4" w:uiPriority="67"/>
-    <w:lsdException w:name="Medium Grid 2 Accent 4" w:uiPriority="68"/>
-    <w:lsdException w:name="Medium Grid 3 Accent 4" w:uiPriority="69"/>
-    <w:lsdException w:name="Dark List Accent 4" w:uiPriority="70"/>
-    <w:lsdException w:name="Colorful Shading Accent 4" w:uiPriority="71"/>
-    <w:lsdException w:name="Colorful List Accent 4" w:uiPriority="72"/>
-    <w:lsdException w:name="Colorful Grid Accent 4" w:uiPriority="73"/>
-    <w:lsdException w:name="Light Shading Accent 5" w:uiPriority="60"/>
-    <w:lsdException w:name="Light List Accent 5" w:uiPriority="61"/>
-    <w:lsdException w:name="Light Grid Accent 5" w:uiPriority="62"/>
-    <w:lsdException w:name="Medium Shading 1 Accent 5" w:uiPriority="63"/>
-    <w:lsdException w:name="Medium Shading 2 Accent 5" w:uiPriority="64"/>
-    <w:lsdException w:name="Medium List 1 Accent 5" w:uiPriority="65"/>
-    <w:lsdException w:name="Medium List 2 Accent 5" w:uiPriority="66"/>
-    <w:lsdException w:name="Medium Grid 1 Accent 5" w:uiPriority="67"/>
-    <w:lsdException w:name="Medium Grid 2 Accent 5" w:uiPriority="68"/>
-    <w:lsdException w:name="Medium Grid 3 Accent 5" w:uiPriority="69"/>
-    <w:lsdException w:name="Dark List Accent 5" w:uiPriority="70"/>
-    <w:lsdException w:name="Colorful Shading Accent 5" w:uiPriority="71"/>
-    <w:lsdException w:name="Colorful List Accent 5" w:uiPriority="72"/>
-    <w:lsdException w:name="Colorful Grid Accent 5" w:uiPriority="73"/>
-    <w:lsdException w:name="Light Shading Accent 6" w:uiPriority="60"/>
-    <w:lsdException w:name="Light List Accent 6" w:uiPriority="61"/>
-    <w:lsdException w:name="Light Grid Accent 6" w:uiPriority="62"/>
-    <w:lsdException w:name="Medium Shading 1 Accent 6" w:uiPriority="63"/>
-    <w:lsdException w:name="Medium Shading 2 Accent 6" w:uiPriority="64"/>
-    <w:lsdException w:name="Medium List 1 Accent 6" w:uiPriority="65"/>
-    <w:lsdException w:name="Medium List 2 Accent 6" w:uiPriority="66"/>
-    <w:lsdException w:name="Medium Grid 1 Accent 6" w:uiPriority="67"/>
-    <w:lsdException w:name="Medium Grid 2 Accent 6" w:uiPriority="68"/>
-    <w:lsdException w:name="Medium Grid 3 Accent 6" w:uiPriority="69"/>
-    <w:lsdException w:name="Dark List Accent 6" w:uiPriority="70"/>
-    <w:lsdException w:name="Colorful Shading Accent 6" w:uiPriority="71"/>
-    <w:lsdException w:name="Colorful List Accent 6" w:uiPriority="72"/>
-    <w:lsdException w:name="Colorful Grid Accent 6" w:uiPriority="73"/>
-    <w:lsdException w:name="Subtle Emphasis" w:uiPriority="19" w:qFormat="1"/>
-    <w:lsdException w:name="Intense Emphasis" w:uiPriority="21" w:qFormat="1"/>
-    <w:lsdException w:name="Subtle Reference" w:uiPriority="31" w:qFormat="1"/>
-    <w:lsdException w:name="Intense Reference" w:uiPriority="32" w:qFormat="1"/>
-    <w:lsdException w:name="Book Title" w:uiPriority="33" w:qFormat="1"/>
-    <w:lsdException w:name="Bibliography" w:semiHidden="1" w:uiPriority="37" w:unhideWhenUsed="1"/>
-    <w:lsdException w:name="TOC Heading" w:semiHidden="1" w:uiPriority="39" w:unhideWhenUsed="1" w:qFormat="1"/>
-    <w:lsdException w:name="Plain Table 1" w:uiPriority="41"/>
-    <w:lsdException w:name="Plain Table 2" w:uiPriority="42"/>
-    <w:lsdException w:name="Plain Table 3" w:uiPriority="43"/>
-    <w:lsdException w:name="Plain Table 4" w:uiPriority="44"/>
-    <w:lsdException w:name="Plain Table 5" w:uiPriority="45"/>
-    <w:lsdException w:name="Grid Table Light" w:uiPriority="40"/>
-    <w:lsdException w:name="Grid Table 1 Light" w:uiPriority="46"/>
-    <w:lsdException w:name="Grid Table 2" w:uiPriority="47"/>
-    <w:lsdException w:name="Grid Table 3" w:uiPriority="48"/>
-    <w:lsdException w:name="Grid Table 4" w:uiPriority="49"/>
-    <w:lsdException w:name="Grid Table 5 Dark" w:uiPriority="50"/>
-    <w:lsdException w:name="Grid Table 6 Colorful" w:uiPriority="51"/>
-    <w:lsdException w:name="Grid Table 7 Colorful" w:uiPriority="52"/>
-    <w:lsdException w:name="Grid Table 1 Light Accent 1" w:uiPriority="46"/>
-    <w:lsdException w:name="Grid Table 2 Accent 1" w:uiPriority="47"/>
-    <w:lsdException w:name="Grid Table 3 Accent 1" w:uiPriority="48"/>
-    <w:lsdException w:name="Grid Table 4 Accent 1" w:uiPriority="49"/>
-    <w:lsdException w:name="Grid Table 5 Dark Accent 1" w:uiPriority="50"/>
-    <w:lsdException w:name="Grid Table 6 Colorful Accent 1" w:uiPriority="51"/>
-    <w:lsdException w:name="Grid Table 7 Colorful Accent 1" w:uiPriority="52"/>
-    <w:lsdException w:name="Grid Table 1 Light Accent 2" w:uiPriority="46"/>
-    <w:lsdException w:name="Grid Table 2 Accent 2" w:uiPriority="47"/>
-    <w:lsdException w:name="Grid Table 3 Accent 2" w:uiPriority="48"/>
-    <w:lsdException w:name="Grid Table 4 Accent 2" w:uiPriority="49"/>
-    <w:lsdException w:name="Grid Table 5 Dark Accent 2" w:uiPriority="50"/>
-    <w:lsdException w:name="Grid Table 6 Colorful Accent 2" w:uiPriority="51"/>
-    <w:lsdException w:name="Grid Table 7 Colorful Accent 2" w:uiPriority="52"/>
-    <w:lsdException w:name="Grid Table 1 Light Accent 3" w:uiPriority="46"/>
-    <w:lsdException w:name="Grid Table 2 Accent 3" w:uiPriority="47"/>
-    <w:lsdException w:name="Grid Table 3 Accent 3" w:uiPriority="48"/>
-    <w:lsdException w:name="Grid Table 4 Accent 3" w:uiPriority="49"/>
-    <w:lsdException w:name="Grid Table 5 Dark Accent 3" w:uiPriority="50"/>
-    <w:lsdException w:name="Grid Table 6 Colorful Accent 3" w:uiPriority="51"/>
-    <w:lsdException w:name="Grid Table 7 Colorful Accent 3" w:uiPriority="52"/>
-    <w:lsdException w:name="Grid Table 1 Light Accent 4" w:uiPriority="46"/>
-    <w:lsdException w:name="Grid Table 2 Accent 4" w:uiPriority="47"/>
-    <w:lsdException w:name="Grid Table 3 Accent 4" w:uiPriority="48"/>
-    <w:lsdException w:name="Grid Table 4 Accent 4" w:uiPriority="49"/>
-    <w:lsdException w:name="Grid Table 5 Dark Accent 4" w:uiPriority="50"/>
-    <w:lsdException w:name="Grid Table 6 Colorful Accent 4" w:uiPriority="51"/>
-    <w:lsdException w:name="Grid Table 7 Colorful Accent 4" w:uiPriority="52"/>
-    <w:lsdException w:name="Grid Table 1 Light Accent 5" w:uiPriority="46"/>
-    <w:lsdException w:name="Grid Table 2 Accent 5" w:uiPriority="47"/>
-    <w:lsdException w:name="Grid Table 3 Accent 5" w:uiPriority="48"/>
-    <w:lsdException w:name="Grid Table 4 Accent 5" w:uiPriority="49"/>
-    <w:lsdException w:name="Grid Table 5 Dark Accent 5" w:uiPriority="50"/>
-    <w:lsdException w:name="Grid Table 6 Colorful Accent 5" w:uiPriority="51"/>
-    <w:lsdException w:name="Grid Table 7 Colorful Accent 5" w:uiPriority="52"/>
-    <w:lsdException w:name="Grid Table 1 Light Accent 6" w:uiPriority="46"/>
-    <w:lsdException w:name="Grid Table 2 Accent 6" w:uiPriority="47"/>
-    <w:lsdException w:name="Grid Table 3 Accent 6" w:uiPriority="48"/>
-    <w:lsdException w:name="Grid Table 4 Accent 6" w:uiPriority="49"/>
-    <w:lsdException w:name="Grid Table 5 Dark Accent 6" w:uiPriority="50"/>
-    <w:lsdException w:name="Grid Table 6 Colorful Accent 6" w:uiPriority="51"/>
-    <w:lsdException w:name="Grid Table 7 Colorful Accent 6" w:uiPriority="52"/>
-    <w:lsdException w:name="List Table 1 Light" w:uiPriority="46"/>
-    <w:lsdException w:name="List Table 2" w:uiPriority="47"/>
-    <w:lsdException w:name="List Table 3" w:uiPriority="48"/>
-    <w:lsdException w:name="List Table 4" w:uiPriority="49"/>
-    <w:lsdException w:name="List Table 5 Dark" w:uiPriority="50"/>
-    <w:lsdException w:name="List Table 6 Colorful" w:uiPriority="51"/>
-    <w:lsdException w:name="List Table 7 Colorful" w:uiPriority="52"/>
-    <w:lsdException w:name="List Table 1 Light Accent 1" w:uiPriority="46"/>
-    <w:lsdException w:name="List Table 2 Accent 1" w:uiPriority="47"/>
-    <w:lsdException w:name="List Table 3 Accent 1" w:uiPriority="48"/>
-    <w:lsdException w:name="List Table 4 Accent 1" w:uiPriority="49"/>
-    <w:lsdException w:name="List Table 5 Dark Accent 1" w:uiPriority="50"/>
-    <w:lsdException w:name="List Table 6 Colorful Accent 1" w:uiPriority="51"/>
-    <w:lsdException w:name="List Table 7 Colorful Accent 1" w:uiPriority="52"/>
-    <w:lsdException w:name="List Table 1 Light Accent 2" w:uiPriority="46"/>
-    <w:lsdException w:name="List Table 2 Accent 2" w:uiPriority="47"/>
-    <w:lsdException w:name="List Table 3 Accent 2" w:uiPriority="48"/>
-    <w:lsdException w:name="List Table 4 Accent 2" w:uiPriority="49"/>
-    <w:lsdException w:name="List Table 5 Dark Accent 2" w:uiPriority="50"/>
-    <w:lsdException w:name="List Table 6 Colorful Accent 2" w:uiPriority="51"/>
-    <w:lsdException w:name="List Table 7 Colorful Accent 2" w:uiPriority="52"/>
-    <w:lsdException w:name="List Table 1 Light Accent 3" w:uiPriority="46"/>
-    <w:lsdException w:name="List Table 2 Accent 3" w:uiPriority="47"/>
-    <w:lsdException w:name="List Table 3 Accent 3" w:uiPriority="48"/>
-    <w:lsdException w:name="List Table 4 Accent 3" w:uiPriority="49"/>
-    <w:lsdException w:name="List Table 5 Dark Accent 3" w:uiPriority="50"/>
-    <w:lsdException w:name="List Table 6 Colorful Accent 3" w:uiPriority="51"/>
-    <w:lsdException w:name="List Table 7 Colorful Accent 3" w:uiPriority="52"/>
-    <w:lsdException w:name="List Table 1 Light Accent 4" w:uiPriority="46"/>
-    <w:lsdException w:name="List Table 2 Accent 4" w:uiPriority="47"/>
-    <w:lsdException w:name="List Table 3 Accent 4" w:uiPriority="48"/>
-    <w:lsdException w:name="List Table 4 Accent 4" w:uiPriority="49"/>
-    <w:lsdException w:name="List Table 5 Dark Accent 4" w:uiPriority="50"/>
-    <w:lsdException w:name="List Table 6 Colorful Accent 4" w:uiPriority="51"/>
-    <w:lsdException w:name="List Table 7 Colorful Accent 4" w:uiPriority="52"/>
-    <w:lsdException w:name="List Table 1 Light Accent 5" w:uiPriority="46"/>
-    <w:lsdException w:name="List Table 2 Accent 5" w:uiPriority="47"/>
-    <w:lsdException w:name="List Table 3 Accent 5" w:uiPriority="48"/>
-    <w:lsdException w:name="List Table 4 Accent 5" w:uiPriority="49"/>
-    <w:lsdException w:name="List Table 5 Dark Accent 5" w:uiPriority="50"/>
-    <w:lsdException w:name="List Table 6 Colorful Accent 5" w:uiPriority="51"/>
-    <w:lsdException w:name="List Table 7 Colorful Accent 5" w:uiPriority="52"/>
-    <w:lsdException w:name="List Table 1 Light Accent 6" w:uiPriority="46"/>
-    <w:lsdException w:name="List Table 2 Accent 6" w:uiPriority="47"/>
-    <w:lsdException w:name="List Table 3 Accent 6" w:uiPriority="48"/>
-    <w:lsdException w:name="List Table 4 Accent 6" w:uiPriority="49"/>
-    <w:lsdException w:name="List Table 5 Dark Accent 6" w:uiPriority="50"/>
-    <w:lsdException w:name="List Table 6 Colorful Accent 6" w:uiPriority="51"/>
-    <w:lsdException w:name="List Table 7 Colorful Accent 6" w:uiPriority="52"/>
-    <w:lsdException w:name="Mention" w:semiHidden="1" w:unhideWhenUsed="1"/>
-    <w:lsdException w:name="Smart Hyperlink" w:semiHidden="1" w:unhideWhenUsed="1"/>
-    <w:lsdException w:name="Hashtag" w:semiHidden="1" w:unhideWhenUsed="1"/>
-    <w:lsdException w:name="Unresolved Mention" w:semiHidden="1" w:unhideWhenUsed="1"/>
-    <w:lsdException w:name="Smart Link" w:semiHidden="1" w:unhideWhenUsed="1"/>
+  <w:latentStyles w:count="260" w:defQFormat="0" w:defUnhideWhenUsed="1" w:defSemiHidden="1" w:defUIPriority="99" w:defLockedState="0">
+    <w:lsdException w:qFormat="1" w:unhideWhenUsed="0" w:uiPriority="0" w:semiHidden="0" w:name="Normal"/>
+    <w:lsdException w:qFormat="1" w:unhideWhenUsed="0" w:uiPriority="9" w:semiHidden="0" w:name="heading 1"/>
+    <w:lsdException w:qFormat="1" w:uiPriority="9" w:name="heading 2"/>
+    <w:lsdException w:qFormat="1" w:uiPriority="9" w:name="heading 3"/>
+    <w:lsdException w:qFormat="1" w:uiPriority="9" w:name="heading 4"/>
+    <w:lsdException w:qFormat="1" w:uiPriority="9" w:name="heading 5"/>
+    <w:lsdException w:qFormat="1" w:uiPriority="9" w:name="heading 6"/>
+    <w:lsdException w:qFormat="1" w:uiPriority="9" w:name="heading 7"/>
+    <w:lsdException w:qFormat="1" w:uiPriority="9" w:name="heading 8"/>
+    <w:lsdException w:qFormat="1" w:uiPriority="9" w:name="heading 9"/>
+    <w:lsdException w:uiPriority="99" w:name="index 1"/>
+    <w:lsdException w:uiPriority="99" w:name="index 2"/>
+    <w:lsdException w:uiPriority="99" w:name="index 3"/>
+    <w:lsdException w:uiPriority="99" w:name="index 4"/>
+    <w:lsdException w:uiPriority="99" w:name="index 5"/>
+    <w:lsdException w:uiPriority="99" w:name="index 6"/>
+    <w:lsdException w:uiPriority="99" w:name="index 7"/>
+    <w:lsdException w:uiPriority="99" w:name="index 8"/>
+    <w:lsdException w:uiPriority="99" w:name="index 9"/>
+    <w:lsdException w:uiPriority="39" w:semiHidden="0" w:name="toc 1"/>
+    <w:lsdException w:uiPriority="39" w:name="toc 2"/>
+    <w:lsdException w:uiPriority="39" w:name="toc 3"/>
+    <w:lsdException w:uiPriority="39" w:name="toc 4"/>
+    <w:lsdException w:uiPriority="39" w:name="toc 5"/>
+    <w:lsdException w:uiPriority="39" w:name="toc 6"/>
+    <w:lsdException w:uiPriority="39" w:name="toc 7"/>
+    <w:lsdException w:uiPriority="39" w:name="toc 8"/>
+    <w:lsdException w:uiPriority="39" w:name="toc 9"/>
+    <w:lsdException w:uiPriority="99" w:name="Normal Indent"/>
+    <w:lsdException w:uiPriority="99" w:name="footnote text"/>
+    <w:lsdException w:uiPriority="99" w:name="annotation text"/>
+    <w:lsdException w:uiPriority="99" w:semiHidden="0" w:name="header"/>
+    <w:lsdException w:uiPriority="99" w:semiHidden="0" w:name="footer"/>
+    <w:lsdException w:uiPriority="99" w:name="index heading"/>
+    <w:lsdException w:qFormat="1" w:uiPriority="35" w:name="caption"/>
+    <w:lsdException w:uiPriority="99" w:name="table of figures"/>
+    <w:lsdException w:uiPriority="99" w:name="envelope address"/>
+    <w:lsdException w:uiPriority="99" w:name="envelope return"/>
+    <w:lsdException w:uiPriority="99" w:name="footnote reference"/>
+    <w:lsdException w:uiPriority="99" w:name="annotation reference"/>
+    <w:lsdException w:uiPriority="99" w:name="line number"/>
+    <w:lsdException w:uiPriority="99" w:name="page number"/>
+    <w:lsdException w:uiPriority="99" w:name="endnote reference"/>
+    <w:lsdException w:uiPriority="99" w:name="endnote text"/>
+    <w:lsdException w:uiPriority="99" w:name="table of authorities"/>
+    <w:lsdException w:uiPriority="99" w:name="macro"/>
+    <w:lsdException w:uiPriority="99" w:name="toa heading"/>
+    <w:lsdException w:uiPriority="99" w:name="List"/>
+    <w:lsdException w:uiPriority="99" w:name="List Bullet"/>
+    <w:lsdException w:uiPriority="99" w:name="List Number"/>
+    <w:lsdException w:uiPriority="99" w:name="List 2"/>
+    <w:lsdException w:uiPriority="99" w:name="List 3"/>
+    <w:lsdException w:uiPriority="99" w:name="List 4"/>
+    <w:lsdException w:uiPriority="99" w:name="List 5"/>
+    <w:lsdException w:uiPriority="99" w:name="List Bullet 2"/>
+    <w:lsdException w:uiPriority="99" w:name="List Bullet 3"/>
+    <w:lsdException w:uiPriority="99" w:name="List Bullet 4"/>
+    <w:lsdException w:uiPriority="99" w:name="List Bullet 5"/>
+    <w:lsdException w:uiPriority="99" w:name="List Number 2"/>
+    <w:lsdException w:uiPriority="99" w:name="List Number 3"/>
+    <w:lsdException w:uiPriority="99" w:name="List Number 4"/>
+    <w:lsdException w:uiPriority="99" w:name="List Number 5"/>
+    <w:lsdException w:qFormat="1" w:unhideWhenUsed="0" w:uiPriority="10" w:semiHidden="0" w:name="Title"/>
+    <w:lsdException w:uiPriority="99" w:name="Closing"/>
+    <w:lsdException w:uiPriority="99" w:name="Signature"/>
+    <w:lsdException w:uiPriority="1" w:name="Default Paragraph Font"/>
+    <w:lsdException w:uiPriority="99" w:name="Body Text"/>
+    <w:lsdException w:uiPriority="99" w:name="Body Text Indent"/>
+    <w:lsdException w:uiPriority="99" w:name="List Continue"/>
+    <w:lsdException w:uiPriority="99" w:name="List Continue 2"/>
+    <w:lsdException w:uiPriority="99" w:name="List Continue 3"/>
+    <w:lsdException w:uiPriority="99" w:name="List Continue 4"/>
+    <w:lsdException w:uiPriority="99" w:name="List Continue 5"/>
+    <w:lsdException w:uiPriority="99" w:name="Message Header"/>
+    <w:lsdException w:qFormat="1" w:unhideWhenUsed="0" w:uiPriority="11" w:semiHidden="0" w:name="Subtitle"/>
+    <w:lsdException w:uiPriority="99" w:name="Salutation"/>
+    <w:lsdException w:uiPriority="99" w:name="Date"/>
+    <w:lsdException w:uiPriority="99" w:name="Body Text First Indent"/>
+    <w:lsdException w:uiPriority="99" w:name="Body Text First Indent 2"/>
+    <w:lsdException w:uiPriority="99" w:name="Note Heading"/>
+    <w:lsdException w:uiPriority="99" w:name="Body Text 2"/>
+    <w:lsdException w:uiPriority="99" w:name="Body Text 3"/>
+    <w:lsdException w:uiPriority="99" w:name="Body Text Indent 2"/>
+    <w:lsdException w:uiPriority="99" w:name="Body Text Indent 3"/>
+    <w:lsdException w:uiPriority="99" w:name="Block Text"/>
+    <w:lsdException w:uiPriority="99" w:semiHidden="0" w:name="Hyperlink"/>
+    <w:lsdException w:uiPriority="99" w:name="FollowedHyperlink"/>
+    <w:lsdException w:qFormat="1" w:unhideWhenUsed="0" w:uiPriority="22" w:semiHidden="0" w:name="Strong"/>
+    <w:lsdException w:qFormat="1" w:unhideWhenUsed="0" w:uiPriority="20" w:semiHidden="0" w:name="Emphasis"/>
+    <w:lsdException w:uiPriority="99" w:name="Document Map"/>
+    <w:lsdException w:uiPriority="99" w:name="Plain Text"/>
+    <w:lsdException w:uiPriority="99" w:name="E-mail Signature"/>
+    <w:lsdException w:uiPriority="99" w:name="Normal (Web)"/>
+    <w:lsdException w:uiPriority="99" w:name="HTML Acronym"/>
+    <w:lsdException w:uiPriority="99" w:name="HTML Address"/>
+    <w:lsdException w:uiPriority="99" w:name="HTML Cite"/>
+    <w:lsdException w:uiPriority="99" w:name="HTML Code"/>
+    <w:lsdException w:uiPriority="99" w:name="HTML Definition"/>
+    <w:lsdException w:uiPriority="99" w:name="HTML Keyboard"/>
+    <w:lsdException w:uiPriority="99" w:name="HTML Preformatted"/>
+    <w:lsdException w:uiPriority="99" w:name="HTML Sample"/>
+    <w:lsdException w:uiPriority="99" w:name="HTML Typewriter"/>
+    <w:lsdException w:uiPriority="99" w:name="HTML Variable"/>
+    <w:lsdException w:uiPriority="99" w:name="Normal Table"/>
+    <w:lsdException w:uiPriority="99" w:name="annotation subject"/>
+    <w:lsdException w:uiPriority="99" w:name="Table Simple 1"/>
+    <w:lsdException w:uiPriority="99" w:name="Table Simple 2"/>
+    <w:lsdException w:uiPriority="99" w:name="Table Simple 3"/>
+    <w:lsdException w:uiPriority="99" w:name="Table Classic 1"/>
+    <w:lsdException w:uiPriority="99" w:name="Table Classic 2"/>
+    <w:lsdException w:uiPriority="99" w:name="Table Classic 3"/>
+    <w:lsdException w:uiPriority="99" w:name="Table Classic 4"/>
+    <w:lsdException w:uiPriority="99" w:name="Table Colorful 1"/>
+    <w:lsdException w:uiPriority="99" w:name="Table Colorful 2"/>
+    <w:lsdException w:uiPriority="99" w:name="Table Colorful 3"/>
+    <w:lsdException w:uiPriority="99" w:name="Table Columns 1"/>
+    <w:lsdException w:uiPriority="99" w:name="Table Columns 2"/>
+    <w:lsdException w:uiPriority="99" w:name="Table Columns 3"/>
+    <w:lsdException w:uiPriority="99" w:name="Table Columns 4"/>
+    <w:lsdException w:uiPriority="99" w:name="Table Columns 5"/>
+    <w:lsdException w:uiPriority="99" w:name="Table Grid 1"/>
+    <w:lsdException w:uiPriority="99" w:name="Table Grid 2"/>
+    <w:lsdException w:uiPriority="99" w:name="Table Grid 3"/>
+    <w:lsdException w:uiPriority="99" w:name="Table Grid 4"/>
+    <w:lsdException w:uiPriority="99" w:name="Table Grid 5"/>
+    <w:lsdException w:uiPriority="99" w:name="Table Grid 6"/>
+    <w:lsdException w:uiPriority="99" w:name="Table Grid 7"/>
+    <w:lsdException w:uiPriority="99" w:name="Table Grid 8"/>
+    <w:lsdException w:uiPriority="99" w:name="Table List 1"/>
+    <w:lsdException w:uiPriority="99" w:name="Table List 2"/>
+    <w:lsdException w:uiPriority="99" w:name="Table List 3"/>
+    <w:lsdException w:uiPriority="99" w:name="Table List 4"/>
+    <w:lsdException w:uiPriority="99" w:name="Table List 5"/>
+    <w:lsdException w:uiPriority="99" w:name="Table List 6"/>
+    <w:lsdException w:uiPriority="99" w:name="Table List 7"/>
+    <w:lsdException w:uiPriority="99" w:name="Table List 8"/>
+    <w:lsdException w:uiPriority="99" w:name="Table 3D effects 1"/>
+    <w:lsdException w:uiPriority="99" w:name="Table 3D effects 2"/>
+    <w:lsdException w:uiPriority="99" w:name="Table 3D effects 3"/>
+    <w:lsdException w:uiPriority="99" w:name="Table Contemporary"/>
+    <w:lsdException w:uiPriority="99" w:name="Table Elegant"/>
+    <w:lsdException w:uiPriority="99" w:name="Table Professional"/>
+    <w:lsdException w:uiPriority="99" w:name="Table Subtle 1"/>
+    <w:lsdException w:uiPriority="99" w:name="Table Subtle 2"/>
+    <w:lsdException w:uiPriority="99" w:name="Table Web 1"/>
+    <w:lsdException w:uiPriority="99" w:name="Table Web 2"/>
+    <w:lsdException w:uiPriority="99" w:name="Table Web 3"/>
+    <w:lsdException w:uiPriority="99" w:name="Balloon Text"/>
+    <w:lsdException w:unhideWhenUsed="0" w:uiPriority="39" w:semiHidden="0" w:name="Table Grid"/>
+    <w:lsdException w:uiPriority="99" w:name="Table Theme"/>
+    <w:lsdException w:unhideWhenUsed="0" w:uiPriority="60" w:semiHidden="0" w:name="Light Shading"/>
+    <w:lsdException w:unhideWhenUsed="0" w:uiPriority="61" w:semiHidden="0" w:name="Light List"/>
+    <w:lsdException w:unhideWhenUsed="0" w:uiPriority="62" w:semiHidden="0" w:name="Light Grid"/>
+    <w:lsdException w:unhideWhenUsed="0" w:uiPriority="63" w:semiHidden="0" w:name="Medium Shading 1"/>
+    <w:lsdException w:unhideWhenUsed="0" w:uiPriority="64" w:semiHidden="0" w:name="Medium Shading 2"/>
+    <w:lsdException w:unhideWhenUsed="0" w:uiPriority="65" w:semiHidden="0" w:name="Medium List 1"/>
+    <w:lsdException w:unhideWhenUsed="0" w:uiPriority="66" w:semiHidden="0" w:name="Medium List 2"/>
+    <w:lsdException w:unhideWhenUsed="0" w:uiPriority="67" w:semiHidden="0" w:name="Medium Grid 1"/>
+    <w:lsdException w:unhideWhenUsed="0" w:uiPriority="68" w:semiHidden="0" w:name="Medium Grid 2"/>
+    <w:lsdException w:unhideWhenUsed="0" w:uiPriority="69" w:semiHidden="0" w:name="Medium Grid 3"/>
+    <w:lsdException w:unhideWhenUsed="0" w:uiPriority="70" w:semiHidden="0" w:name="Dark List"/>
+    <w:lsdException w:unhideWhenUsed="0" w:uiPriority="71" w:semiHidden="0" w:name="Colorful Shading"/>
+    <w:lsdException w:unhideWhenUsed="0" w:uiPriority="72" w:semiHidden="0" w:name="Colorful List"/>
+    <w:lsdException w:unhideWhenUsed="0" w:uiPriority="73" w:semiHidden="0" w:name="Colorful Grid"/>
+    <w:lsdException w:unhideWhenUsed="0" w:uiPriority="60" w:semiHidden="0" w:name="Light Shading Accent 1"/>
+    <w:lsdException w:unhideWhenUsed="0" w:uiPriority="61" w:semiHidden="0" w:name="Light List Accent 1"/>
+    <w:lsdException w:unhideWhenUsed="0" w:uiPriority="62" w:semiHidden="0" w:name="Light Grid Accent 1"/>
+    <w:lsdException w:unhideWhenUsed="0" w:uiPriority="63" w:semiHidden="0" w:name="Medium Shading 1 Accent 1"/>
+    <w:lsdException w:unhideWhenUsed="0" w:uiPriority="64" w:semiHidden="0" w:name="Medium Shading 2 Accent 1"/>
+    <w:lsdException w:unhideWhenUsed="0" w:uiPriority="65" w:semiHidden="0" w:name="Medium List 1 Accent 1"/>
+    <w:lsdException w:qFormat="1" w:unhideWhenUsed="0" w:uiPriority="34" w:semiHidden="0" w:name="List Paragraph"/>
+    <w:lsdException w:qFormat="1" w:unhideWhenUsed="0" w:uiPriority="29" w:semiHidden="0" w:name="Quote"/>
+    <w:lsdException w:qFormat="1" w:unhideWhenUsed="0" w:uiPriority="30" w:semiHidden="0" w:name="Intense Quote"/>
+    <w:lsdException w:unhideWhenUsed="0" w:uiPriority="66" w:semiHidden="0" w:name="Medium List 2 Accent 1"/>
+    <w:lsdException w:unhideWhenUsed="0" w:uiPriority="67" w:semiHidden="0" w:name="Medium Grid 1 Accent 1"/>
+    <w:lsdException w:unhideWhenUsed="0" w:uiPriority="68" w:semiHidden="0" w:name="Medium Grid 2 Accent 1"/>
+    <w:lsdException w:unhideWhenUsed="0" w:uiPriority="69" w:semiHidden="0" w:name="Medium Grid 3 Accent 1"/>
+    <w:lsdException w:unhideWhenUsed="0" w:uiPriority="70" w:semiHidden="0" w:name="Dark List Accent 1"/>
+    <w:lsdException w:unhideWhenUsed="0" w:uiPriority="71" w:semiHidden="0" w:name="Colorful Shading Accent 1"/>
+    <w:lsdException w:unhideWhenUsed="0" w:uiPriority="72" w:semiHidden="0" w:name="Colorful List Accent 1"/>
+    <w:lsdException w:unhideWhenUsed="0" w:uiPriority="73" w:semiHidden="0" w:name="Colorful Grid Accent 1"/>
+    <w:lsdException w:unhideWhenUsed="0" w:uiPriority="60" w:semiHidden="0" w:name="Light Shading Accent 2"/>
+    <w:lsdException w:unhideWhenUsed="0" w:uiPriority="61" w:semiHidden="0" w:name="Light List Accent 2"/>
+    <w:lsdException w:unhideWhenUsed="0" w:uiPriority="62" w:semiHidden="0" w:name="Light Grid Accent 2"/>
+    <w:lsdException w:unhideWhenUsed="0" w:uiPriority="63" w:semiHidden="0" w:name="Medium Shading 1 Accent 2"/>
+    <w:lsdException w:unhideWhenUsed="0" w:uiPriority="64" w:semiHidden="0" w:name="Medium Shading 2 Accent 2"/>
+    <w:lsdException w:unhideWhenUsed="0" w:uiPriority="65" w:semiHidden="0" w:name="Medium List 1 Accent 2"/>
+    <w:lsdException w:unhideWhenUsed="0" w:uiPriority="66" w:semiHidden="0" w:name="Medium List 2 Accent 2"/>
+    <w:lsdException w:unhideWhenUsed="0" w:uiPriority="67" w:semiHidden="0" w:name="Medium Grid 1 Accent 2"/>
+    <w:lsdException w:unhideWhenUsed="0" w:uiPriority="68" w:semiHidden="0" w:name="Medium Grid 2 Accent 2"/>
+    <w:lsdException w:unhideWhenUsed="0" w:uiPriority="69" w:semiHidden="0" w:name="Medium Grid 3 Accent 2"/>
+    <w:lsdException w:unhideWhenUsed="0" w:uiPriority="70" w:semiHidden="0" w:name="Dark List Accent 2"/>
+    <w:lsdException w:unhideWhenUsed="0" w:uiPriority="71" w:semiHidden="0" w:name="Colorful Shading Accent 2"/>
+    <w:lsdException w:unhideWhenUsed="0" w:uiPriority="72" w:semiHidden="0" w:name="Colorful List Accent 2"/>
+    <w:lsdException w:unhideWhenUsed="0" w:uiPriority="73" w:semiHidden="0" w:name="Colorful Grid Accent 2"/>
+    <w:lsdException w:unhideWhenUsed="0" w:uiPriority="60" w:semiHidden="0" w:name="Light Shading Accent 3"/>
+    <w:lsdException w:unhideWhenUsed="0" w:uiPriority="61" w:semiHidden="0" w:name="Light List Accent 3"/>
+    <w:lsdException w:unhideWhenUsed="0" w:uiPriority="62" w:semiHidden="0" w:name="Light Grid Accent 3"/>
+    <w:lsdException w:unhideWhenUsed="0" w:uiPriority="63" w:semiHidden="0" w:name="Medium Shading 1 Accent 3"/>
+    <w:lsdException w:unhideWhenUsed="0" w:uiPriority="64" w:semiHidden="0" w:name="Medium Shading 2 Accent 3"/>
+    <w:lsdException w:unhideWhenUsed="0" w:uiPriority="65" w:semiHidden="0" w:name="Medium List 1 Accent 3"/>
+    <w:lsdException w:unhideWhenUsed="0" w:uiPriority="66" w:semiHidden="0" w:name="Medium List 2 Accent 3"/>
+    <w:lsdException w:unhideWhenUsed="0" w:uiPriority="67" w:semiHidden="0" w:name="Medium Grid 1 Accent 3"/>
+    <w:lsdException w:unhideWhenUsed="0" w:uiPriority="68" w:semiHidden="0" w:name="Medium Grid 2 Accent 3"/>
+    <w:lsdException w:unhideWhenUsed="0" w:uiPriority="69" w:semiHidden="0" w:name="Medium Grid 3 Accent 3"/>
+    <w:lsdException w:unhideWhenUsed="0" w:uiPriority="70" w:semiHidden="0" w:name="Dark List Accent 3"/>
+    <w:lsdException w:unhideWhenUsed="0" w:uiPriority="71" w:semiHidden="0" w:name="Colorful Shading Accent 3"/>
+    <w:lsdException w:unhideWhenUsed="0" w:uiPriority="72" w:semiHidden="0" w:name="Colorful List Accent 3"/>
+    <w:lsdException w:unhideWhenUsed="0" w:uiPriority="73" w:semiHidden="0" w:name="Colorful Grid Accent 3"/>
+    <w:lsdException w:unhideWhenUsed="0" w:uiPriority="60" w:semiHidden="0" w:name="Light Shading Accent 4"/>
+    <w:lsdException w:unhideWhenUsed="0" w:uiPriority="61" w:semiHidden="0" w:name="Light List Accent 4"/>
+    <w:lsdException w:unhideWhenUsed="0" w:uiPriority="62" w:semiHidden="0" w:name="Light Grid Accent 4"/>
+    <w:lsdException w:unhideWhenUsed="0" w:uiPriority="63" w:semiHidden="0" w:name="Medium Shading 1 Accent 4"/>
+    <w:lsdException w:unhideWhenUsed="0" w:uiPriority="64" w:semiHidden="0" w:name="Medium Shading 2 Accent 4"/>
+    <w:lsdException w:unhideWhenUsed="0" w:uiPriority="65" w:semiHidden="0" w:name="Medium List 1 Accent 4"/>
+    <w:lsdException w:unhideWhenUsed="0" w:uiPriority="66" w:semiHidden="0" w:name="Medium List 2 Accent 4"/>
+    <w:lsdException w:unhideWhenUsed="0" w:uiPriority="67" w:semiHidden="0" w:name="Medium Grid 1 Accent 4"/>
+    <w:lsdException w:unhideWhenUsed="0" w:uiPriority="68" w:semiHidden="0" w:name="Medium Grid 2 Accent 4"/>
+    <w:lsdException w:unhideWhenUsed="0" w:uiPriority="69" w:semiHidden="0" w:name="Medium Grid 3 Accent 4"/>
+    <w:lsdException w:unhideWhenUsed="0" w:uiPriority="70" w:semiHidden="0" w:name="Dark List Accent 4"/>
+    <w:lsdException w:unhideWhenUsed="0" w:uiPriority="71" w:semiHidden="0" w:name="Colorful Shading Accent 4"/>
+    <w:lsdException w:unhideWhenUsed="0" w:uiPriority="72" w:semiHidden="0" w:name="Colorful List Accent 4"/>
+    <w:lsdException w:unhideWhenUsed="0" w:uiPriority="73" w:semiHidden="0" w:name="Colorful Grid Accent 4"/>
+    <w:lsdException w:unhideWhenUsed="0" w:uiPriority="60" w:semiHidden="0" w:name="Light Shading Accent 5"/>
+    <w:lsdException w:unhideWhenUsed="0" w:uiPriority="61" w:semiHidden="0" w:name="Light List Accent 5"/>
+    <w:lsdException w:unhideWhenUsed="0" w:uiPriority="62" w:semiHidden="0" w:name="Light Grid Accent 5"/>
+    <w:lsdException w:unhideWhenUsed="0" w:uiPriority="63" w:semiHidden="0" w:name="Medium Shading 1 Accent 5"/>
+    <w:lsdException w:unhideWhenUsed="0" w:uiPriority="64" w:semiHidden="0" w:name="Medium Shading 2 Accent 5"/>
+    <w:lsdException w:unhideWhenUsed="0" w:uiPriority="65" w:semiHidden="0" w:name="Medium List 1 Accent 5"/>
+    <w:lsdException w:unhideWhenUsed="0" w:uiPriority="66" w:semiHidden="0" w:name="Medium List 2 Accent 5"/>
+    <w:lsdException w:unhideWhenUsed="0" w:uiPriority="67" w:semiHidden="0" w:name="Medium Grid 1 Accent 5"/>
+    <w:lsdException w:unhideWhenUsed="0" w:uiPriority="68" w:semiHidden="0" w:name="Medium Grid 2 Accent 5"/>
+    <w:lsdException w:unhideWhenUsed="0" w:uiPriority="69" w:semiHidden="0" w:name="Medium Grid 3 Accent 5"/>
+    <w:lsdException w:unhideWhenUsed="0" w:uiPriority="70" w:semiHidden="0" w:name="Dark List Accent 5"/>
+    <w:lsdException w:unhideWhenUsed="0" w:uiPriority="71" w:semiHidden="0" w:name="Colorful Shading Accent 5"/>
+    <w:lsdException w:unhideWhenUsed="0" w:uiPriority="72" w:semiHidden="0" w:name="Colorful List Accent 5"/>
+    <w:lsdException w:unhideWhenUsed="0" w:uiPriority="73" w:semiHidden="0" w:name="Colorful Grid Accent 5"/>
+    <w:lsdException w:unhideWhenUsed="0" w:uiPriority="60" w:semiHidden="0" w:name="Light Shading Accent 6"/>
+    <w:lsdException w:unhideWhenUsed="0" w:uiPriority="61" w:semiHidden="0" w:name="Light List Accent 6"/>
+    <w:lsdException w:unhideWhenUsed="0" w:uiPriority="62" w:semiHidden="0" w:name="Light Grid Accent 6"/>
+    <w:lsdException w:unhideWhenUsed="0" w:uiPriority="63" w:semiHidden="0" w:name="Medium Shading 1 Accent 6"/>
+    <w:lsdException w:unhideWhenUsed="0" w:uiPriority="64" w:semiHidden="0" w:name="Medium Shading 2 Accent 6"/>
+    <w:lsdException w:unhideWhenUsed="0" w:uiPriority="65" w:semiHidden="0" w:name="Medium List 1 Accent 6"/>
+    <w:lsdException w:unhideWhenUsed="0" w:uiPriority="66" w:semiHidden="0" w:name="Medium List 2 Accent 6"/>
+    <w:lsdException w:unhideWhenUsed="0" w:uiPriority="67" w:semiHidden="0" w:name="Medium Grid 1 Accent 6"/>
+    <w:lsdException w:unhideWhenUsed="0" w:uiPriority="68" w:semiHidden="0" w:name="Medium Grid 2 Accent 6"/>
+    <w:lsdException w:unhideWhenUsed="0" w:uiPriority="69" w:semiHidden="0" w:name="Medium Grid 3 Accent 6"/>
+    <w:lsdException w:unhideWhenUsed="0" w:uiPriority="70" w:semiHidden="0" w:name="Dark List Accent 6"/>
+    <w:lsdException w:unhideWhenUsed="0" w:uiPriority="71" w:semiHidden="0" w:name="Colorful Shading Accent 6"/>
+    <w:lsdException w:unhideWhenUsed="0" w:uiPriority="72" w:semiHidden="0" w:name="Colorful List Accent 6"/>
+    <w:lsdException w:unhideWhenUsed="0" w:uiPriority="73" w:semiHidden="0" w:name="Colorful Grid Accent 6"/>
   </w:latentStyles>
-  <w:style w:type="paragraph" w:default="1" w:styleId="a">
+  <w:style w:type="paragraph" w:default="1" w:styleId="1">
     <w:name w:val="Normal"/>
     <w:qFormat/>
-    <w:rsid w:val="00D64162"/>
+    <w:uiPriority w:val="0"/>
     <w:pPr>
       <w:spacing w:after="0" w:line="360" w:lineRule="auto"/>
       <w:ind w:firstLine="709"/>
       <w:jc w:val="both"/>
     </w:pPr>
     <w:rPr>
-      <w:rFonts w:ascii="Times New Roman" w:hAnsi="Times New Roman"/>
+      <w:rFonts w:ascii="Times New Roman" w:hAnsi="Times New Roman" w:eastAsiaTheme="minorHAnsi" w:cstheme="minorBidi"/>
       <w:bCs/>
       <w:kern w:val="0"/>
       <w:sz w:val="28"/>
       <w:szCs w:val="22"/>
+      <w:lang w:val="ru-RU" w:eastAsia="en-US" w:bidi="ar-SA"/>
       <w14:ligatures w14:val="none"/>
     </w:rPr>
   </w:style>
-  <w:style w:type="paragraph" w:styleId="1">
+  <w:style w:type="paragraph" w:styleId="2">
     <w:name w:val="heading 1"/>
-    <w:basedOn w:val="a"/>
-    <w:next w:val="a"/>
-    <w:link w:val="10"/>
+    <w:basedOn w:val="1"/>
+    <w:next w:val="1"/>
+    <w:link w:val="20"/>
+    <w:qFormat/>
     <w:uiPriority w:val="9"/>
-    <w:qFormat/>
-    <w:rsid w:val="00B176B0"/>
     <w:pPr>
       <w:keepNext/>
       <w:keepLines/>
@@ -5592,16 +4673,15 @@
       <w14:ligatures w14:val="standardContextual"/>
     </w:rPr>
   </w:style>
-  <w:style w:type="paragraph" w:styleId="2">
+  <w:style w:type="paragraph" w:styleId="3">
     <w:name w:val="heading 2"/>
-    <w:basedOn w:val="a"/>
-    <w:next w:val="a"/>
-    <w:link w:val="20"/>
-    <w:uiPriority w:val="9"/>
+    <w:basedOn w:val="1"/>
+    <w:next w:val="1"/>
+    <w:link w:val="21"/>
     <w:semiHidden/>
     <w:unhideWhenUsed/>
     <w:qFormat/>
-    <w:rsid w:val="002635E4"/>
+    <w:uiPriority w:val="9"/>
     <w:pPr>
       <w:keepNext/>
       <w:keepLines/>
@@ -5611,25 +4691,24 @@
       <w:outlineLvl w:val="1"/>
     </w:pPr>
     <w:rPr>
-      <w:rFonts w:asciiTheme="majorHAnsi" w:eastAsiaTheme="majorEastAsia" w:hAnsiTheme="majorHAnsi" w:cstheme="majorBidi"/>
+      <w:rFonts w:asciiTheme="majorHAnsi" w:hAnsiTheme="majorHAnsi" w:eastAsiaTheme="majorEastAsia" w:cstheme="majorBidi"/>
       <w:bCs w:val="0"/>
-      <w:color w:val="0F4761" w:themeColor="accent1" w:themeShade="BF"/>
+      <w:color w:val="104862" w:themeColor="accent1" w:themeShade="BF"/>
       <w:kern w:val="2"/>
       <w:sz w:val="32"/>
       <w:szCs w:val="32"/>
       <w14:ligatures w14:val="standardContextual"/>
     </w:rPr>
   </w:style>
-  <w:style w:type="paragraph" w:styleId="3">
+  <w:style w:type="paragraph" w:styleId="4">
     <w:name w:val="heading 3"/>
-    <w:basedOn w:val="a"/>
-    <w:next w:val="a"/>
-    <w:link w:val="30"/>
-    <w:uiPriority w:val="9"/>
+    <w:basedOn w:val="1"/>
+    <w:next w:val="1"/>
+    <w:link w:val="22"/>
     <w:semiHidden/>
     <w:unhideWhenUsed/>
     <w:qFormat/>
-    <w:rsid w:val="002635E4"/>
+    <w:uiPriority w:val="9"/>
     <w:pPr>
       <w:keepNext/>
       <w:keepLines/>
@@ -5639,24 +4718,23 @@
       <w:outlineLvl w:val="2"/>
     </w:pPr>
     <w:rPr>
-      <w:rFonts w:asciiTheme="minorHAnsi" w:eastAsiaTheme="majorEastAsia" w:hAnsiTheme="minorHAnsi" w:cstheme="majorBidi"/>
+      <w:rFonts w:asciiTheme="minorHAnsi" w:hAnsiTheme="minorHAnsi" w:eastAsiaTheme="majorEastAsia" w:cstheme="majorBidi"/>
       <w:bCs w:val="0"/>
-      <w:color w:val="0F4761" w:themeColor="accent1" w:themeShade="BF"/>
+      <w:color w:val="104862" w:themeColor="accent1" w:themeShade="BF"/>
       <w:kern w:val="2"/>
       <w:szCs w:val="28"/>
       <w14:ligatures w14:val="standardContextual"/>
     </w:rPr>
   </w:style>
-  <w:style w:type="paragraph" w:styleId="4">
+  <w:style w:type="paragraph" w:styleId="5">
     <w:name w:val="heading 4"/>
-    <w:basedOn w:val="a"/>
-    <w:next w:val="a"/>
-    <w:link w:val="40"/>
-    <w:uiPriority w:val="9"/>
+    <w:basedOn w:val="1"/>
+    <w:next w:val="1"/>
+    <w:link w:val="23"/>
     <w:semiHidden/>
     <w:unhideWhenUsed/>
     <w:qFormat/>
-    <w:rsid w:val="002635E4"/>
+    <w:uiPriority w:val="9"/>
     <w:pPr>
       <w:keepNext/>
       <w:keepLines/>
@@ -5666,27 +4744,26 @@
       <w:outlineLvl w:val="3"/>
     </w:pPr>
     <w:rPr>
-      <w:rFonts w:asciiTheme="minorHAnsi" w:eastAsiaTheme="majorEastAsia" w:hAnsiTheme="minorHAnsi" w:cstheme="majorBidi"/>
+      <w:rFonts w:asciiTheme="minorHAnsi" w:hAnsiTheme="minorHAnsi" w:eastAsiaTheme="majorEastAsia" w:cstheme="majorBidi"/>
       <w:bCs w:val="0"/>
       <w:i/>
       <w:iCs/>
-      <w:color w:val="0F4761" w:themeColor="accent1" w:themeShade="BF"/>
+      <w:color w:val="104862" w:themeColor="accent1" w:themeShade="BF"/>
       <w:kern w:val="2"/>
       <w:sz w:val="24"/>
       <w:szCs w:val="24"/>
       <w14:ligatures w14:val="standardContextual"/>
     </w:rPr>
   </w:style>
-  <w:style w:type="paragraph" w:styleId="5">
+  <w:style w:type="paragraph" w:styleId="6">
     <w:name w:val="heading 5"/>
-    <w:basedOn w:val="a"/>
-    <w:next w:val="a"/>
-    <w:link w:val="50"/>
-    <w:uiPriority w:val="9"/>
+    <w:basedOn w:val="1"/>
+    <w:next w:val="1"/>
+    <w:link w:val="24"/>
     <w:semiHidden/>
     <w:unhideWhenUsed/>
     <w:qFormat/>
-    <w:rsid w:val="002635E4"/>
+    <w:uiPriority w:val="9"/>
     <w:pPr>
       <w:keepNext/>
       <w:keepLines/>
@@ -5696,25 +4773,24 @@
       <w:outlineLvl w:val="4"/>
     </w:pPr>
     <w:rPr>
-      <w:rFonts w:asciiTheme="minorHAnsi" w:eastAsiaTheme="majorEastAsia" w:hAnsiTheme="minorHAnsi" w:cstheme="majorBidi"/>
+      <w:rFonts w:asciiTheme="minorHAnsi" w:hAnsiTheme="minorHAnsi" w:eastAsiaTheme="majorEastAsia" w:cstheme="majorBidi"/>
       <w:bCs w:val="0"/>
-      <w:color w:val="0F4761" w:themeColor="accent1" w:themeShade="BF"/>
+      <w:color w:val="104862" w:themeColor="accent1" w:themeShade="BF"/>
       <w:kern w:val="2"/>
       <w:sz w:val="24"/>
       <w:szCs w:val="24"/>
       <w14:ligatures w14:val="standardContextual"/>
     </w:rPr>
   </w:style>
-  <w:style w:type="paragraph" w:styleId="6">
+  <w:style w:type="paragraph" w:styleId="7">
     <w:name w:val="heading 6"/>
-    <w:basedOn w:val="a"/>
-    <w:next w:val="a"/>
-    <w:link w:val="60"/>
-    <w:uiPriority w:val="9"/>
+    <w:basedOn w:val="1"/>
+    <w:next w:val="1"/>
+    <w:link w:val="25"/>
     <w:semiHidden/>
     <w:unhideWhenUsed/>
     <w:qFormat/>
-    <w:rsid w:val="002635E4"/>
+    <w:uiPriority w:val="9"/>
     <w:pPr>
       <w:keepNext/>
       <w:keepLines/>
@@ -5724,7 +4800,7 @@
       <w:outlineLvl w:val="5"/>
     </w:pPr>
     <w:rPr>
-      <w:rFonts w:asciiTheme="minorHAnsi" w:eastAsiaTheme="majorEastAsia" w:hAnsiTheme="minorHAnsi" w:cstheme="majorBidi"/>
+      <w:rFonts w:asciiTheme="minorHAnsi" w:hAnsiTheme="minorHAnsi" w:eastAsiaTheme="majorEastAsia" w:cstheme="majorBidi"/>
       <w:bCs w:val="0"/>
       <w:i/>
       <w:iCs/>
@@ -5732,19 +4808,26 @@
       <w:kern w:val="2"/>
       <w:sz w:val="24"/>
       <w:szCs w:val="24"/>
+      <w14:textFill>
+        <w14:solidFill>
+          <w14:schemeClr w14:val="tx1">
+            <w14:lumMod w14:val="65000"/>
+            <w14:lumOff w14:val="35000"/>
+          </w14:schemeClr>
+        </w14:solidFill>
+      </w14:textFill>
       <w14:ligatures w14:val="standardContextual"/>
     </w:rPr>
   </w:style>
-  <w:style w:type="paragraph" w:styleId="7">
+  <w:style w:type="paragraph" w:styleId="8">
     <w:name w:val="heading 7"/>
-    <w:basedOn w:val="a"/>
-    <w:next w:val="a"/>
-    <w:link w:val="70"/>
-    <w:uiPriority w:val="9"/>
+    <w:basedOn w:val="1"/>
+    <w:next w:val="1"/>
+    <w:link w:val="26"/>
     <w:semiHidden/>
     <w:unhideWhenUsed/>
     <w:qFormat/>
-    <w:rsid w:val="002635E4"/>
+    <w:uiPriority w:val="9"/>
     <w:pPr>
       <w:keepNext/>
       <w:keepLines/>
@@ -5754,25 +4837,32 @@
       <w:outlineLvl w:val="6"/>
     </w:pPr>
     <w:rPr>
-      <w:rFonts w:asciiTheme="minorHAnsi" w:eastAsiaTheme="majorEastAsia" w:hAnsiTheme="minorHAnsi" w:cstheme="majorBidi"/>
+      <w:rFonts w:asciiTheme="minorHAnsi" w:hAnsiTheme="minorHAnsi" w:eastAsiaTheme="majorEastAsia" w:cstheme="majorBidi"/>
       <w:bCs w:val="0"/>
       <w:color w:val="595959" w:themeColor="text1" w:themeTint="A6"/>
       <w:kern w:val="2"/>
       <w:sz w:val="24"/>
       <w:szCs w:val="24"/>
+      <w14:textFill>
+        <w14:solidFill>
+          <w14:schemeClr w14:val="tx1">
+            <w14:lumMod w14:val="65000"/>
+            <w14:lumOff w14:val="35000"/>
+          </w14:schemeClr>
+        </w14:solidFill>
+      </w14:textFill>
       <w14:ligatures w14:val="standardContextual"/>
     </w:rPr>
   </w:style>
-  <w:style w:type="paragraph" w:styleId="8">
+  <w:style w:type="paragraph" w:styleId="9">
     <w:name w:val="heading 8"/>
-    <w:basedOn w:val="a"/>
-    <w:next w:val="a"/>
-    <w:link w:val="80"/>
-    <w:uiPriority w:val="9"/>
+    <w:basedOn w:val="1"/>
+    <w:next w:val="1"/>
+    <w:link w:val="27"/>
     <w:semiHidden/>
     <w:unhideWhenUsed/>
     <w:qFormat/>
-    <w:rsid w:val="002635E4"/>
+    <w:uiPriority w:val="9"/>
     <w:pPr>
       <w:keepNext/>
       <w:keepLines/>
@@ -5782,27 +4872,34 @@
       <w:outlineLvl w:val="7"/>
     </w:pPr>
     <w:rPr>
-      <w:rFonts w:asciiTheme="minorHAnsi" w:eastAsiaTheme="majorEastAsia" w:hAnsiTheme="minorHAnsi" w:cstheme="majorBidi"/>
+      <w:rFonts w:asciiTheme="minorHAnsi" w:hAnsiTheme="minorHAnsi" w:eastAsiaTheme="majorEastAsia" w:cstheme="majorBidi"/>
       <w:bCs w:val="0"/>
       <w:i/>
       <w:iCs/>
-      <w:color w:val="272727" w:themeColor="text1" w:themeTint="D8"/>
+      <w:color w:val="262626" w:themeColor="text1" w:themeTint="D9"/>
       <w:kern w:val="2"/>
       <w:sz w:val="24"/>
       <w:szCs w:val="24"/>
+      <w14:textFill>
+        <w14:solidFill>
+          <w14:schemeClr w14:val="tx1">
+            <w14:lumMod w14:val="85000"/>
+            <w14:lumOff w14:val="15000"/>
+          </w14:schemeClr>
+        </w14:solidFill>
+      </w14:textFill>
       <w14:ligatures w14:val="standardContextual"/>
     </w:rPr>
   </w:style>
-  <w:style w:type="paragraph" w:styleId="9">
+  <w:style w:type="paragraph" w:styleId="10">
     <w:name w:val="heading 9"/>
-    <w:basedOn w:val="a"/>
-    <w:next w:val="a"/>
-    <w:link w:val="90"/>
-    <w:uiPriority w:val="9"/>
+    <w:basedOn w:val="1"/>
+    <w:next w:val="1"/>
+    <w:link w:val="28"/>
     <w:semiHidden/>
     <w:unhideWhenUsed/>
     <w:qFormat/>
-    <w:rsid w:val="002635E4"/>
+    <w:uiPriority w:val="9"/>
     <w:pPr>
       <w:keepNext/>
       <w:keepLines/>
@@ -5812,28 +4909,35 @@
       <w:outlineLvl w:val="8"/>
     </w:pPr>
     <w:rPr>
-      <w:rFonts w:asciiTheme="minorHAnsi" w:eastAsiaTheme="majorEastAsia" w:hAnsiTheme="minorHAnsi" w:cstheme="majorBidi"/>
+      <w:rFonts w:asciiTheme="minorHAnsi" w:hAnsiTheme="minorHAnsi" w:eastAsiaTheme="majorEastAsia" w:cstheme="majorBidi"/>
       <w:bCs w:val="0"/>
-      <w:color w:val="272727" w:themeColor="text1" w:themeTint="D8"/>
+      <w:color w:val="262626" w:themeColor="text1" w:themeTint="D9"/>
       <w:kern w:val="2"/>
       <w:sz w:val="24"/>
       <w:szCs w:val="24"/>
+      <w14:textFill>
+        <w14:solidFill>
+          <w14:schemeClr w14:val="tx1">
+            <w14:lumMod w14:val="85000"/>
+            <w14:lumOff w14:val="15000"/>
+          </w14:schemeClr>
+        </w14:solidFill>
+      </w14:textFill>
       <w14:ligatures w14:val="standardContextual"/>
     </w:rPr>
   </w:style>
-  <w:style w:type="character" w:default="1" w:styleId="a0">
+  <w:style w:type="character" w:default="1" w:styleId="11">
     <w:name w:val="Default Paragraph Font"/>
-    <w:uiPriority w:val="1"/>
     <w:semiHidden/>
     <w:unhideWhenUsed/>
+    <w:uiPriority w:val="1"/>
   </w:style>
-  <w:style w:type="table" w:default="1" w:styleId="a1">
+  <w:style w:type="table" w:default="1" w:styleId="12">
     <w:name w:val="Normal Table"/>
-    <w:uiPriority w:val="99"/>
     <w:semiHidden/>
     <w:unhideWhenUsed/>
+    <w:uiPriority w:val="99"/>
     <w:tblPr>
-      <w:tblInd w:w="0" w:type="dxa"/>
       <w:tblCellMar>
         <w:top w:w="0" w:type="dxa"/>
         <w:left w:w="108" w:type="dxa"/>
@@ -5842,138 +4946,104 @@
       </w:tblCellMar>
     </w:tblPr>
   </w:style>
-  <w:style w:type="numbering" w:default="1" w:styleId="a2">
-    <w:name w:val="No List"/>
+  <w:style w:type="paragraph" w:styleId="13">
+    <w:name w:val="footer"/>
+    <w:basedOn w:val="1"/>
+    <w:link w:val="40"/>
+    <w:unhideWhenUsed/>
     <w:uiPriority w:val="99"/>
-    <w:semiHidden/>
+    <w:pPr>
+      <w:tabs>
+        <w:tab w:val="center" w:pos="4677"/>
+        <w:tab w:val="right" w:pos="9355"/>
+      </w:tabs>
+      <w:spacing w:line="240" w:lineRule="auto"/>
+    </w:pPr>
+  </w:style>
+  <w:style w:type="paragraph" w:styleId="14">
+    <w:name w:val="header"/>
+    <w:basedOn w:val="1"/>
+    <w:link w:val="39"/>
     <w:unhideWhenUsed/>
+    <w:uiPriority w:val="99"/>
+    <w:pPr>
+      <w:tabs>
+        <w:tab w:val="center" w:pos="4677"/>
+        <w:tab w:val="right" w:pos="9355"/>
+      </w:tabs>
+      <w:spacing w:line="240" w:lineRule="auto"/>
+    </w:pPr>
   </w:style>
-  <w:style w:type="character" w:customStyle="1" w:styleId="10">
-    <w:name w:val="Заголовок 1 Знак"/>
-    <w:basedOn w:val="a0"/>
-    <w:link w:val="1"/>
-    <w:uiPriority w:val="9"/>
-    <w:rsid w:val="00B176B0"/>
+  <w:style w:type="character" w:styleId="15">
+    <w:name w:val="Hyperlink"/>
+    <w:basedOn w:val="11"/>
+    <w:unhideWhenUsed/>
+    <w:uiPriority w:val="99"/>
     <w:rPr>
-      <w:rFonts w:ascii="Times New Roman" w:eastAsiaTheme="majorEastAsia" w:hAnsi="Times New Roman" w:cstheme="majorBidi"/>
-      <w:sz w:val="28"/>
-      <w:szCs w:val="40"/>
+      <w:color w:val="467886" w:themeColor="hyperlink"/>
+      <w:u w:val="single"/>
+      <w14:textFill>
+        <w14:solidFill>
+          <w14:schemeClr w14:val="hlink"/>
+        </w14:solidFill>
+      </w14:textFill>
     </w:rPr>
   </w:style>
-  <w:style w:type="character" w:customStyle="1" w:styleId="20">
-    <w:name w:val="Заголовок 2 Знак"/>
-    <w:basedOn w:val="a0"/>
-    <w:link w:val="2"/>
-    <w:uiPriority w:val="9"/>
-    <w:semiHidden/>
-    <w:rsid w:val="002635E4"/>
+  <w:style w:type="paragraph" w:styleId="16">
+    <w:name w:val="Subtitle"/>
+    <w:basedOn w:val="1"/>
+    <w:next w:val="1"/>
+    <w:link w:val="30"/>
+    <w:qFormat/>
+    <w:uiPriority w:val="11"/>
+    <w:pPr>
+      <w:spacing w:after="160" w:line="278" w:lineRule="auto"/>
+      <w:ind w:firstLine="709"/>
+      <w:jc w:val="left"/>
+    </w:pPr>
     <w:rPr>
-      <w:rFonts w:asciiTheme="majorHAnsi" w:eastAsiaTheme="majorEastAsia" w:hAnsiTheme="majorHAnsi" w:cstheme="majorBidi"/>
-      <w:color w:val="0F4761" w:themeColor="accent1" w:themeShade="BF"/>
-      <w:sz w:val="32"/>
-      <w:szCs w:val="32"/>
+      <w:rFonts w:asciiTheme="minorHAnsi" w:hAnsiTheme="minorHAnsi" w:eastAsiaTheme="majorEastAsia" w:cstheme="majorBidi"/>
+      <w:bCs w:val="0"/>
+      <w:color w:val="595959" w:themeColor="text1" w:themeTint="A6"/>
+      <w:spacing w:val="15"/>
+      <w:kern w:val="2"/>
+      <w:szCs w:val="28"/>
+      <w14:textFill>
+        <w14:solidFill>
+          <w14:schemeClr w14:val="tx1">
+            <w14:lumMod w14:val="65000"/>
+            <w14:lumOff w14:val="35000"/>
+          </w14:schemeClr>
+        </w14:solidFill>
+      </w14:textFill>
+      <w14:ligatures w14:val="standardContextual"/>
     </w:rPr>
   </w:style>
-  <w:style w:type="character" w:customStyle="1" w:styleId="30">
-    <w:name w:val="Заголовок 3 Знак"/>
-    <w:basedOn w:val="a0"/>
-    <w:link w:val="3"/>
-    <w:uiPriority w:val="9"/>
-    <w:semiHidden/>
-    <w:rsid w:val="002635E4"/>
-    <w:rPr>
-      <w:rFonts w:eastAsiaTheme="majorEastAsia" w:cstheme="majorBidi"/>
-      <w:color w:val="0F4761" w:themeColor="accent1" w:themeShade="BF"/>
-      <w:sz w:val="28"/>
-      <w:szCs w:val="28"/>
-    </w:rPr>
+  <w:style w:type="table" w:styleId="17">
+    <w:name w:val="Table Grid"/>
+    <w:basedOn w:val="12"/>
+    <w:uiPriority w:val="39"/>
+    <w:pPr>
+      <w:spacing w:after="0" w:line="240" w:lineRule="auto"/>
+    </w:pPr>
+    <w:tblPr>
+      <w:tblBorders>
+        <w:top w:val="single" w:color="auto" w:sz="4" w:space="0"/>
+        <w:left w:val="single" w:color="auto" w:sz="4" w:space="0"/>
+        <w:bottom w:val="single" w:color="auto" w:sz="4" w:space="0"/>
+        <w:right w:val="single" w:color="auto" w:sz="4" w:space="0"/>
+        <w:insideH w:val="single" w:color="auto" w:sz="4" w:space="0"/>
+        <w:insideV w:val="single" w:color="auto" w:sz="4" w:space="0"/>
+      </w:tblBorders>
+    </w:tblPr>
   </w:style>
-  <w:style w:type="character" w:customStyle="1" w:styleId="40">
-    <w:name w:val="Заголовок 4 Знак"/>
-    <w:basedOn w:val="a0"/>
-    <w:link w:val="4"/>
-    <w:uiPriority w:val="9"/>
-    <w:semiHidden/>
-    <w:rsid w:val="002635E4"/>
-    <w:rPr>
-      <w:rFonts w:eastAsiaTheme="majorEastAsia" w:cstheme="majorBidi"/>
-      <w:i/>
-      <w:iCs/>
-      <w:color w:val="0F4761" w:themeColor="accent1" w:themeShade="BF"/>
-    </w:rPr>
-  </w:style>
-  <w:style w:type="character" w:customStyle="1" w:styleId="50">
-    <w:name w:val="Заголовок 5 Знак"/>
-    <w:basedOn w:val="a0"/>
-    <w:link w:val="5"/>
-    <w:uiPriority w:val="9"/>
-    <w:semiHidden/>
-    <w:rsid w:val="002635E4"/>
-    <w:rPr>
-      <w:rFonts w:eastAsiaTheme="majorEastAsia" w:cstheme="majorBidi"/>
-      <w:color w:val="0F4761" w:themeColor="accent1" w:themeShade="BF"/>
-    </w:rPr>
-  </w:style>
-  <w:style w:type="character" w:customStyle="1" w:styleId="60">
-    <w:name w:val="Заголовок 6 Знак"/>
-    <w:basedOn w:val="a0"/>
-    <w:link w:val="6"/>
-    <w:uiPriority w:val="9"/>
-    <w:semiHidden/>
-    <w:rsid w:val="002635E4"/>
-    <w:rPr>
-      <w:rFonts w:eastAsiaTheme="majorEastAsia" w:cstheme="majorBidi"/>
-      <w:i/>
-      <w:iCs/>
-      <w:color w:val="595959" w:themeColor="text1" w:themeTint="A6"/>
-    </w:rPr>
-  </w:style>
-  <w:style w:type="character" w:customStyle="1" w:styleId="70">
-    <w:name w:val="Заголовок 7 Знак"/>
-    <w:basedOn w:val="a0"/>
-    <w:link w:val="7"/>
-    <w:uiPriority w:val="9"/>
-    <w:semiHidden/>
-    <w:rsid w:val="002635E4"/>
-    <w:rPr>
-      <w:rFonts w:eastAsiaTheme="majorEastAsia" w:cstheme="majorBidi"/>
-      <w:color w:val="595959" w:themeColor="text1" w:themeTint="A6"/>
-    </w:rPr>
-  </w:style>
-  <w:style w:type="character" w:customStyle="1" w:styleId="80">
-    <w:name w:val="Заголовок 8 Знак"/>
-    <w:basedOn w:val="a0"/>
-    <w:link w:val="8"/>
-    <w:uiPriority w:val="9"/>
-    <w:semiHidden/>
-    <w:rsid w:val="002635E4"/>
-    <w:rPr>
-      <w:rFonts w:eastAsiaTheme="majorEastAsia" w:cstheme="majorBidi"/>
-      <w:i/>
-      <w:iCs/>
-      <w:color w:val="272727" w:themeColor="text1" w:themeTint="D8"/>
-    </w:rPr>
-  </w:style>
-  <w:style w:type="character" w:customStyle="1" w:styleId="90">
-    <w:name w:val="Заголовок 9 Знак"/>
-    <w:basedOn w:val="a0"/>
-    <w:link w:val="9"/>
-    <w:uiPriority w:val="9"/>
-    <w:semiHidden/>
-    <w:rsid w:val="002635E4"/>
-    <w:rPr>
-      <w:rFonts w:eastAsiaTheme="majorEastAsia" w:cstheme="majorBidi"/>
-      <w:color w:val="272727" w:themeColor="text1" w:themeTint="D8"/>
-    </w:rPr>
-  </w:style>
-  <w:style w:type="paragraph" w:styleId="a3">
+  <w:style w:type="paragraph" w:styleId="18">
     <w:name w:val="Title"/>
-    <w:basedOn w:val="a"/>
-    <w:next w:val="a"/>
-    <w:link w:val="a4"/>
+    <w:basedOn w:val="1"/>
+    <w:next w:val="1"/>
+    <w:link w:val="29"/>
+    <w:qFormat/>
     <w:uiPriority w:val="10"/>
-    <w:qFormat/>
-    <w:rsid w:val="002635E4"/>
     <w:pPr>
       <w:spacing w:before="480" w:after="480"/>
       <w:ind w:firstLine="0"/>
@@ -5989,68 +5059,199 @@
       <w14:ligatures w14:val="standardContextual"/>
     </w:rPr>
   </w:style>
-  <w:style w:type="character" w:customStyle="1" w:styleId="a4">
+  <w:style w:type="paragraph" w:styleId="19">
+    <w:name w:val="toc 1"/>
+    <w:basedOn w:val="1"/>
+    <w:next w:val="1"/>
+    <w:autoRedefine/>
+    <w:unhideWhenUsed/>
+    <w:uiPriority w:val="39"/>
+    <w:pPr>
+      <w:ind w:firstLine="0"/>
+    </w:pPr>
+  </w:style>
+  <w:style w:type="character" w:customStyle="1" w:styleId="20">
+    <w:name w:val="Заголовок 1 Знак"/>
+    <w:basedOn w:val="11"/>
+    <w:link w:val="2"/>
+    <w:uiPriority w:val="9"/>
+    <w:rPr>
+      <w:rFonts w:ascii="Times New Roman" w:hAnsi="Times New Roman" w:eastAsiaTheme="majorEastAsia" w:cstheme="majorBidi"/>
+      <w:sz w:val="28"/>
+      <w:szCs w:val="40"/>
+    </w:rPr>
+  </w:style>
+  <w:style w:type="character" w:customStyle="1" w:styleId="21">
+    <w:name w:val="Заголовок 2 Знак"/>
+    <w:basedOn w:val="11"/>
+    <w:link w:val="3"/>
+    <w:semiHidden/>
+    <w:uiPriority w:val="9"/>
+    <w:rPr>
+      <w:rFonts w:asciiTheme="majorHAnsi" w:hAnsiTheme="majorHAnsi" w:eastAsiaTheme="majorEastAsia" w:cstheme="majorBidi"/>
+      <w:color w:val="104862" w:themeColor="accent1" w:themeShade="BF"/>
+      <w:sz w:val="32"/>
+      <w:szCs w:val="32"/>
+    </w:rPr>
+  </w:style>
+  <w:style w:type="character" w:customStyle="1" w:styleId="22">
+    <w:name w:val="Заголовок 3 Знак"/>
+    <w:basedOn w:val="11"/>
+    <w:link w:val="4"/>
+    <w:semiHidden/>
+    <w:uiPriority w:val="9"/>
+    <w:rPr>
+      <w:rFonts w:eastAsiaTheme="majorEastAsia" w:cstheme="majorBidi"/>
+      <w:color w:val="104862" w:themeColor="accent1" w:themeShade="BF"/>
+      <w:sz w:val="28"/>
+      <w:szCs w:val="28"/>
+    </w:rPr>
+  </w:style>
+  <w:style w:type="character" w:customStyle="1" w:styleId="23">
+    <w:name w:val="Заголовок 4 Знак"/>
+    <w:basedOn w:val="11"/>
+    <w:link w:val="5"/>
+    <w:semiHidden/>
+    <w:uiPriority w:val="9"/>
+    <w:rPr>
+      <w:rFonts w:eastAsiaTheme="majorEastAsia" w:cstheme="majorBidi"/>
+      <w:i/>
+      <w:iCs/>
+      <w:color w:val="104862" w:themeColor="accent1" w:themeShade="BF"/>
+    </w:rPr>
+  </w:style>
+  <w:style w:type="character" w:customStyle="1" w:styleId="24">
+    <w:name w:val="Заголовок 5 Знак"/>
+    <w:basedOn w:val="11"/>
+    <w:link w:val="6"/>
+    <w:semiHidden/>
+    <w:uiPriority w:val="9"/>
+    <w:rPr>
+      <w:rFonts w:eastAsiaTheme="majorEastAsia" w:cstheme="majorBidi"/>
+      <w:color w:val="104862" w:themeColor="accent1" w:themeShade="BF"/>
+    </w:rPr>
+  </w:style>
+  <w:style w:type="character" w:customStyle="1" w:styleId="25">
+    <w:name w:val="Заголовок 6 Знак"/>
+    <w:basedOn w:val="11"/>
+    <w:link w:val="7"/>
+    <w:semiHidden/>
+    <w:uiPriority w:val="9"/>
+    <w:rPr>
+      <w:rFonts w:eastAsiaTheme="majorEastAsia" w:cstheme="majorBidi"/>
+      <w:i/>
+      <w:iCs/>
+      <w:color w:val="595959" w:themeColor="text1" w:themeTint="A6"/>
+      <w14:textFill>
+        <w14:solidFill>
+          <w14:schemeClr w14:val="tx1">
+            <w14:lumMod w14:val="65000"/>
+            <w14:lumOff w14:val="35000"/>
+          </w14:schemeClr>
+        </w14:solidFill>
+      </w14:textFill>
+    </w:rPr>
+  </w:style>
+  <w:style w:type="character" w:customStyle="1" w:styleId="26">
+    <w:name w:val="Заголовок 7 Знак"/>
+    <w:basedOn w:val="11"/>
+    <w:link w:val="8"/>
+    <w:semiHidden/>
+    <w:uiPriority w:val="9"/>
+    <w:rPr>
+      <w:rFonts w:eastAsiaTheme="majorEastAsia" w:cstheme="majorBidi"/>
+      <w:color w:val="595959" w:themeColor="text1" w:themeTint="A6"/>
+      <w14:textFill>
+        <w14:solidFill>
+          <w14:schemeClr w14:val="tx1">
+            <w14:lumMod w14:val="65000"/>
+            <w14:lumOff w14:val="35000"/>
+          </w14:schemeClr>
+        </w14:solidFill>
+      </w14:textFill>
+    </w:rPr>
+  </w:style>
+  <w:style w:type="character" w:customStyle="1" w:styleId="27">
+    <w:name w:val="Заголовок 8 Знак"/>
+    <w:basedOn w:val="11"/>
+    <w:link w:val="9"/>
+    <w:semiHidden/>
+    <w:uiPriority w:val="9"/>
+    <w:rPr>
+      <w:rFonts w:eastAsiaTheme="majorEastAsia" w:cstheme="majorBidi"/>
+      <w:i/>
+      <w:iCs/>
+      <w:color w:val="262626" w:themeColor="text1" w:themeTint="D9"/>
+      <w14:textFill>
+        <w14:solidFill>
+          <w14:schemeClr w14:val="tx1">
+            <w14:lumMod w14:val="85000"/>
+            <w14:lumOff w14:val="15000"/>
+          </w14:schemeClr>
+        </w14:solidFill>
+      </w14:textFill>
+    </w:rPr>
+  </w:style>
+  <w:style w:type="character" w:customStyle="1" w:styleId="28">
+    <w:name w:val="Заголовок 9 Знак"/>
+    <w:basedOn w:val="11"/>
+    <w:link w:val="10"/>
+    <w:semiHidden/>
+    <w:uiPriority w:val="9"/>
+    <w:rPr>
+      <w:rFonts w:eastAsiaTheme="majorEastAsia" w:cstheme="majorBidi"/>
+      <w:color w:val="262626" w:themeColor="text1" w:themeTint="D9"/>
+      <w14:textFill>
+        <w14:solidFill>
+          <w14:schemeClr w14:val="tx1">
+            <w14:lumMod w14:val="85000"/>
+            <w14:lumOff w14:val="15000"/>
+          </w14:schemeClr>
+        </w14:solidFill>
+      </w14:textFill>
+    </w:rPr>
+  </w:style>
+  <w:style w:type="character" w:customStyle="1" w:styleId="29">
     <w:name w:val="Заголовок Знак"/>
-    <w:basedOn w:val="a0"/>
-    <w:link w:val="a3"/>
+    <w:basedOn w:val="11"/>
+    <w:link w:val="18"/>
     <w:uiPriority w:val="10"/>
-    <w:rsid w:val="002635E4"/>
     <w:rPr>
-      <w:rFonts w:ascii="Times New Roman" w:eastAsiaTheme="majorEastAsia" w:hAnsi="Times New Roman" w:cstheme="majorBidi"/>
+      <w:rFonts w:ascii="Times New Roman" w:hAnsi="Times New Roman" w:eastAsiaTheme="majorEastAsia" w:cstheme="majorBidi"/>
       <w:spacing w:val="-10"/>
       <w:kern w:val="28"/>
       <w:sz w:val="28"/>
       <w:szCs w:val="56"/>
     </w:rPr>
   </w:style>
-  <w:style w:type="paragraph" w:styleId="a5">
-    <w:name w:val="Subtitle"/>
-    <w:basedOn w:val="a"/>
-    <w:next w:val="a"/>
-    <w:link w:val="a6"/>
+  <w:style w:type="character" w:customStyle="1" w:styleId="30">
+    <w:name w:val="Подзаголовок Знак"/>
+    <w:basedOn w:val="11"/>
+    <w:link w:val="16"/>
     <w:uiPriority w:val="11"/>
-    <w:qFormat/>
-    <w:rsid w:val="002635E4"/>
-    <w:pPr>
-      <w:numPr>
-        <w:ilvl w:val="1"/>
-      </w:numPr>
-      <w:spacing w:after="160" w:line="278" w:lineRule="auto"/>
-      <w:ind w:firstLine="709"/>
-      <w:jc w:val="left"/>
-    </w:pPr>
-    <w:rPr>
-      <w:rFonts w:asciiTheme="minorHAnsi" w:eastAsiaTheme="majorEastAsia" w:hAnsiTheme="minorHAnsi" w:cstheme="majorBidi"/>
-      <w:bCs w:val="0"/>
-      <w:color w:val="595959" w:themeColor="text1" w:themeTint="A6"/>
-      <w:spacing w:val="15"/>
-      <w:kern w:val="2"/>
-      <w:szCs w:val="28"/>
-      <w14:ligatures w14:val="standardContextual"/>
-    </w:rPr>
-  </w:style>
-  <w:style w:type="character" w:customStyle="1" w:styleId="a6">
-    <w:name w:val="Подзаголовок Знак"/>
-    <w:basedOn w:val="a0"/>
-    <w:link w:val="a5"/>
-    <w:uiPriority w:val="11"/>
-    <w:rsid w:val="002635E4"/>
     <w:rPr>
       <w:rFonts w:eastAsiaTheme="majorEastAsia" w:cstheme="majorBidi"/>
       <w:color w:val="595959" w:themeColor="text1" w:themeTint="A6"/>
       <w:spacing w:val="15"/>
       <w:sz w:val="28"/>
       <w:szCs w:val="28"/>
+      <w14:textFill>
+        <w14:solidFill>
+          <w14:schemeClr w14:val="tx1">
+            <w14:lumMod w14:val="65000"/>
+            <w14:lumOff w14:val="35000"/>
+          </w14:schemeClr>
+        </w14:solidFill>
+      </w14:textFill>
     </w:rPr>
   </w:style>
-  <w:style w:type="paragraph" w:styleId="21">
+  <w:style w:type="paragraph" w:styleId="31">
     <w:name w:val="Quote"/>
-    <w:basedOn w:val="a"/>
-    <w:next w:val="a"/>
-    <w:link w:val="22"/>
+    <w:basedOn w:val="1"/>
+    <w:next w:val="1"/>
+    <w:link w:val="32"/>
+    <w:qFormat/>
     <w:uiPriority w:val="29"/>
-    <w:qFormat/>
-    <w:rsid w:val="002635E4"/>
     <w:pPr>
       <w:spacing w:before="160" w:after="160" w:line="278" w:lineRule="auto"/>
       <w:ind w:firstLine="0"/>
@@ -6065,27 +5266,41 @@
       <w:kern w:val="2"/>
       <w:sz w:val="24"/>
       <w:szCs w:val="24"/>
+      <w14:textFill>
+        <w14:solidFill>
+          <w14:schemeClr w14:val="tx1">
+            <w14:lumMod w14:val="75000"/>
+            <w14:lumOff w14:val="25000"/>
+          </w14:schemeClr>
+        </w14:solidFill>
+      </w14:textFill>
       <w14:ligatures w14:val="standardContextual"/>
     </w:rPr>
   </w:style>
-  <w:style w:type="character" w:customStyle="1" w:styleId="22">
+  <w:style w:type="character" w:customStyle="1" w:styleId="32">
     <w:name w:val="Цитата 2 Знак"/>
-    <w:basedOn w:val="a0"/>
-    <w:link w:val="21"/>
+    <w:basedOn w:val="11"/>
+    <w:link w:val="31"/>
     <w:uiPriority w:val="29"/>
-    <w:rsid w:val="002635E4"/>
     <w:rPr>
       <w:i/>
       <w:iCs/>
       <w:color w:val="404040" w:themeColor="text1" w:themeTint="BF"/>
+      <w14:textFill>
+        <w14:solidFill>
+          <w14:schemeClr w14:val="tx1">
+            <w14:lumMod w14:val="75000"/>
+            <w14:lumOff w14:val="25000"/>
+          </w14:schemeClr>
+        </w14:solidFill>
+      </w14:textFill>
     </w:rPr>
   </w:style>
-  <w:style w:type="paragraph" w:styleId="a7">
+  <w:style w:type="paragraph" w:styleId="33">
     <w:name w:val="List Paragraph"/>
-    <w:basedOn w:val="a"/>
+    <w:basedOn w:val="1"/>
+    <w:qFormat/>
     <w:uiPriority w:val="34"/>
-    <w:qFormat/>
-    <w:rsid w:val="002635E4"/>
     <w:pPr>
       <w:spacing w:after="160" w:line="278" w:lineRule="auto"/>
       <w:ind w:left="720" w:firstLine="0"/>
@@ -6101,30 +5316,28 @@
       <w14:ligatures w14:val="standardContextual"/>
     </w:rPr>
   </w:style>
-  <w:style w:type="character" w:styleId="a8">
+  <w:style w:type="character" w:customStyle="1" w:styleId="34">
     <w:name w:val="Intense Emphasis"/>
-    <w:basedOn w:val="a0"/>
+    <w:basedOn w:val="11"/>
+    <w:qFormat/>
     <w:uiPriority w:val="21"/>
-    <w:qFormat/>
-    <w:rsid w:val="002635E4"/>
     <w:rPr>
       <w:i/>
       <w:iCs/>
-      <w:color w:val="0F4761" w:themeColor="accent1" w:themeShade="BF"/>
+      <w:color w:val="104862" w:themeColor="accent1" w:themeShade="BF"/>
     </w:rPr>
   </w:style>
-  <w:style w:type="paragraph" w:styleId="a9">
+  <w:style w:type="paragraph" w:styleId="35">
     <w:name w:val="Intense Quote"/>
-    <w:basedOn w:val="a"/>
-    <w:next w:val="a"/>
-    <w:link w:val="aa"/>
+    <w:basedOn w:val="1"/>
+    <w:next w:val="1"/>
+    <w:link w:val="36"/>
+    <w:qFormat/>
     <w:uiPriority w:val="30"/>
-    <w:qFormat/>
-    <w:rsid w:val="002635E4"/>
     <w:pPr>
       <w:pBdr>
-        <w:top w:val="single" w:sz="4" w:space="10" w:color="0F4761" w:themeColor="accent1" w:themeShade="BF"/>
-        <w:bottom w:val="single" w:sz="4" w:space="10" w:color="0F4761" w:themeColor="accent1" w:themeShade="BF"/>
+        <w:top w:val="single" w:color="0F4761" w:themeColor="accent1" w:themeShade="BF" w:sz="4" w:space="10"/>
+        <w:bottom w:val="single" w:color="0F4761" w:themeColor="accent1" w:themeShade="BF" w:sz="4" w:space="10"/>
       </w:pBdr>
       <w:spacing w:before="360" w:after="360" w:line="278" w:lineRule="auto"/>
       <w:ind w:left="864" w:right="864" w:firstLine="0"/>
@@ -6135,47 +5348,44 @@
       <w:bCs w:val="0"/>
       <w:i/>
       <w:iCs/>
-      <w:color w:val="0F4761" w:themeColor="accent1" w:themeShade="BF"/>
+      <w:color w:val="104862" w:themeColor="accent1" w:themeShade="BF"/>
       <w:kern w:val="2"/>
       <w:sz w:val="24"/>
       <w:szCs w:val="24"/>
       <w14:ligatures w14:val="standardContextual"/>
     </w:rPr>
   </w:style>
-  <w:style w:type="character" w:customStyle="1" w:styleId="aa">
+  <w:style w:type="character" w:customStyle="1" w:styleId="36">
     <w:name w:val="Выделенная цитата Знак"/>
-    <w:basedOn w:val="a0"/>
-    <w:link w:val="a9"/>
+    <w:basedOn w:val="11"/>
+    <w:link w:val="35"/>
     <w:uiPriority w:val="30"/>
-    <w:rsid w:val="002635E4"/>
     <w:rPr>
       <w:i/>
       <w:iCs/>
-      <w:color w:val="0F4761" w:themeColor="accent1" w:themeShade="BF"/>
+      <w:color w:val="104862" w:themeColor="accent1" w:themeShade="BF"/>
     </w:rPr>
   </w:style>
-  <w:style w:type="character" w:styleId="ab">
+  <w:style w:type="character" w:customStyle="1" w:styleId="37">
     <w:name w:val="Intense Reference"/>
-    <w:basedOn w:val="a0"/>
+    <w:basedOn w:val="11"/>
+    <w:qFormat/>
     <w:uiPriority w:val="32"/>
-    <w:qFormat/>
-    <w:rsid w:val="002635E4"/>
     <w:rPr>
       <w:b/>
       <w:bCs/>
       <w:smallCaps/>
-      <w:color w:val="0F4761" w:themeColor="accent1" w:themeShade="BF"/>
+      <w:color w:val="104862" w:themeColor="accent1" w:themeShade="BF"/>
       <w:spacing w:val="5"/>
     </w:rPr>
   </w:style>
-  <w:style w:type="paragraph" w:styleId="ac">
+  <w:style w:type="paragraph" w:customStyle="1" w:styleId="38">
     <w:name w:val="TOC Heading"/>
-    <w:basedOn w:val="1"/>
-    <w:next w:val="a"/>
-    <w:uiPriority w:val="39"/>
+    <w:basedOn w:val="2"/>
+    <w:next w:val="1"/>
     <w:unhideWhenUsed/>
     <w:qFormat/>
-    <w:rsid w:val="002635E4"/>
+    <w:uiPriority w:val="39"/>
     <w:pPr>
       <w:spacing w:before="240" w:line="259" w:lineRule="auto"/>
       <w:ind w:firstLine="0"/>
@@ -6183,7 +5393,7 @@
     </w:pPr>
     <w:rPr>
       <w:rFonts w:asciiTheme="majorHAnsi" w:hAnsiTheme="majorHAnsi"/>
-      <w:color w:val="0F4761" w:themeColor="accent1" w:themeShade="BF"/>
+      <w:color w:val="104862" w:themeColor="accent1" w:themeShade="BF"/>
       <w:kern w:val="0"/>
       <w:sz w:val="32"/>
       <w:szCs w:val="32"/>
@@ -6191,69 +5401,11 @@
       <w14:ligatures w14:val="none"/>
     </w:rPr>
   </w:style>
-  <w:style w:type="paragraph" w:styleId="11">
-    <w:name w:val="toc 1"/>
-    <w:basedOn w:val="a"/>
-    <w:next w:val="a"/>
-    <w:autoRedefine/>
-    <w:uiPriority w:val="39"/>
-    <w:unhideWhenUsed/>
-    <w:rsid w:val="002635E4"/>
-    <w:pPr>
-      <w:ind w:firstLine="0"/>
-    </w:pPr>
-  </w:style>
-  <w:style w:type="character" w:styleId="ad">
-    <w:name w:val="Hyperlink"/>
-    <w:basedOn w:val="a0"/>
+  <w:style w:type="character" w:customStyle="1" w:styleId="39">
+    <w:name w:val="Верхний колонтитул Знак"/>
+    <w:basedOn w:val="11"/>
+    <w:link w:val="14"/>
     <w:uiPriority w:val="99"/>
-    <w:unhideWhenUsed/>
-    <w:rsid w:val="002635E4"/>
-    <w:rPr>
-      <w:color w:val="467886" w:themeColor="hyperlink"/>
-      <w:u w:val="single"/>
-    </w:rPr>
-  </w:style>
-  <w:style w:type="table" w:styleId="ae">
-    <w:name w:val="Table Grid"/>
-    <w:basedOn w:val="a1"/>
-    <w:uiPriority w:val="39"/>
-    <w:rsid w:val="00452FE9"/>
-    <w:pPr>
-      <w:spacing w:after="0" w:line="240" w:lineRule="auto"/>
-    </w:pPr>
-    <w:tblPr>
-      <w:tblBorders>
-        <w:top w:val="single" w:sz="4" w:space="0" w:color="auto"/>
-        <w:left w:val="single" w:sz="4" w:space="0" w:color="auto"/>
-        <w:bottom w:val="single" w:sz="4" w:space="0" w:color="auto"/>
-        <w:right w:val="single" w:sz="4" w:space="0" w:color="auto"/>
-        <w:insideH w:val="single" w:sz="4" w:space="0" w:color="auto"/>
-        <w:insideV w:val="single" w:sz="4" w:space="0" w:color="auto"/>
-      </w:tblBorders>
-    </w:tblPr>
-  </w:style>
-  <w:style w:type="paragraph" w:styleId="af">
-    <w:name w:val="header"/>
-    <w:basedOn w:val="a"/>
-    <w:link w:val="af0"/>
-    <w:uiPriority w:val="99"/>
-    <w:unhideWhenUsed/>
-    <w:rsid w:val="004A2771"/>
-    <w:pPr>
-      <w:tabs>
-        <w:tab w:val="center" w:pos="4677"/>
-        <w:tab w:val="right" w:pos="9355"/>
-      </w:tabs>
-      <w:spacing w:line="240" w:lineRule="auto"/>
-    </w:pPr>
-  </w:style>
-  <w:style w:type="character" w:customStyle="1" w:styleId="af0">
-    <w:name w:val="Верхний колонтитул Знак"/>
-    <w:basedOn w:val="a0"/>
-    <w:link w:val="af"/>
-    <w:uiPriority w:val="99"/>
-    <w:rsid w:val="004A2771"/>
     <w:rPr>
       <w:rFonts w:ascii="Times New Roman" w:hAnsi="Times New Roman"/>
       <w:bCs/>
@@ -6263,27 +5415,11 @@
       <w14:ligatures w14:val="none"/>
     </w:rPr>
   </w:style>
-  <w:style w:type="paragraph" w:styleId="af1">
-    <w:name w:val="footer"/>
-    <w:basedOn w:val="a"/>
-    <w:link w:val="af2"/>
+  <w:style w:type="character" w:customStyle="1" w:styleId="40">
+    <w:name w:val="Нижний колонтитул Знак"/>
+    <w:basedOn w:val="11"/>
+    <w:link w:val="13"/>
     <w:uiPriority w:val="99"/>
-    <w:unhideWhenUsed/>
-    <w:rsid w:val="004A2771"/>
-    <w:pPr>
-      <w:tabs>
-        <w:tab w:val="center" w:pos="4677"/>
-        <w:tab w:val="right" w:pos="9355"/>
-      </w:tabs>
-      <w:spacing w:line="240" w:lineRule="auto"/>
-    </w:pPr>
-  </w:style>
-  <w:style w:type="character" w:customStyle="1" w:styleId="af2">
-    <w:name w:val="Нижний колонтитул Знак"/>
-    <w:basedOn w:val="a0"/>
-    <w:link w:val="af1"/>
-    <w:uiPriority w:val="99"/>
-    <w:rsid w:val="004A2771"/>
     <w:rPr>
       <w:rFonts w:ascii="Times New Roman" w:hAnsi="Times New Roman"/>
       <w:bCs/>
@@ -6339,7 +5475,7 @@
     </a:clrScheme>
     <a:fontScheme name="Стандартная">
       <a:majorFont>
-        <a:latin typeface="Aptos Display" panose="02110004020202020204"/>
+        <a:latin typeface="Aptos Display"/>
         <a:ea typeface=""/>
         <a:cs typeface=""/>
         <a:font script="Jpan" typeface="游ゴシック Light"/>
@@ -6372,26 +5508,9 @@
         <a:font script="Viet" typeface="Times New Roman"/>
         <a:font script="Uigh" typeface="Microsoft Uighur"/>
         <a:font script="Geor" typeface="Sylfaen"/>
-        <a:font script="Armn" typeface="Arial"/>
-        <a:font script="Bugi" typeface="Leelawadee UI"/>
-        <a:font script="Bopo" typeface="Microsoft JhengHei"/>
-        <a:font script="Java" typeface="Javanese Text"/>
-        <a:font script="Lisu" typeface="Segoe UI"/>
-        <a:font script="Mymr" typeface="Myanmar Text"/>
-        <a:font script="Nkoo" typeface="Ebrima"/>
-        <a:font script="Olck" typeface="Nirmala UI"/>
-        <a:font script="Osma" typeface="Ebrima"/>
-        <a:font script="Phag" typeface="Phagspa"/>
-        <a:font script="Syrn" typeface="Estrangelo Edessa"/>
-        <a:font script="Syrj" typeface="Estrangelo Edessa"/>
-        <a:font script="Syre" typeface="Estrangelo Edessa"/>
-        <a:font script="Sora" typeface="Nirmala UI"/>
-        <a:font script="Tale" typeface="Microsoft Tai Le"/>
-        <a:font script="Talu" typeface="Microsoft New Tai Lue"/>
-        <a:font script="Tfng" typeface="Ebrima"/>
       </a:majorFont>
       <a:minorFont>
-        <a:latin typeface="Aptos" panose="02110004020202020204"/>
+        <a:latin typeface="Aptos"/>
         <a:ea typeface=""/>
         <a:cs typeface=""/>
         <a:font script="Jpan" typeface="游明朝"/>
@@ -6424,23 +5543,6 @@
         <a:font script="Viet" typeface="Arial"/>
         <a:font script="Uigh" typeface="Microsoft Uighur"/>
         <a:font script="Geor" typeface="Sylfaen"/>
-        <a:font script="Armn" typeface="Arial"/>
-        <a:font script="Bugi" typeface="Leelawadee UI"/>
-        <a:font script="Bopo" typeface="Microsoft JhengHei"/>
-        <a:font script="Java" typeface="Javanese Text"/>
-        <a:font script="Lisu" typeface="Segoe UI"/>
-        <a:font script="Mymr" typeface="Myanmar Text"/>
-        <a:font script="Nkoo" typeface="Ebrima"/>
-        <a:font script="Olck" typeface="Nirmala UI"/>
-        <a:font script="Osma" typeface="Ebrima"/>
-        <a:font script="Phag" typeface="Phagspa"/>
-        <a:font script="Syrn" typeface="Estrangelo Edessa"/>
-        <a:font script="Syrj" typeface="Estrangelo Edessa"/>
-        <a:font script="Syre" typeface="Estrangelo Edessa"/>
-        <a:font script="Sora" typeface="Nirmala UI"/>
-        <a:font script="Tale" typeface="Microsoft Tai Le"/>
-        <a:font script="Talu" typeface="Microsoft New Tai Lue"/>
-        <a:font script="Tfng" typeface="Ebrima"/>
       </a:minorFont>
     </a:fontScheme>
     <a:fmtScheme name="Стандартная">
@@ -6582,23 +5684,15 @@
     </a:fmtScheme>
   </a:themeElements>
   <a:objectDefaults/>
-  <a:extraClrSchemeLst/>
-  <a:extLst>
-    <a:ext uri="{05A4C25C-085E-4340-85A3-A5531E510DB2}">
-      <thm15:themeFamily xmlns:thm15="http://schemas.microsoft.com/office/thememl/2012/main" name="Office Theme" id="{2E142A2C-CD16-42D6-873A-C26D2A0506FA}" vid="{1BDDFF52-6CD6-40A5-AB3C-68EB2F1E4D0A}"/>
-    </a:ext>
-  </a:extLst>
 </a:theme>
 </file>
 
 <file path=customXml/item1.xml><?xml version="1.0" encoding="utf-8"?>
-<b:Sources xmlns:b="http://schemas.openxmlformats.org/officeDocument/2006/bibliography" xmlns="http://schemas.openxmlformats.org/officeDocument/2006/bibliography" SelectedStyle="\APASixthEditionOfficeOnline.xsl" StyleName="APA" Version="6"/>
+<b:Sources xmlns:b="http://schemas.openxmlformats.org/officeDocument/2006/bibliography" xmlns="http://schemas.openxmlformats.org/officeDocument/2006/bibliography" Version="6" StyleName="APA" SelectedStyle="\APASixthEditionOfficeOnline.xsl"/>
 </file>
 
 <file path=customXml/itemProps1.xml><?xml version="1.0" encoding="utf-8"?>
 <ds:datastoreItem xmlns:ds="http://schemas.openxmlformats.org/officeDocument/2006/customXml" ds:itemID="{2E13D3E4-22D6-4FDC-90D5-BCC508B5044E}">
-  <ds:schemaRefs>
-    <ds:schemaRef ds:uri="http://schemas.openxmlformats.org/officeDocument/2006/bibliography"/>
-  </ds:schemaRefs>
+  <ds:schemaRefs/>
 </ds:datastoreItem>
 </file>